--- a/CAPSTONE/bus311-capstone-revenue-engine-guide.docx
+++ b/CAPSTONE/bus311-capstone-revenue-engine-guide.docx
@@ -4,1372 +4,126 @@
   <w:body>
     <w:p>
       <w:pPr>
-        <w:spacing w:before="0" w:after="60" w:line="264" w:lineRule="auto"/>
+        <w:spacing w:after="40"/>
       </w:pPr>
       <w:r>
         <w:rPr>
-          <w:rFonts w:ascii="Calibri" w:hAnsi="Calibri"/>
+          <w:rFonts w:ascii="Aptos" w:hAnsi="Aptos"/>
           <w:b/>
-          <w:color w:val="C66A3D"/>
-          <w:sz w:val="22"/>
+          <w:i w:val="0"/>
+          <w:color w:val="9C4A2B"/>
+          <w:sz w:val="19"/>
         </w:rPr>
-        <w:t>BUS311 CAPSTONE MILESTONE 2</w:t>
+        <w:t>BUS311 CAPSTONE STAGE 2</w:t>
       </w:r>
     </w:p>
     <w:p>
       <w:pPr>
-        <w:spacing w:before="0" w:after="160" w:line="264" w:lineRule="auto"/>
+        <w:keepNext/>
+        <w:spacing w:after="100"/>
       </w:pPr>
       <w:r>
         <w:rPr>
-          <w:rFonts w:ascii="Calibri" w:hAnsi="Calibri"/>
+          <w:rFonts w:ascii="Aptos Display" w:hAnsi="Aptos Display"/>
           <w:b/>
-          <w:color w:val="0A2540"/>
-          <w:sz w:val="46"/>
+          <w:i w:val="0"/>
+          <w:color w:val="152536"/>
+          <w:sz w:val="48"/>
         </w:rPr>
         <w:t>Revenue Engine and Initial Hypothesis Student Guide</w:t>
       </w:r>
     </w:p>
     <w:p>
       <w:pPr>
-        <w:spacing w:before="0" w:after="280" w:line="264" w:lineRule="auto"/>
+        <w:spacing w:after="200"/>
       </w:pPr>
       <w:r>
         <w:rPr>
-          <w:rFonts w:ascii="Calibri" w:hAnsi="Calibri"/>
-          <w:color w:val="5E6B75"/>
-          <w:sz w:val="20"/>
+          <w:rFonts w:ascii="Aptos" w:hAnsi="Aptos"/>
+          <w:b w:val="0"/>
+          <w:i w:val="0"/>
+          <w:color w:val="5B6472"/>
+          <w:sz w:val="18"/>
         </w:rPr>
-        <w:t>Individual company capstone | Instructor-review draft | Student-facing | Fall 2026</w:t>
+        <w:t>8 points  |  Due September 30 at 12:30 p.m. ET  |  Approved student release  |  Source v1.5.0</w:t>
       </w:r>
     </w:p>
     <w:p>
       <w:pPr>
         <w:pBdr>
-          <w:bottom w:val="single" w:sz="16" w:space="1" w:color="175FA9"/>
+          <w:bottom w:val="single" w:sz="14" w:space="1" w:color="C18A42"/>
         </w:pBdr>
-        <w:spacing w:after="200"/>
+        <w:spacing w:after="160"/>
+      </w:pPr>
+    </w:p>
+    <w:tbl>
+      <w:tblPr>
+        <w:tblStyle w:val="TableGrid"/>
+        <w:tblW w:type="dxa" w:w="9360"/>
+        <w:jc w:val="left"/>
+        <w:tblLayout w:type="fixed"/>
+        <w:tblLook w:firstColumn="1" w:firstRow="1" w:lastColumn="0" w:lastRow="0" w:noHBand="0" w:noVBand="1" w:val="04A0"/>
+        <w:tblInd w:w="120" w:type="dxa"/>
+      </w:tblPr>
+      <w:tblGrid>
+        <w:gridCol w:w="9360"/>
+      </w:tblGrid>
+      <w:tr>
+        <w:trPr>
+          <w:cantSplit/>
+        </w:trPr>
+        <w:tc>
+          <w:tcPr>
+            <w:tcW w:type="dxa" w:w="9360"/>
+            <w:shd w:fill="FFF4DF"/>
+            <w:tcMar>
+              <w:top w:w="100" w:type="dxa"/>
+              <w:start w:w="120" w:type="dxa"/>
+              <w:bottom w:w="100" w:type="dxa"/>
+              <w:end w:w="120" w:type="dxa"/>
+            </w:tcMar>
+            <w:vAlign w:val="center"/>
+          </w:tcPr>
+          <w:p>
+            <w:pPr>
+              <w:spacing w:after="40"/>
+            </w:pPr>
+            <w:r>
+              <w:rPr>
+                <w:rFonts w:ascii="Aptos" w:hAnsi="Aptos"/>
+                <w:b/>
+                <w:i w:val="0"/>
+                <w:color w:val="9C4A2B"/>
+                <w:sz w:val="19"/>
+              </w:rPr>
+              <w:t xml:space="preserve">WHY STAGE 2 MATTERS  </w:t>
+            </w:r>
+            <w:r>
+              <w:rPr>
+                <w:rFonts w:ascii="Aptos" w:hAnsi="Aptos"/>
+                <w:b w:val="0"/>
+                <w:i w:val="0"/>
+                <w:color w:val="152536"/>
+                <w:sz w:val="21"/>
+              </w:rPr>
+              <w:t>Before building a valuation, show how the company earns revenue, what changed over three to five comparable fiscal years, which operating drivers matter, and what evidence could support or disprove one revenue hypothesis.</w:t>
+            </w:r>
+          </w:p>
+        </w:tc>
+      </w:tr>
+    </w:tbl>
+    <w:p>
+      <w:pPr>
+        <w:spacing w:after="20"/>
       </w:pPr>
     </w:p>
     <w:p>
       <w:pPr>
-        <w:spacing w:before="0" w:after="120" w:line="264" w:lineRule="auto"/>
+        <w:pStyle w:val="Heading1"/>
+        <w:keepNext/>
       </w:pPr>
       <w:r>
-        <w:rPr>
-          <w:rFonts w:ascii="Calibri" w:hAnsi="Calibri"/>
-          <w:b/>
-          <w:color w:val="000000"/>
-          <w:sz w:val="22"/>
-        </w:rPr>
-        <w:t>Document status:</w:t>
-      </w:r>
-      <w:r>
-        <w:rPr>
-          <w:rFonts w:ascii="Calibri" w:hAnsi="Calibri"/>
-          <w:color w:val="000000"/>
-          <w:sz w:val="22"/>
-        </w:rPr>
-        <w:t xml:space="preserve"> Instructor-review draft | </w:t>
-      </w:r>
-      <w:r>
-        <w:rPr>
-          <w:rFonts w:ascii="Calibri" w:hAnsi="Calibri"/>
-          <w:b/>
-          <w:color w:val="000000"/>
-          <w:sz w:val="22"/>
-        </w:rPr>
-        <w:t>Student-facing</w:t>
-      </w:r>
-      <w:r>
-        <w:rPr>
-          <w:rFonts w:ascii="Calibri" w:hAnsi="Calibri"/>
-          <w:color w:val="000000"/>
-          <w:sz w:val="22"/>
-        </w:rPr>
-        <w:t xml:space="preserve"> | </w:t>
-      </w:r>
-      <w:r>
-        <w:rPr>
-          <w:rFonts w:ascii="Calibri" w:hAnsi="Calibri"/>
-          <w:b/>
-          <w:color w:val="000000"/>
-          <w:sz w:val="22"/>
-        </w:rPr>
-        <w:t>Updated:</w:t>
-      </w:r>
-      <w:r>
-        <w:rPr>
-          <w:rFonts w:ascii="Calibri" w:hAnsi="Calibri"/>
-          <w:color w:val="000000"/>
-          <w:sz w:val="22"/>
-        </w:rPr>
-        <w:t xml:space="preserve"> July 29, 2026</w:t>
-      </w:r>
-    </w:p>
-    <w:p>
-      <w:pPr>
-        <w:spacing w:before="0" w:after="120" w:line="264" w:lineRule="auto"/>
-      </w:pPr>
-      <w:r>
-        <w:rPr>
-          <w:rFonts w:ascii="Calibri" w:hAnsi="Calibri"/>
-          <w:color w:val="000000"/>
-          <w:sz w:val="22"/>
-        </w:rPr>
-        <w:t>Milestone 2 makes revenue generation the operating foundation of your individual company capstone. Before you build a valuation, you must show how the company earns sales, what changed over three to five fiscal years, which operating drivers matter, and what evidence could support or disprove one revenue hypothesis.</w:t>
-      </w:r>
-    </w:p>
-    <w:p>
-      <w:pPr>
-        <w:spacing w:before="80" w:after="160" w:line="264" w:lineRule="auto"/>
-        <w:ind w:left="360" w:right="216"/>
-        <w:shd w:fill="F7E9E2"/>
-      </w:pPr>
-      <w:r>
-        <w:rPr>
-          <w:rFonts w:ascii="Calibri" w:hAnsi="Calibri"/>
-          <w:i/>
-          <w:color w:val="0A2540"/>
-          <w:sz w:val="22"/>
-        </w:rPr>
-        <w:t>The CFO and Board need an operating explanation before they need a valuation. Market valuation may show expectations or consequences, but it cannot replace the revenue engine, historical evidence, or a testable hypothesis.</w:t>
-      </w:r>
-    </w:p>
-    <w:p>
-      <w:pPr>
-        <w:pStyle w:val="Heading2"/>
-      </w:pPr>
-      <w:r>
-        <w:rPr>
-          <w:rFonts w:ascii="Calibri" w:hAnsi="Calibri"/>
-          <w:color w:val="175FA9"/>
-          <w:sz w:val="26"/>
-        </w:rPr>
         <w:t>What you submit</w:t>
-      </w:r>
-    </w:p>
-    <w:p>
-      <w:pPr>
-        <w:spacing w:before="0" w:after="120" w:line="264" w:lineRule="auto"/>
-      </w:pPr>
-      <w:r>
-        <w:rPr>
-          <w:rFonts w:ascii="Calibri" w:hAnsi="Calibri"/>
-          <w:color w:val="000000"/>
-          <w:sz w:val="22"/>
-        </w:rPr>
-        <w:t>Submit two files unless the instructor or Canvas states otherwise:</w:t>
-      </w:r>
-    </w:p>
-    <w:p>
-      <w:pPr>
-        <w:spacing w:before="0" w:after="160" w:line="280" w:lineRule="auto"/>
-        <w:numPr>
-          <w:ilvl w:val="0"/>
-          <w:numId w:val="10"/>
-        </w:numPr>
-      </w:pPr>
-      <w:r>
-        <w:rPr>
-          <w:rFonts w:ascii="Calibri" w:hAnsi="Calibri"/>
-          <w:color w:val="000000"/>
-          <w:sz w:val="22"/>
-        </w:rPr>
-        <w:t xml:space="preserve">The completed </w:t>
-      </w:r>
-      <w:r>
-        <w:rPr>
-          <w:rFonts w:ascii="Calibri" w:hAnsi="Calibri"/>
-          <w:b/>
-          <w:color w:val="000000"/>
-          <w:sz w:val="22"/>
-        </w:rPr>
-        <w:t>BUS311 Capstone Milestone 2 Revenue Analysis Workbook</w:t>
-      </w:r>
-      <w:r>
-        <w:rPr>
-          <w:rFonts w:ascii="Calibri" w:hAnsi="Calibri"/>
-          <w:color w:val="000000"/>
-          <w:sz w:val="22"/>
-        </w:rPr>
-        <w:t>.</w:t>
-      </w:r>
-    </w:p>
-    <w:p>
-      <w:pPr>
-        <w:spacing w:before="0" w:after="160" w:line="280" w:lineRule="auto"/>
-        <w:numPr>
-          <w:ilvl w:val="0"/>
-          <w:numId w:val="10"/>
-        </w:numPr>
-      </w:pPr>
-      <w:r>
-        <w:rPr>
-          <w:rFonts w:ascii="Calibri" w:hAnsi="Calibri"/>
-          <w:color w:val="000000"/>
-          <w:sz w:val="22"/>
-        </w:rPr>
-        <w:t xml:space="preserve">A PDF or DOCX export of the workbook's </w:t>
-      </w:r>
-      <w:r>
-        <w:rPr>
-          <w:rFonts w:ascii="Calibri" w:hAnsi="Calibri"/>
-          <w:b/>
-          <w:color w:val="000000"/>
-          <w:sz w:val="22"/>
-        </w:rPr>
-        <w:t>Hypothesis &amp; Scenarios</w:t>
-      </w:r>
-      <w:r>
-        <w:rPr>
-          <w:rFonts w:ascii="Calibri" w:hAnsi="Calibri"/>
-          <w:color w:val="000000"/>
-          <w:sz w:val="22"/>
-        </w:rPr>
-        <w:t xml:space="preserve"> sheet if the instructor requests a separate readable view.</w:t>
-      </w:r>
-    </w:p>
-    <w:p>
-      <w:pPr>
-        <w:spacing w:before="0" w:after="120" w:line="264" w:lineRule="auto"/>
-      </w:pPr>
-      <w:r>
-        <w:rPr>
-          <w:rFonts w:ascii="Calibri" w:hAnsi="Calibri"/>
-          <w:color w:val="000000"/>
-          <w:sz w:val="22"/>
-        </w:rPr>
-        <w:t>The workbook is the primary milestone artifact. Do not submit raw FactSet exports or screenshots as separate public files. Keep any licensed FactSet evidence within permitted course use and label it inside your analysis.</w:t>
-      </w:r>
-    </w:p>
-    <w:p>
-      <w:pPr>
-        <w:pStyle w:val="Heading2"/>
-      </w:pPr>
-      <w:r>
-        <w:rPr>
-          <w:rFonts w:ascii="Calibri" w:hAnsi="Calibri"/>
-          <w:color w:val="175FA9"/>
-          <w:sz w:val="26"/>
-        </w:rPr>
-        <w:t>Scope that is manageable for one student</w:t>
-      </w:r>
-    </w:p>
-    <w:p>
-      <w:pPr>
-        <w:spacing w:before="0" w:after="120" w:line="264" w:lineRule="auto"/>
-      </w:pPr>
-      <w:r>
-        <w:rPr>
-          <w:rFonts w:ascii="Calibri" w:hAnsi="Calibri"/>
-          <w:color w:val="000000"/>
-          <w:sz w:val="22"/>
-        </w:rPr>
-        <w:t>Use these default limits unless your instructor approves another scope:</w:t>
-      </w:r>
-    </w:p>
-    <w:p>
-      <w:pPr>
-        <w:pStyle w:val="ListBullet"/>
-      </w:pPr>
-      <w:r>
-        <w:rPr>
-          <w:rFonts w:ascii="Calibri" w:hAnsi="Calibri"/>
-          <w:color w:val="000000"/>
-          <w:sz w:val="22"/>
-        </w:rPr>
-        <w:t>Three to five completed fiscal years; use five when comparable history is available.</w:t>
-      </w:r>
-    </w:p>
-    <w:p>
-      <w:pPr>
-        <w:pStyle w:val="ListBullet"/>
-      </w:pPr>
-      <w:r>
-        <w:rPr>
-          <w:rFonts w:ascii="Calibri" w:hAnsi="Calibri"/>
-          <w:color w:val="000000"/>
-          <w:sz w:val="22"/>
-        </w:rPr>
-        <w:t>Total revenue plus no more than five material reported segments or business lines.</w:t>
-      </w:r>
-    </w:p>
-    <w:p>
-      <w:pPr>
-        <w:pStyle w:val="ListBullet"/>
-      </w:pPr>
-      <w:r>
-        <w:rPr>
-          <w:rFonts w:ascii="Calibri" w:hAnsi="Calibri"/>
-          <w:color w:val="000000"/>
-          <w:sz w:val="22"/>
-        </w:rPr>
-        <w:t>Three defensible peers when three comparable companies are available. If fewer than three are defensible, explain why.</w:t>
-      </w:r>
-    </w:p>
-    <w:p>
-      <w:pPr>
-        <w:pStyle w:val="ListBullet"/>
-      </w:pPr>
-      <w:r>
-        <w:rPr>
-          <w:rFonts w:ascii="Calibri" w:hAnsi="Calibri"/>
-          <w:color w:val="000000"/>
-          <w:sz w:val="22"/>
-        </w:rPr>
-        <w:t>Three to six material revenue drivers. Analyze the drivers the company actually discloses or credible evidence supports.</w:t>
-      </w:r>
-    </w:p>
-    <w:p>
-      <w:pPr>
-        <w:pStyle w:val="ListBullet"/>
-      </w:pPr>
-      <w:r>
-        <w:rPr>
-          <w:rFonts w:ascii="Calibri" w:hAnsi="Calibri"/>
-          <w:color w:val="000000"/>
-          <w:sz w:val="22"/>
-        </w:rPr>
-        <w:t>Four to six leading indicators and three to five principal revenue risks.</w:t>
-      </w:r>
-    </w:p>
-    <w:p>
-      <w:pPr>
-        <w:pStyle w:val="ListBullet"/>
-      </w:pPr>
-      <w:r>
-        <w:rPr>
-          <w:rFonts w:ascii="Calibri" w:hAnsi="Calibri"/>
-          <w:color w:val="000000"/>
-          <w:sz w:val="22"/>
-        </w:rPr>
-        <w:t>One specific revenue hypothesis and three directional forecast cases. Do not build the full valuation in this milestone.</w:t>
-      </w:r>
-    </w:p>
-    <w:p>
-      <w:pPr>
-        <w:pStyle w:val="ListBullet"/>
-      </w:pPr>
-      <w:r>
-        <w:rPr>
-          <w:rFonts w:ascii="Calibri" w:hAnsi="Calibri"/>
-          <w:color w:val="000000"/>
-          <w:sz w:val="22"/>
-        </w:rPr>
-        <w:t>One maintained evidence register. Add evidence as you work instead of creating a second source list.</w:t>
-      </w:r>
-    </w:p>
-    <w:p>
-      <w:pPr>
-        <w:spacing w:before="0" w:after="120" w:line="264" w:lineRule="auto"/>
-      </w:pPr>
-      <w:r>
-        <w:rPr>
-          <w:rFonts w:ascii="Calibri" w:hAnsi="Calibri"/>
-          <w:color w:val="000000"/>
-          <w:sz w:val="22"/>
-        </w:rPr>
-        <w:t>Plan for approximately six to eight focused hours across two weeks, including the scheduled class workdays. Stop expanding the company description when the evidence is sufficient to test the revenue hypothesis and inform the approved CFO decision.</w:t>
-      </w:r>
-    </w:p>
-    <w:p>
-      <w:pPr>
-        <w:pStyle w:val="Heading2"/>
-      </w:pPr>
-      <w:r>
-        <w:rPr>
-          <w:rFonts w:ascii="Calibri" w:hAnsi="Calibri"/>
-          <w:color w:val="175FA9"/>
-          <w:sz w:val="26"/>
-        </w:rPr>
-        <w:t>Required workflow</w:t>
-      </w:r>
-    </w:p>
-    <w:p>
-      <w:pPr>
-        <w:pStyle w:val="Heading3"/>
-      </w:pPr>
-      <w:r>
-        <w:rPr>
-          <w:rFonts w:ascii="Calibri" w:hAnsi="Calibri"/>
-          <w:color w:val="0A2540"/>
-          <w:sz w:val="24"/>
-        </w:rPr>
-        <w:t>1. Map the revenue engine</w:t>
-      </w:r>
-    </w:p>
-    <w:p>
-      <w:pPr>
-        <w:spacing w:before="0" w:after="120" w:line="264" w:lineRule="auto"/>
-      </w:pPr>
-      <w:r>
-        <w:rPr>
-          <w:rFonts w:ascii="Calibri" w:hAnsi="Calibri"/>
-          <w:color w:val="000000"/>
-          <w:sz w:val="22"/>
-        </w:rPr>
-        <w:t xml:space="preserve">Complete all eight required dimensions in the </w:t>
-      </w:r>
-      <w:r>
-        <w:rPr>
-          <w:rFonts w:ascii="Calibri" w:hAnsi="Calibri"/>
-          <w:b/>
-          <w:color w:val="000000"/>
-          <w:sz w:val="22"/>
-        </w:rPr>
-        <w:t>Revenue Map</w:t>
-      </w:r>
-      <w:r>
-        <w:rPr>
-          <w:rFonts w:ascii="Calibri" w:hAnsi="Calibri"/>
-          <w:color w:val="000000"/>
-          <w:sz w:val="22"/>
-        </w:rPr>
-        <w:t xml:space="preserve"> sheet:</w:t>
-      </w:r>
-    </w:p>
-    <w:p>
-      <w:pPr>
-        <w:spacing w:before="0" w:after="160" w:line="280" w:lineRule="auto"/>
-        <w:numPr>
-          <w:ilvl w:val="0"/>
-          <w:numId w:val="11"/>
-        </w:numPr>
-      </w:pPr>
-      <w:r>
-        <w:rPr>
-          <w:rFonts w:ascii="Calibri" w:hAnsi="Calibri"/>
-          <w:color w:val="000000"/>
-          <w:sz w:val="22"/>
-        </w:rPr>
-        <w:t>Products and services.</w:t>
-      </w:r>
-    </w:p>
-    <w:p>
-      <w:pPr>
-        <w:spacing w:before="0" w:after="160" w:line="280" w:lineRule="auto"/>
-        <w:numPr>
-          <w:ilvl w:val="0"/>
-          <w:numId w:val="11"/>
-        </w:numPr>
-      </w:pPr>
-      <w:r>
-        <w:rPr>
-          <w:rFonts w:ascii="Calibri" w:hAnsi="Calibri"/>
-          <w:color w:val="000000"/>
-          <w:sz w:val="22"/>
-        </w:rPr>
-        <w:t>Reported segments or business lines.</w:t>
-      </w:r>
-    </w:p>
-    <w:p>
-      <w:pPr>
-        <w:spacing w:before="0" w:after="160" w:line="280" w:lineRule="auto"/>
-        <w:numPr>
-          <w:ilvl w:val="0"/>
-          <w:numId w:val="11"/>
-        </w:numPr>
-      </w:pPr>
-      <w:r>
-        <w:rPr>
-          <w:rFonts w:ascii="Calibri" w:hAnsi="Calibri"/>
-          <w:color w:val="000000"/>
-          <w:sz w:val="22"/>
-        </w:rPr>
-        <w:t>Geographies or end markets.</w:t>
-      </w:r>
-    </w:p>
-    <w:p>
-      <w:pPr>
-        <w:spacing w:before="0" w:after="160" w:line="280" w:lineRule="auto"/>
-        <w:numPr>
-          <w:ilvl w:val="0"/>
-          <w:numId w:val="11"/>
-        </w:numPr>
-      </w:pPr>
-      <w:r>
-        <w:rPr>
-          <w:rFonts w:ascii="Calibri" w:hAnsi="Calibri"/>
-          <w:color w:val="000000"/>
-          <w:sz w:val="22"/>
-        </w:rPr>
-        <w:t>Customer types.</w:t>
-      </w:r>
-    </w:p>
-    <w:p>
-      <w:pPr>
-        <w:spacing w:before="0" w:after="160" w:line="280" w:lineRule="auto"/>
-        <w:numPr>
-          <w:ilvl w:val="0"/>
-          <w:numId w:val="11"/>
-        </w:numPr>
-      </w:pPr>
-      <w:r>
-        <w:rPr>
-          <w:rFonts w:ascii="Calibri" w:hAnsi="Calibri"/>
-          <w:color w:val="000000"/>
-          <w:sz w:val="22"/>
-        </w:rPr>
-        <w:t>Sales and distribution channels.</w:t>
-      </w:r>
-    </w:p>
-    <w:p>
-      <w:pPr>
-        <w:spacing w:before="0" w:after="160" w:line="280" w:lineRule="auto"/>
-        <w:numPr>
-          <w:ilvl w:val="0"/>
-          <w:numId w:val="11"/>
-        </w:numPr>
-      </w:pPr>
-      <w:r>
-        <w:rPr>
-          <w:rFonts w:ascii="Calibri" w:hAnsi="Calibri"/>
-          <w:color w:val="000000"/>
-          <w:sz w:val="22"/>
-        </w:rPr>
-        <w:t>Pricing or monetization model.</w:t>
-      </w:r>
-    </w:p>
-    <w:p>
-      <w:pPr>
-        <w:spacing w:before="0" w:after="160" w:line="280" w:lineRule="auto"/>
-        <w:numPr>
-          <w:ilvl w:val="0"/>
-          <w:numId w:val="11"/>
-        </w:numPr>
-      </w:pPr>
-      <w:r>
-        <w:rPr>
-          <w:rFonts w:ascii="Calibri" w:hAnsi="Calibri"/>
-          <w:color w:val="000000"/>
-          <w:sz w:val="22"/>
-        </w:rPr>
-        <w:t>Recurring versus transactional revenue.</w:t>
-      </w:r>
-    </w:p>
-    <w:p>
-      <w:pPr>
-        <w:spacing w:before="0" w:after="160" w:line="280" w:lineRule="auto"/>
-        <w:numPr>
-          <w:ilvl w:val="0"/>
-          <w:numId w:val="11"/>
-        </w:numPr>
-      </w:pPr>
-      <w:r>
-        <w:rPr>
-          <w:rFonts w:ascii="Calibri" w:hAnsi="Calibri"/>
-          <w:color w:val="000000"/>
-          <w:sz w:val="22"/>
-        </w:rPr>
-        <w:t>Where value is created and which levers management can influence.</w:t>
-      </w:r>
-    </w:p>
-    <w:p>
-      <w:pPr>
-        <w:spacing w:before="0" w:after="120" w:line="264" w:lineRule="auto"/>
-      </w:pPr>
-      <w:r>
-        <w:rPr>
-          <w:rFonts w:ascii="Calibri" w:hAnsi="Calibri"/>
-          <w:color w:val="000000"/>
-          <w:sz w:val="22"/>
-        </w:rPr>
-        <w:t>Name the material categories; do not list every minor product. For each dimension, identify the revenue mechanism, management lever, evidence ID, and limitation or missing disclosure.</w:t>
-      </w:r>
-    </w:p>
-    <w:p>
-      <w:pPr>
-        <w:pStyle w:val="Heading3"/>
-      </w:pPr>
-      <w:r>
-        <w:rPr>
-          <w:rFonts w:ascii="Calibri" w:hAnsi="Calibri"/>
-          <w:color w:val="0A2540"/>
-          <w:sz w:val="24"/>
-        </w:rPr>
-        <w:t>2. Build three to five years of revenue history</w:t>
-      </w:r>
-    </w:p>
-    <w:p>
-      <w:pPr>
-        <w:spacing w:before="0" w:after="120" w:line="264" w:lineRule="auto"/>
-      </w:pPr>
-      <w:r>
-        <w:rPr>
-          <w:rFonts w:ascii="Calibri" w:hAnsi="Calibri"/>
-          <w:color w:val="000000"/>
-          <w:sz w:val="22"/>
-        </w:rPr>
-        <w:t xml:space="preserve">In </w:t>
-      </w:r>
-      <w:r>
-        <w:rPr>
-          <w:rFonts w:ascii="Calibri" w:hAnsi="Calibri"/>
-          <w:b/>
-          <w:color w:val="000000"/>
-          <w:sz w:val="22"/>
-        </w:rPr>
-        <w:t>Revenue History</w:t>
-      </w:r>
-      <w:r>
-        <w:rPr>
-          <w:rFonts w:ascii="Calibri" w:hAnsi="Calibri"/>
-          <w:color w:val="000000"/>
-          <w:sz w:val="22"/>
-        </w:rPr>
-        <w:t>, use consistent fiscal periods, currency, units, and definitions. Enter:</w:t>
-      </w:r>
-    </w:p>
-    <w:p>
-      <w:pPr>
-        <w:pStyle w:val="ListBullet"/>
-      </w:pPr>
-      <w:r>
-        <w:rPr>
-          <w:rFonts w:ascii="Calibri" w:hAnsi="Calibri"/>
-          <w:color w:val="000000"/>
-          <w:sz w:val="22"/>
-        </w:rPr>
-        <w:t>Reported total revenue.</w:t>
-      </w:r>
-    </w:p>
-    <w:p>
-      <w:pPr>
-        <w:pStyle w:val="ListBullet"/>
-      </w:pPr>
-      <w:r>
-        <w:rPr>
-          <w:rFonts w:ascii="Calibri" w:hAnsi="Calibri"/>
-          <w:color w:val="000000"/>
-          <w:sz w:val="22"/>
-        </w:rPr>
-        <w:t>Material segment or business-line revenue.</w:t>
-      </w:r>
-    </w:p>
-    <w:p>
-      <w:pPr>
-        <w:pStyle w:val="ListBullet"/>
-      </w:pPr>
-      <w:r>
-        <w:rPr>
-          <w:rFonts w:ascii="Calibri" w:hAnsi="Calibri"/>
-          <w:color w:val="000000"/>
-          <w:sz w:val="22"/>
-        </w:rPr>
-        <w:t>Segment definitions and evidence IDs.</w:t>
-      </w:r>
-    </w:p>
-    <w:p>
-      <w:pPr>
-        <w:pStyle w:val="ListBullet"/>
-      </w:pPr>
-      <w:r>
-        <w:rPr>
-          <w:rFonts w:ascii="Calibri" w:hAnsi="Calibri"/>
-          <w:color w:val="000000"/>
-          <w:sz w:val="22"/>
-        </w:rPr>
-        <w:t>Restatements, acquisitions, divestitures, reporting changes, or fiscal-year changes that affect comparability.</w:t>
-      </w:r>
-    </w:p>
-    <w:p>
-      <w:pPr>
-        <w:spacing w:before="0" w:after="120" w:line="264" w:lineRule="auto"/>
-      </w:pPr>
-      <w:r>
-        <w:rPr>
-          <w:rFonts w:ascii="Calibri" w:hAnsi="Calibri"/>
-          <w:color w:val="000000"/>
-          <w:sz w:val="22"/>
-        </w:rPr>
-        <w:t>The workbook calculates growth, segment sums, and reconciliation differences. A difference is not automatically an error: corporate/elimination items or segment-definition changes may explain it. Label the cause; do not hide it.</w:t>
-      </w:r>
-    </w:p>
-    <w:p>
-      <w:pPr>
-        <w:pStyle w:val="Heading3"/>
-      </w:pPr>
-      <w:r>
-        <w:rPr>
-          <w:rFonts w:ascii="Calibri" w:hAnsi="Calibri"/>
-          <w:color w:val="0A2540"/>
-          <w:sz w:val="24"/>
-        </w:rPr>
-        <w:t>3. Decompose company-relevant drivers</w:t>
-      </w:r>
-    </w:p>
-    <w:p>
-      <w:pPr>
-        <w:spacing w:before="0" w:after="120" w:line="264" w:lineRule="auto"/>
-      </w:pPr>
-      <w:r>
-        <w:rPr>
-          <w:rFonts w:ascii="Calibri" w:hAnsi="Calibri"/>
-          <w:color w:val="000000"/>
-          <w:sz w:val="22"/>
-        </w:rPr>
-        <w:t xml:space="preserve">Use the </w:t>
-      </w:r>
-      <w:r>
-        <w:rPr>
-          <w:rFonts w:ascii="Calibri" w:hAnsi="Calibri"/>
-          <w:b/>
-          <w:color w:val="000000"/>
-          <w:sz w:val="22"/>
-        </w:rPr>
-        <w:t>Driver Analysis</w:t>
-      </w:r>
-      <w:r>
-        <w:rPr>
-          <w:rFonts w:ascii="Calibri" w:hAnsi="Calibri"/>
-          <w:color w:val="000000"/>
-          <w:sz w:val="22"/>
-        </w:rPr>
-        <w:t xml:space="preserve"> sheet to explain what changed. Select the drivers relevant to the company, such as:</w:t>
-      </w:r>
-    </w:p>
-    <w:p>
-      <w:pPr>
-        <w:pStyle w:val="ListBullet"/>
-      </w:pPr>
-      <w:r>
-        <w:rPr>
-          <w:rFonts w:ascii="Calibri" w:hAnsi="Calibri"/>
-          <w:color w:val="000000"/>
-          <w:sz w:val="22"/>
-        </w:rPr>
-        <w:t>Price, volume, or mix.</w:t>
-      </w:r>
-    </w:p>
-    <w:p>
-      <w:pPr>
-        <w:pStyle w:val="ListBullet"/>
-      </w:pPr>
-      <w:r>
-        <w:rPr>
-          <w:rFonts w:ascii="Calibri" w:hAnsi="Calibri"/>
-          <w:color w:val="000000"/>
-          <w:sz w:val="22"/>
-        </w:rPr>
-        <w:t>Currency or geographic exposure.</w:t>
-      </w:r>
-    </w:p>
-    <w:p>
-      <w:pPr>
-        <w:pStyle w:val="ListBullet"/>
-      </w:pPr>
-      <w:r>
-        <w:rPr>
-          <w:rFonts w:ascii="Calibri" w:hAnsi="Calibri"/>
-          <w:color w:val="000000"/>
-          <w:sz w:val="22"/>
-        </w:rPr>
-        <w:t>Acquisitions, divestitures, or accounting changes.</w:t>
-      </w:r>
-    </w:p>
-    <w:p>
-      <w:pPr>
-        <w:pStyle w:val="ListBullet"/>
-      </w:pPr>
-      <w:r>
-        <w:rPr>
-          <w:rFonts w:ascii="Calibri" w:hAnsi="Calibri"/>
-          <w:color w:val="000000"/>
-          <w:sz w:val="22"/>
-        </w:rPr>
-        <w:t>Customers, contracts, locations, units, or transactions.</w:t>
-      </w:r>
-    </w:p>
-    <w:p>
-      <w:pPr>
-        <w:pStyle w:val="ListBullet"/>
-      </w:pPr>
-      <w:r>
-        <w:rPr>
-          <w:rFonts w:ascii="Calibri" w:hAnsi="Calibri"/>
-          <w:color w:val="000000"/>
-          <w:sz w:val="22"/>
-        </w:rPr>
-        <w:t>Utilization, occupancy, capacity, or throughput.</w:t>
-      </w:r>
-    </w:p>
-    <w:p>
-      <w:pPr>
-        <w:pStyle w:val="ListBullet"/>
-      </w:pPr>
-      <w:r>
-        <w:rPr>
-          <w:rFonts w:ascii="Calibri" w:hAnsi="Calibri"/>
-          <w:color w:val="000000"/>
-          <w:sz w:val="22"/>
-        </w:rPr>
-        <w:t>Retention, churn, subscriptions, or recurring-revenue measures.</w:t>
-      </w:r>
-    </w:p>
-    <w:p>
-      <w:pPr>
-        <w:pStyle w:val="ListBullet"/>
-      </w:pPr>
-      <w:r>
-        <w:rPr>
-          <w:rFonts w:ascii="Calibri" w:hAnsi="Calibri"/>
-          <w:color w:val="000000"/>
-          <w:sz w:val="22"/>
-        </w:rPr>
-        <w:t>Backlog, bookings, orders, pipeline, or another disclosed forward measure.</w:t>
-      </w:r>
-    </w:p>
-    <w:p>
-      <w:pPr>
-        <w:spacing w:before="0" w:after="120" w:line="264" w:lineRule="auto"/>
-      </w:pPr>
-      <w:r>
-        <w:rPr>
-          <w:rFonts w:ascii="Calibri" w:hAnsi="Calibri"/>
-          <w:color w:val="000000"/>
-          <w:sz w:val="22"/>
-        </w:rPr>
-        <w:t>Quantify the contribution when the company or a credible source discloses it. When a driver cannot be quantified, classify it as directional and state the limitation. Never invent a bridge amount to make the analysis reconcile.</w:t>
-      </w:r>
-    </w:p>
-    <w:p>
-      <w:pPr>
-        <w:spacing w:before="0" w:after="120" w:line="264" w:lineRule="auto"/>
-      </w:pPr>
-      <w:r>
-        <w:rPr>
-          <w:rFonts w:ascii="Calibri" w:hAnsi="Calibri"/>
-          <w:color w:val="000000"/>
-          <w:sz w:val="22"/>
-        </w:rPr>
-        <w:t>Distinguish durable operating drivers from temporary, acquisition-related, accounting, or macro effects. State how each material driver could affect a later forecast assumption.</w:t>
-      </w:r>
-    </w:p>
-    <w:p>
-      <w:pPr>
-        <w:pStyle w:val="Heading3"/>
-      </w:pPr>
-      <w:r>
-        <w:rPr>
-          <w:rFonts w:ascii="Calibri" w:hAnsi="Calibri"/>
-          <w:color w:val="0A2540"/>
-          <w:sz w:val="24"/>
-        </w:rPr>
-        <w:t>4. Add industry, competitor, and peer context</w:t>
-      </w:r>
-    </w:p>
-    <w:p>
-      <w:pPr>
-        <w:spacing w:before="0" w:after="120" w:line="264" w:lineRule="auto"/>
-      </w:pPr>
-      <w:r>
-        <w:rPr>
-          <w:rFonts w:ascii="Calibri" w:hAnsi="Calibri"/>
-          <w:color w:val="000000"/>
-          <w:sz w:val="22"/>
-        </w:rPr>
-        <w:t xml:space="preserve">In </w:t>
-      </w:r>
-      <w:r>
-        <w:rPr>
-          <w:rFonts w:ascii="Calibri" w:hAnsi="Calibri"/>
-          <w:b/>
-          <w:color w:val="000000"/>
-          <w:sz w:val="22"/>
-        </w:rPr>
-        <w:t>Peers &amp; Demand</w:t>
-      </w:r>
-      <w:r>
-        <w:rPr>
-          <w:rFonts w:ascii="Calibri" w:hAnsi="Calibri"/>
-          <w:color w:val="000000"/>
-          <w:sz w:val="22"/>
-        </w:rPr>
-        <w:t>:</w:t>
-      </w:r>
-    </w:p>
-    <w:p>
-      <w:pPr>
-        <w:pStyle w:val="ListBullet"/>
-      </w:pPr>
-      <w:r>
-        <w:rPr>
-          <w:rFonts w:ascii="Calibri" w:hAnsi="Calibri"/>
-          <w:color w:val="000000"/>
-          <w:sz w:val="22"/>
-        </w:rPr>
-        <w:t>Describe the most relevant industry demand conditions and their sources.</w:t>
-      </w:r>
-    </w:p>
-    <w:p>
-      <w:pPr>
-        <w:pStyle w:val="ListBullet"/>
-      </w:pPr>
-      <w:r>
-        <w:rPr>
-          <w:rFonts w:ascii="Calibri" w:hAnsi="Calibri"/>
-          <w:color w:val="000000"/>
-          <w:sz w:val="22"/>
-        </w:rPr>
-        <w:t>Name direct competitors and explain the competitive variable that matters.</w:t>
-      </w:r>
-    </w:p>
-    <w:p>
-      <w:pPr>
-        <w:pStyle w:val="ListBullet"/>
-      </w:pPr>
-      <w:r>
-        <w:rPr>
-          <w:rFonts w:ascii="Calibri" w:hAnsi="Calibri"/>
-          <w:color w:val="000000"/>
-          <w:sz w:val="22"/>
-        </w:rPr>
-        <w:t>Define a defensible peer group and why each peer is comparable.</w:t>
-      </w:r>
-    </w:p>
-    <w:p>
-      <w:pPr>
-        <w:pStyle w:val="ListBullet"/>
-      </w:pPr>
-      <w:r>
-        <w:rPr>
-          <w:rFonts w:ascii="Calibri" w:hAnsi="Calibri"/>
-          <w:color w:val="000000"/>
-          <w:sz w:val="22"/>
-        </w:rPr>
-        <w:t>Compare revenue growth using consistent periods and definitions when possible.</w:t>
-      </w:r>
-    </w:p>
-    <w:p>
-      <w:pPr>
-        <w:pStyle w:val="ListBullet"/>
-      </w:pPr>
-      <w:r>
-        <w:rPr>
-          <w:rFonts w:ascii="Calibri" w:hAnsi="Calibri"/>
-          <w:color w:val="000000"/>
-          <w:sz w:val="22"/>
-        </w:rPr>
-        <w:t>Address market share only when a credible source defines both the market and the company's measure. If market share is unavailable or definitions conflict, state the limitation rather than estimating unsupported precision.</w:t>
-      </w:r>
-    </w:p>
-    <w:p>
-      <w:pPr>
-        <w:spacing w:before="0" w:after="120" w:line="264" w:lineRule="auto"/>
-      </w:pPr>
-      <w:r>
-        <w:rPr>
-          <w:rFonts w:ascii="Calibri" w:hAnsi="Calibri"/>
-          <w:color w:val="000000"/>
-          <w:sz w:val="22"/>
-        </w:rPr>
-        <w:t>Peer analysis should help distinguish a company-specific driver from an industry-wide effect. It is not a stock-multiple exercise.</w:t>
-      </w:r>
-    </w:p>
-    <w:p>
-      <w:pPr>
-        <w:pStyle w:val="Heading3"/>
-      </w:pPr>
-      <w:r>
-        <w:rPr>
-          <w:rFonts w:ascii="Calibri" w:hAnsi="Calibri"/>
-          <w:color w:val="0A2540"/>
-          <w:sz w:val="24"/>
-        </w:rPr>
-        <w:t>5. Identify leading indicators and principal revenue risks</w:t>
-      </w:r>
-    </w:p>
-    <w:p>
-      <w:pPr>
-        <w:spacing w:before="0" w:after="120" w:line="264" w:lineRule="auto"/>
-      </w:pPr>
-      <w:r>
-        <w:rPr>
-          <w:rFonts w:ascii="Calibri" w:hAnsi="Calibri"/>
-          <w:color w:val="000000"/>
-          <w:sz w:val="22"/>
-        </w:rPr>
-        <w:t xml:space="preserve">In </w:t>
-      </w:r>
-      <w:r>
-        <w:rPr>
-          <w:rFonts w:ascii="Calibri" w:hAnsi="Calibri"/>
-          <w:b/>
-          <w:color w:val="000000"/>
-          <w:sz w:val="22"/>
-        </w:rPr>
-        <w:t>Indicators &amp; Risks</w:t>
-      </w:r>
-      <w:r>
-        <w:rPr>
-          <w:rFonts w:ascii="Calibri" w:hAnsi="Calibri"/>
-          <w:color w:val="000000"/>
-          <w:sz w:val="22"/>
-        </w:rPr>
-        <w:t>, record the measures the CFO and Board should monitor. Address:</w:t>
-      </w:r>
-    </w:p>
-    <w:p>
-      <w:pPr>
-        <w:pStyle w:val="ListBullet"/>
-      </w:pPr>
-      <w:r>
-        <w:rPr>
-          <w:rFonts w:ascii="Calibri" w:hAnsi="Calibri"/>
-          <w:color w:val="000000"/>
-          <w:sz w:val="22"/>
-        </w:rPr>
-        <w:t>Leading demand or operating indicators.</w:t>
-      </w:r>
-    </w:p>
-    <w:p>
-      <w:pPr>
-        <w:pStyle w:val="ListBullet"/>
-      </w:pPr>
-      <w:r>
-        <w:rPr>
-          <w:rFonts w:ascii="Calibri" w:hAnsi="Calibri"/>
-          <w:color w:val="000000"/>
-          <w:sz w:val="22"/>
-        </w:rPr>
-        <w:t>Customer, supplier, product, geography, or channel concentration.</w:t>
-      </w:r>
-    </w:p>
-    <w:p>
-      <w:pPr>
-        <w:pStyle w:val="ListBullet"/>
-      </w:pPr>
-      <w:r>
-        <w:rPr>
-          <w:rFonts w:ascii="Calibri" w:hAnsi="Calibri"/>
-          <w:color w:val="000000"/>
-          <w:sz w:val="22"/>
-        </w:rPr>
-        <w:t>Seasonality and timing effects.</w:t>
-      </w:r>
-    </w:p>
-    <w:p>
-      <w:pPr>
-        <w:pStyle w:val="ListBullet"/>
-      </w:pPr>
-      <w:r>
-        <w:rPr>
-          <w:rFonts w:ascii="Calibri" w:hAnsi="Calibri"/>
-          <w:color w:val="000000"/>
-          <w:sz w:val="22"/>
-        </w:rPr>
-        <w:t>Capacity, labor, supply, regulatory, or other constraints.</w:t>
-      </w:r>
-    </w:p>
-    <w:p>
-      <w:pPr>
-        <w:pStyle w:val="ListBullet"/>
-      </w:pPr>
-      <w:r>
-        <w:rPr>
-          <w:rFonts w:ascii="Calibri" w:hAnsi="Calibri"/>
-          <w:color w:val="000000"/>
-          <w:sz w:val="22"/>
-        </w:rPr>
-        <w:t>Principal revenue risks and early-warning triggers.</w:t>
-      </w:r>
-    </w:p>
-    <w:p>
-      <w:pPr>
-        <w:spacing w:before="0" w:after="120" w:line="264" w:lineRule="auto"/>
-      </w:pPr>
-      <w:r>
-        <w:rPr>
-          <w:rFonts w:ascii="Calibri" w:hAnsi="Calibri"/>
-          <w:color w:val="000000"/>
-          <w:sz w:val="22"/>
-        </w:rPr>
-        <w:t>Each indicator or risk must have an evidence ID and a stated connection to a forecast assumption, scenario trigger, or CFO decision.</w:t>
-      </w:r>
-    </w:p>
-    <w:p>
-      <w:pPr>
-        <w:pStyle w:val="Heading3"/>
-      </w:pPr>
-      <w:r>
-        <w:rPr>
-          <w:rFonts w:ascii="Calibri" w:hAnsi="Calibri"/>
-          <w:color w:val="0A2540"/>
-          <w:sz w:val="24"/>
-        </w:rPr>
-        <w:t>6. Write one testable revenue hypothesis</w:t>
-      </w:r>
-    </w:p>
-    <w:p>
-      <w:pPr>
-        <w:spacing w:before="0" w:after="120" w:line="264" w:lineRule="auto"/>
-      </w:pPr>
-      <w:r>
-        <w:rPr>
-          <w:rFonts w:ascii="Calibri" w:hAnsi="Calibri"/>
-          <w:color w:val="000000"/>
-          <w:sz w:val="22"/>
-        </w:rPr>
-        <w:t xml:space="preserve">Complete the </w:t>
-      </w:r>
-      <w:r>
-        <w:rPr>
-          <w:rFonts w:ascii="Calibri" w:hAnsi="Calibri"/>
-          <w:b/>
-          <w:color w:val="000000"/>
-          <w:sz w:val="22"/>
-        </w:rPr>
-        <w:t>Hypothesis &amp; Scenarios</w:t>
-      </w:r>
-      <w:r>
-        <w:rPr>
-          <w:rFonts w:ascii="Calibri" w:hAnsi="Calibri"/>
-          <w:color w:val="000000"/>
-          <w:sz w:val="22"/>
-        </w:rPr>
-        <w:t xml:space="preserve"> sheet and the separate hypothesis-quality checklist. A strong hypothesis names:</w:t>
-      </w:r>
-    </w:p>
-    <w:p>
-      <w:pPr>
-        <w:pStyle w:val="ListBullet"/>
-      </w:pPr>
-      <w:r>
-        <w:rPr>
-          <w:rFonts w:ascii="Calibri" w:hAnsi="Calibri"/>
-          <w:color w:val="000000"/>
-          <w:sz w:val="22"/>
-        </w:rPr>
-        <w:t>The operating driver or causal mechanism.</w:t>
-      </w:r>
-    </w:p>
-    <w:p>
-      <w:pPr>
-        <w:pStyle w:val="ListBullet"/>
-      </w:pPr>
-      <w:r>
-        <w:rPr>
-          <w:rFonts w:ascii="Calibri" w:hAnsi="Calibri"/>
-          <w:color w:val="000000"/>
-          <w:sz w:val="22"/>
-        </w:rPr>
-        <w:t>The expected revenue or margin effect.</w:t>
-      </w:r>
-    </w:p>
-    <w:p>
-      <w:pPr>
-        <w:pStyle w:val="ListBullet"/>
-      </w:pPr>
-      <w:r>
-        <w:rPr>
-          <w:rFonts w:ascii="Calibri" w:hAnsi="Calibri"/>
-          <w:color w:val="000000"/>
-          <w:sz w:val="22"/>
-        </w:rPr>
-        <w:t>The relevant time period.</w:t>
-      </w:r>
-    </w:p>
-    <w:p>
-      <w:pPr>
-        <w:pStyle w:val="ListBullet"/>
-      </w:pPr>
-      <w:r>
-        <w:rPr>
-          <w:rFonts w:ascii="Calibri" w:hAnsi="Calibri"/>
-          <w:color w:val="000000"/>
-          <w:sz w:val="22"/>
-        </w:rPr>
-        <w:t>Observable supporting evidence.</w:t>
-      </w:r>
-    </w:p>
-    <w:p>
-      <w:pPr>
-        <w:pStyle w:val="ListBullet"/>
-      </w:pPr>
-      <w:r>
-        <w:rPr>
-          <w:rFonts w:ascii="Calibri" w:hAnsi="Calibri"/>
-          <w:color w:val="000000"/>
-          <w:sz w:val="22"/>
-        </w:rPr>
-        <w:t>Observable evidence that would weaken or disprove the claim.</w:t>
-      </w:r>
-    </w:p>
-    <w:p>
-      <w:pPr>
-        <w:pStyle w:val="ListBullet"/>
-      </w:pPr>
-      <w:r>
-        <w:rPr>
-          <w:rFonts w:ascii="Calibri" w:hAnsi="Calibri"/>
-          <w:color w:val="000000"/>
-          <w:sz w:val="22"/>
-        </w:rPr>
-        <w:t>At least one plausible alternative explanation.</w:t>
-      </w:r>
-    </w:p>
-    <w:p>
-      <w:pPr>
-        <w:spacing w:before="0" w:after="120" w:line="264" w:lineRule="auto"/>
-      </w:pPr>
-      <w:r>
-        <w:rPr>
-          <w:rFonts w:ascii="Calibri" w:hAnsi="Calibri"/>
-          <w:color w:val="000000"/>
-          <w:sz w:val="22"/>
-        </w:rPr>
-        <w:t>Use this structure when helpful:</w:t>
-      </w:r>
-    </w:p>
-    <w:p>
-      <w:pPr>
-        <w:spacing w:before="80" w:after="160" w:line="264" w:lineRule="auto"/>
-        <w:ind w:left="360" w:right="216"/>
-        <w:shd w:fill="F7E9E2"/>
-      </w:pPr>
-      <w:r>
-        <w:rPr>
-          <w:rFonts w:ascii="Calibri" w:hAnsi="Calibri"/>
-          <w:i/>
-          <w:color w:val="0A2540"/>
-          <w:sz w:val="22"/>
-        </w:rPr>
-        <w:t xml:space="preserve">Over </w:t>
-      </w:r>
-      <w:r>
-        <w:rPr>
-          <w:rFonts w:ascii="Calibri" w:hAnsi="Calibri"/>
-          <w:b/>
-          <w:i/>
-          <w:color w:val="0A2540"/>
-          <w:sz w:val="22"/>
-        </w:rPr>
-        <w:t>[period]</w:t>
-      </w:r>
-      <w:r>
-        <w:rPr>
-          <w:rFonts w:ascii="Calibri" w:hAnsi="Calibri"/>
-          <w:i/>
-          <w:color w:val="0A2540"/>
-          <w:sz w:val="22"/>
-        </w:rPr>
-        <w:t xml:space="preserve">, </w:t>
-      </w:r>
-      <w:r>
-        <w:rPr>
-          <w:rFonts w:ascii="Calibri" w:hAnsi="Calibri"/>
-          <w:b/>
-          <w:i/>
-          <w:color w:val="0A2540"/>
-          <w:sz w:val="22"/>
-        </w:rPr>
-        <w:t>[company-specific driver or mechanism]</w:t>
-      </w:r>
-      <w:r>
-        <w:rPr>
-          <w:rFonts w:ascii="Calibri" w:hAnsi="Calibri"/>
-          <w:i/>
-          <w:color w:val="0A2540"/>
-          <w:sz w:val="22"/>
-        </w:rPr>
-        <w:t xml:space="preserve"> will </w:t>
-      </w:r>
-      <w:r>
-        <w:rPr>
-          <w:rFonts w:ascii="Calibri" w:hAnsi="Calibri"/>
-          <w:b/>
-          <w:i/>
-          <w:color w:val="0A2540"/>
-          <w:sz w:val="22"/>
-        </w:rPr>
-        <w:t>[directional revenue or margin effect]</w:t>
-      </w:r>
-      <w:r>
-        <w:rPr>
-          <w:rFonts w:ascii="Calibri" w:hAnsi="Calibri"/>
-          <w:i/>
-          <w:color w:val="0A2540"/>
-          <w:sz w:val="22"/>
-        </w:rPr>
-        <w:t xml:space="preserve"> because </w:t>
-      </w:r>
-      <w:r>
-        <w:rPr>
-          <w:rFonts w:ascii="Calibri" w:hAnsi="Calibri"/>
-          <w:b/>
-          <w:i/>
-          <w:color w:val="0A2540"/>
-          <w:sz w:val="22"/>
-        </w:rPr>
-        <w:t>[causal logic]</w:t>
-      </w:r>
-      <w:r>
-        <w:rPr>
-          <w:rFonts w:ascii="Calibri" w:hAnsi="Calibri"/>
-          <w:i/>
-          <w:color w:val="0A2540"/>
-          <w:sz w:val="22"/>
-        </w:rPr>
-        <w:t xml:space="preserve">. I would weaken or reject this claim if </w:t>
-      </w:r>
-      <w:r>
-        <w:rPr>
-          <w:rFonts w:ascii="Calibri" w:hAnsi="Calibri"/>
-          <w:b/>
-          <w:i/>
-          <w:color w:val="0A2540"/>
-          <w:sz w:val="22"/>
-        </w:rPr>
-        <w:t>[observable falsification evidence]</w:t>
-      </w:r>
-      <w:r>
-        <w:rPr>
-          <w:rFonts w:ascii="Calibri" w:hAnsi="Calibri"/>
-          <w:i/>
-          <w:color w:val="0A2540"/>
-          <w:sz w:val="22"/>
-        </w:rPr>
-        <w:t xml:space="preserve"> occurs.</w:t>
-      </w:r>
-    </w:p>
-    <w:p>
-      <w:pPr>
-        <w:spacing w:before="0" w:after="120" w:line="264" w:lineRule="auto"/>
-      </w:pPr>
-      <w:r>
-        <w:rPr>
-          <w:rFonts w:ascii="Calibri" w:hAnsi="Calibri"/>
-          <w:color w:val="000000"/>
-          <w:sz w:val="22"/>
-        </w:rPr>
-        <w:t>The hypothesis may be modified or rejected later. Its purpose is to make the operating logic testable, not to guarantee the student's preferred recommendation.</w:t>
-      </w:r>
-    </w:p>
-    <w:p>
-      <w:pPr>
-        <w:pStyle w:val="Heading3"/>
-      </w:pPr>
-      <w:r>
-        <w:rPr>
-          <w:rFonts w:ascii="Calibri" w:hAnsi="Calibri"/>
-          <w:color w:val="0A2540"/>
-          <w:sz w:val="24"/>
-        </w:rPr>
-        <w:t>7. Connect the hypothesis to forecasts, valuation, and the CFO decision</w:t>
-      </w:r>
-    </w:p>
-    <w:p>
-      <w:pPr>
-        <w:spacing w:before="0" w:after="120" w:line="264" w:lineRule="auto"/>
-      </w:pPr>
-      <w:r>
-        <w:rPr>
-          <w:rFonts w:ascii="Calibri" w:hAnsi="Calibri"/>
-          <w:color w:val="000000"/>
-          <w:sz w:val="22"/>
-        </w:rPr>
-        <w:t>At this milestone, create a directional bridge rather than a finished valuation:</w:t>
       </w:r>
     </w:p>
     <w:tbl>
@@ -1382,11 +136,753 @@
         <w:tblInd w:w="120" w:type="dxa"/>
       </w:tblPr>
       <w:tblGrid>
-        <w:gridCol w:w="1450"/>
-        <w:gridCol w:w="2700"/>
-        <w:gridCol w:w="2350"/>
-        <w:gridCol w:w="1600"/>
-        <w:gridCol w:w="1260"/>
+        <w:gridCol w:w="9360"/>
+      </w:tblGrid>
+      <w:tr>
+        <w:trPr>
+          <w:cantSplit/>
+        </w:trPr>
+        <w:tc>
+          <w:tcPr>
+            <w:tcW w:type="dxa" w:w="9360"/>
+            <w:shd w:fill="EDF3F7"/>
+            <w:tcMar>
+              <w:top w:w="100" w:type="dxa"/>
+              <w:start w:w="120" w:type="dxa"/>
+              <w:bottom w:w="100" w:type="dxa"/>
+              <w:end w:w="120" w:type="dxa"/>
+            </w:tcMar>
+            <w:vAlign w:val="center"/>
+          </w:tcPr>
+          <w:p>
+            <w:pPr>
+              <w:spacing w:after="40"/>
+            </w:pPr>
+            <w:r>
+              <w:rPr>
+                <w:rFonts w:ascii="Aptos" w:hAnsi="Aptos"/>
+                <w:b/>
+                <w:i w:val="0"/>
+                <w:color w:val="355773"/>
+                <w:sz w:val="19"/>
+              </w:rPr>
+              <w:t xml:space="preserve">ONE REQUIRED FILE  </w:t>
+            </w:r>
+            <w:r>
+              <w:rPr>
+                <w:rFonts w:ascii="Aptos" w:hAnsi="Aptos"/>
+                <w:b w:val="0"/>
+                <w:i w:val="0"/>
+                <w:color w:val="152536"/>
+                <w:sz w:val="21"/>
+              </w:rPr>
+              <w:t>Upload one required file in the designated Canvas assignment: the completed BUS311 Capstone Revenue Analysis Workbook (.xlsx), including the Hypothesis &amp; Scenarios sheet. Do not create or upload a separate PDF or DOCX unless Canvas or the instructor explicitly requests an additional readable export.</w:t>
+            </w:r>
+          </w:p>
+        </w:tc>
+      </w:tr>
+    </w:tbl>
+    <w:p>
+      <w:pPr>
+        <w:spacing w:after="20"/>
+      </w:pPr>
+    </w:p>
+    <w:p>
+      <w:pPr>
+        <w:spacing w:after="100"/>
+      </w:pPr>
+      <w:r>
+        <w:rPr>
+          <w:rFonts w:ascii="Aptos" w:hAnsi="Aptos"/>
+          <w:b w:val="0"/>
+          <w:i w:val="0"/>
+          <w:color w:val="1A1F2C"/>
+          <w:sz w:val="21"/>
+        </w:rPr>
+        <w:t>The workbook is the primary Stage 2 artifact. Do not submit raw FactSet exports or screenshots as public files. Keep licensed evidence inside approved course-restricted systems and label it inside the analysis.</w:t>
+      </w:r>
+    </w:p>
+    <w:p>
+      <w:pPr>
+        <w:pStyle w:val="Heading1"/>
+        <w:keepNext/>
+      </w:pPr>
+      <w:r>
+        <w:t>Stage 2 start here</w:t>
+      </w:r>
+    </w:p>
+    <w:p>
+      <w:pPr>
+        <w:pStyle w:val="ListNumber"/>
+      </w:pPr>
+      <w:r>
+        <w:rPr>
+          <w:rFonts w:ascii="Aptos" w:hAnsi="Aptos"/>
+          <w:b w:val="0"/>
+          <w:i w:val="0"/>
+          <w:color w:val="1A1F2C"/>
+          <w:sz w:val="21"/>
+        </w:rPr>
+        <w:t>Read the Revenue Engine Student Guide: Use the scope limits and eight-step workflow before collecting data. File: Revenue-engine student guide.</w:t>
+      </w:r>
+    </w:p>
+    <w:p>
+      <w:pPr>
+        <w:pStyle w:val="ListNumber"/>
+      </w:pPr>
+      <w:r>
+        <w:rPr>
+          <w:rFonts w:ascii="Aptos" w:hAnsi="Aptos"/>
+          <w:b w:val="0"/>
+          <w:i w:val="0"/>
+          <w:color w:val="1A1F2C"/>
+          <w:sz w:val="21"/>
+        </w:rPr>
+        <w:t>Complete the Revenue Analysis Workbook: Work through the nine visible sheets in order and maintain the Evidence Register as you go. File: Revenue analysis workbook.</w:t>
+      </w:r>
+    </w:p>
+    <w:p>
+      <w:pPr>
+        <w:pStyle w:val="ListNumber"/>
+      </w:pPr>
+      <w:r>
+        <w:rPr>
+          <w:rFonts w:ascii="Aptos" w:hAnsi="Aptos"/>
+          <w:b w:val="0"/>
+          <w:i w:val="0"/>
+          <w:color w:val="1A1F2C"/>
+          <w:sz w:val="21"/>
+        </w:rPr>
+        <w:t>Test the hypothesis twice: Use the checklist before the skeptical-CFO challenge and again after revising the hypothesis. File: Revenue-hypothesis quality checklist.</w:t>
+      </w:r>
+    </w:p>
+    <w:p>
+      <w:pPr>
+        <w:pStyle w:val="ListNumber"/>
+      </w:pPr>
+      <w:r>
+        <w:rPr>
+          <w:rFonts w:ascii="Aptos" w:hAnsi="Aptos"/>
+          <w:b w:val="0"/>
+          <w:i w:val="0"/>
+          <w:color w:val="1A1F2C"/>
+          <w:sz w:val="21"/>
+        </w:rPr>
+        <w:t>Check the eight-point rubric: Compare the completed workbook with every criterion before submission. File: Revenue milestone rubric.</w:t>
+      </w:r>
+    </w:p>
+    <w:p>
+      <w:pPr>
+        <w:pStyle w:val="ListNumber"/>
+      </w:pPr>
+      <w:r>
+        <w:rPr>
+          <w:rFonts w:ascii="Aptos" w:hAnsi="Aptos"/>
+          <w:b w:val="0"/>
+          <w:i w:val="0"/>
+          <w:color w:val="1A1F2C"/>
+          <w:sz w:val="21"/>
+        </w:rPr>
+        <w:t>Resolve checks and submit: Review Checks &amp; Submission, explain honest limitations, and upload the completed .xlsx in Canvas. File: Revenue analysis workbook.</w:t>
+      </w:r>
+    </w:p>
+    <w:tbl>
+      <w:tblPr>
+        <w:tblStyle w:val="TableGrid"/>
+        <w:tblW w:type="dxa" w:w="9360"/>
+        <w:jc w:val="left"/>
+        <w:tblLayout w:type="fixed"/>
+        <w:tblLook w:firstColumn="1" w:firstRow="1" w:lastColumn="0" w:lastRow="0" w:noHBand="0" w:noVBand="1" w:val="04A0"/>
+        <w:tblInd w:w="120" w:type="dxa"/>
+      </w:tblPr>
+      <w:tblGrid>
+        <w:gridCol w:w="9360"/>
+      </w:tblGrid>
+      <w:tr>
+        <w:trPr>
+          <w:cantSplit/>
+        </w:trPr>
+        <w:tc>
+          <w:tcPr>
+            <w:tcW w:type="dxa" w:w="9360"/>
+            <w:shd w:fill="EDF3F7"/>
+            <w:tcMar>
+              <w:top w:w="100" w:type="dxa"/>
+              <w:start w:w="120" w:type="dxa"/>
+              <w:bottom w:w="100" w:type="dxa"/>
+              <w:end w:w="120" w:type="dxa"/>
+            </w:tcMar>
+            <w:vAlign w:val="center"/>
+          </w:tcPr>
+          <w:p>
+            <w:pPr>
+              <w:spacing w:after="40"/>
+            </w:pPr>
+            <w:r>
+              <w:rPr>
+                <w:rFonts w:ascii="Aptos" w:hAnsi="Aptos"/>
+                <w:b/>
+                <w:i w:val="0"/>
+                <w:color w:val="355773"/>
+                <w:sz w:val="19"/>
+              </w:rPr>
+              <w:t xml:space="preserve">NEED FACTSET ACCESS OR THE EXCEL ADD-IN?  </w:t>
+            </w:r>
+            <w:r>
+              <w:rPr>
+                <w:rFonts w:ascii="Aptos" w:hAnsi="Aptos"/>
+                <w:b w:val="0"/>
+                <w:i w:val="0"/>
+                <w:color w:val="152536"/>
+                <w:sz w:val="21"/>
+              </w:rPr>
+              <w:t>Use the course FactSet activation and Excel setup page before beginning the workbook. Keep raw FactSet exports and screenshots inside approved course-restricted systems. https://endicott.instructure.com/courses/58525/pages/activate-factset-and-add-it-to-excel</w:t>
+            </w:r>
+          </w:p>
+        </w:tc>
+      </w:tr>
+    </w:tbl>
+    <w:p>
+      <w:pPr>
+        <w:spacing w:after="20"/>
+      </w:pPr>
+    </w:p>
+    <w:p>
+      <w:pPr>
+        <w:pStyle w:val="Heading1"/>
+        <w:keepNext/>
+      </w:pPr>
+      <w:r>
+        <w:t>Scope that is manageable for one student</w:t>
+      </w:r>
+    </w:p>
+    <w:p>
+      <w:pPr>
+        <w:ind w:left="317" w:hanging="317"/>
+      </w:pPr>
+      <w:r>
+        <w:rPr>
+          <w:rFonts w:ascii="Aptos" w:hAnsi="Aptos"/>
+          <w:b w:val="0"/>
+          <w:i w:val="0"/>
+          <w:color w:val="1A1F2C"/>
+          <w:sz w:val="21"/>
+        </w:rPr>
+        <w:t>• Use three to five completed fiscal years; use five when comparable history is available.</w:t>
+      </w:r>
+    </w:p>
+    <w:p>
+      <w:pPr>
+        <w:ind w:left="317" w:hanging="317"/>
+      </w:pPr>
+      <w:r>
+        <w:rPr>
+          <w:rFonts w:ascii="Aptos" w:hAnsi="Aptos"/>
+          <w:b w:val="0"/>
+          <w:i w:val="0"/>
+          <w:color w:val="1A1F2C"/>
+          <w:sz w:val="21"/>
+        </w:rPr>
+        <w:t>• Analyze total revenue plus no more than five material reported segments or business lines.</w:t>
+      </w:r>
+    </w:p>
+    <w:p>
+      <w:pPr>
+        <w:ind w:left="317" w:hanging="317"/>
+      </w:pPr>
+      <w:r>
+        <w:rPr>
+          <w:rFonts w:ascii="Aptos" w:hAnsi="Aptos"/>
+          <w:b w:val="0"/>
+          <w:i w:val="0"/>
+          <w:color w:val="1A1F2C"/>
+          <w:sz w:val="21"/>
+        </w:rPr>
+        <w:t>• Use three defensible peers when available. If fewer than three are defensible, explain why.</w:t>
+      </w:r>
+    </w:p>
+    <w:p>
+      <w:pPr>
+        <w:ind w:left="317" w:hanging="317"/>
+      </w:pPr>
+      <w:r>
+        <w:rPr>
+          <w:rFonts w:ascii="Aptos" w:hAnsi="Aptos"/>
+          <w:b w:val="0"/>
+          <w:i w:val="0"/>
+          <w:color w:val="1A1F2C"/>
+          <w:sz w:val="21"/>
+        </w:rPr>
+        <w:t>• Analyze three to six material revenue drivers supported by company disclosure or credible evidence.</w:t>
+      </w:r>
+    </w:p>
+    <w:p>
+      <w:pPr>
+        <w:ind w:left="317" w:hanging="317"/>
+      </w:pPr>
+      <w:r>
+        <w:rPr>
+          <w:rFonts w:ascii="Aptos" w:hAnsi="Aptos"/>
+          <w:b w:val="0"/>
+          <w:i w:val="0"/>
+          <w:color w:val="1A1F2C"/>
+          <w:sz w:val="21"/>
+        </w:rPr>
+        <w:t>• Use four to six leading indicators and three to five principal revenue risks.</w:t>
+      </w:r>
+    </w:p>
+    <w:p>
+      <w:pPr>
+        <w:ind w:left="317" w:hanging="317"/>
+      </w:pPr>
+      <w:r>
+        <w:rPr>
+          <w:rFonts w:ascii="Aptos" w:hAnsi="Aptos"/>
+          <w:b w:val="0"/>
+          <w:i w:val="0"/>
+          <w:color w:val="1A1F2C"/>
+          <w:sz w:val="21"/>
+        </w:rPr>
+        <w:t>• Write one specific revenue hypothesis and three directional forecast cases. Do not build the full valuation in this milestone.</w:t>
+      </w:r>
+    </w:p>
+    <w:p>
+      <w:pPr>
+        <w:ind w:left="317" w:hanging="317"/>
+      </w:pPr>
+      <w:r>
+        <w:rPr>
+          <w:rFonts w:ascii="Aptos" w:hAnsi="Aptos"/>
+          <w:b w:val="0"/>
+          <w:i w:val="0"/>
+          <w:color w:val="1A1F2C"/>
+          <w:sz w:val="21"/>
+        </w:rPr>
+        <w:t>• Maintain one Evidence Register and add evidence as you work rather than creating a second source list.</w:t>
+      </w:r>
+    </w:p>
+    <w:p>
+      <w:pPr>
+        <w:ind w:left="317" w:hanging="317"/>
+      </w:pPr>
+      <w:r>
+        <w:rPr>
+          <w:rFonts w:ascii="Aptos" w:hAnsi="Aptos"/>
+          <w:b w:val="0"/>
+          <w:i w:val="0"/>
+          <w:color w:val="1A1F2C"/>
+          <w:sz w:val="21"/>
+        </w:rPr>
+        <w:t>• Plan for approximately six to eight focused hours across two weeks, including scheduled class workdays.</w:t>
+      </w:r>
+    </w:p>
+    <w:p>
+      <w:r>
+        <w:br w:type="page"/>
+      </w:r>
+    </w:p>
+    <w:p>
+      <w:pPr>
+        <w:pStyle w:val="Heading1"/>
+        <w:keepNext/>
+      </w:pPr>
+      <w:r>
+        <w:t>Required workflow</w:t>
+      </w:r>
+    </w:p>
+    <w:p>
+      <w:pPr>
+        <w:pStyle w:val="Heading2"/>
+        <w:keepNext/>
+      </w:pPr>
+      <w:r>
+        <w:t>1. Map the revenue engine</w:t>
+      </w:r>
+    </w:p>
+    <w:p>
+      <w:pPr>
+        <w:spacing w:after="100"/>
+      </w:pPr>
+      <w:r>
+        <w:rPr>
+          <w:rFonts w:ascii="Aptos" w:hAnsi="Aptos"/>
+          <w:b w:val="0"/>
+          <w:i w:val="0"/>
+          <w:color w:val="1A1F2C"/>
+          <w:sz w:val="21"/>
+        </w:rPr>
+        <w:t>Complete all eight dimensions in Revenue Map. Name material categories rather than every minor product, and identify the revenue mechanism, management lever, evidence ID, and limitation for each.</w:t>
+      </w:r>
+    </w:p>
+    <w:p>
+      <w:pPr>
+        <w:ind w:left="317" w:hanging="317"/>
+      </w:pPr>
+      <w:r>
+        <w:rPr>
+          <w:rFonts w:ascii="Aptos" w:hAnsi="Aptos"/>
+          <w:b w:val="0"/>
+          <w:i w:val="0"/>
+          <w:color w:val="1A1F2C"/>
+          <w:sz w:val="21"/>
+        </w:rPr>
+        <w:t>• Products and services; reported segments or business lines; geographies or end markets; and customer types.</w:t>
+      </w:r>
+    </w:p>
+    <w:p>
+      <w:pPr>
+        <w:ind w:left="317" w:hanging="317"/>
+      </w:pPr>
+      <w:r>
+        <w:rPr>
+          <w:rFonts w:ascii="Aptos" w:hAnsi="Aptos"/>
+          <w:b w:val="0"/>
+          <w:i w:val="0"/>
+          <w:color w:val="1A1F2C"/>
+          <w:sz w:val="21"/>
+        </w:rPr>
+        <w:t>• Sales and distribution channels; pricing or monetization model; and recurring versus transactional revenue.</w:t>
+      </w:r>
+    </w:p>
+    <w:p>
+      <w:pPr>
+        <w:ind w:left="317" w:hanging="317"/>
+      </w:pPr>
+      <w:r>
+        <w:rPr>
+          <w:rFonts w:ascii="Aptos" w:hAnsi="Aptos"/>
+          <w:b w:val="0"/>
+          <w:i w:val="0"/>
+          <w:color w:val="1A1F2C"/>
+          <w:sz w:val="21"/>
+        </w:rPr>
+        <w:t>• Where value is created and which levers management can influence.</w:t>
+      </w:r>
+    </w:p>
+    <w:p>
+      <w:pPr>
+        <w:pStyle w:val="Heading2"/>
+        <w:keepNext/>
+      </w:pPr>
+      <w:r>
+        <w:t>2. Build three to five years of revenue history</w:t>
+      </w:r>
+    </w:p>
+    <w:p>
+      <w:pPr>
+        <w:spacing w:after="100"/>
+      </w:pPr>
+      <w:r>
+        <w:rPr>
+          <w:rFonts w:ascii="Aptos" w:hAnsi="Aptos"/>
+          <w:b w:val="0"/>
+          <w:i w:val="0"/>
+          <w:color w:val="1A1F2C"/>
+          <w:sz w:val="21"/>
+        </w:rPr>
+        <w:t>Use consistent fiscal periods, currency, units, and definitions. Enter reported total revenue, material segment or business-line revenue, segment definitions, evidence IDs, and every reporting change that affects comparability.</w:t>
+      </w:r>
+    </w:p>
+    <w:p>
+      <w:pPr>
+        <w:ind w:left="317" w:hanging="317"/>
+      </w:pPr>
+      <w:r>
+        <w:rPr>
+          <w:rFonts w:ascii="Aptos" w:hAnsi="Aptos"/>
+          <w:b w:val="0"/>
+          <w:i w:val="0"/>
+          <w:color w:val="1A1F2C"/>
+          <w:sz w:val="21"/>
+        </w:rPr>
+        <w:t>• The workbook calculates growth, segment sums, and reconciliation differences.</w:t>
+      </w:r>
+    </w:p>
+    <w:p>
+      <w:pPr>
+        <w:ind w:left="317" w:hanging="317"/>
+      </w:pPr>
+      <w:r>
+        <w:rPr>
+          <w:rFonts w:ascii="Aptos" w:hAnsi="Aptos"/>
+          <w:b w:val="0"/>
+          <w:i w:val="0"/>
+          <w:color w:val="1A1F2C"/>
+          <w:sz w:val="21"/>
+        </w:rPr>
+        <w:t>• A difference is not automatically an error: corporate or elimination items and definition changes may explain it. Label the cause rather than hiding it.</w:t>
+      </w:r>
+    </w:p>
+    <w:p>
+      <w:pPr>
+        <w:pStyle w:val="Heading2"/>
+        <w:keepNext/>
+      </w:pPr>
+      <w:r>
+        <w:t>3. Decompose company-relevant drivers</w:t>
+      </w:r>
+    </w:p>
+    <w:p>
+      <w:pPr>
+        <w:spacing w:after="100"/>
+      </w:pPr>
+      <w:r>
+        <w:rPr>
+          <w:rFonts w:ascii="Aptos" w:hAnsi="Aptos"/>
+          <w:b w:val="0"/>
+          <w:i w:val="0"/>
+          <w:color w:val="1A1F2C"/>
+          <w:sz w:val="21"/>
+        </w:rPr>
+        <w:t>Explain what changed using only drivers the company discloses or credible evidence supports. Quantify a contribution when supportable; otherwise classify it as directional and state the limitation.</w:t>
+      </w:r>
+    </w:p>
+    <w:p>
+      <w:pPr>
+        <w:ind w:left="317" w:hanging="317"/>
+      </w:pPr>
+      <w:r>
+        <w:rPr>
+          <w:rFonts w:ascii="Aptos" w:hAnsi="Aptos"/>
+          <w:b w:val="0"/>
+          <w:i w:val="0"/>
+          <w:color w:val="1A1F2C"/>
+          <w:sz w:val="21"/>
+        </w:rPr>
+        <w:t>• Consider price, volume, mix, currency, geography, acquisitions, divestitures, accounting changes, customers, contracts, locations, units, transactions, capacity, utilization, retention, churn, subscriptions, backlog, bookings, orders, or pipeline as company-relevant.</w:t>
+      </w:r>
+    </w:p>
+    <w:p>
+      <w:pPr>
+        <w:ind w:left="317" w:hanging="317"/>
+      </w:pPr>
+      <w:r>
+        <w:rPr>
+          <w:rFonts w:ascii="Aptos" w:hAnsi="Aptos"/>
+          <w:b w:val="0"/>
+          <w:i w:val="0"/>
+          <w:color w:val="1A1F2C"/>
+          <w:sz w:val="21"/>
+        </w:rPr>
+        <w:t>• Distinguish durable operating drivers from temporary, acquisition-related, accounting, and macro effects.</w:t>
+      </w:r>
+    </w:p>
+    <w:p>
+      <w:pPr>
+        <w:ind w:left="317" w:hanging="317"/>
+      </w:pPr>
+      <w:r>
+        <w:rPr>
+          <w:rFonts w:ascii="Aptos" w:hAnsi="Aptos"/>
+          <w:b w:val="0"/>
+          <w:i w:val="0"/>
+          <w:color w:val="1A1F2C"/>
+          <w:sz w:val="21"/>
+        </w:rPr>
+        <w:t>• Never invent a bridge amount to force reconciliation. State how each material driver could affect a later forecast assumption.</w:t>
+      </w:r>
+    </w:p>
+    <w:p>
+      <w:pPr>
+        <w:pStyle w:val="Heading2"/>
+        <w:keepNext/>
+      </w:pPr>
+      <w:r>
+        <w:t>4. Add industry, competitor, and peer context</w:t>
+      </w:r>
+    </w:p>
+    <w:p>
+      <w:pPr>
+        <w:spacing w:after="100"/>
+      </w:pPr>
+      <w:r>
+        <w:rPr>
+          <w:rFonts w:ascii="Aptos" w:hAnsi="Aptos"/>
+          <w:b w:val="0"/>
+          <w:i w:val="0"/>
+          <w:color w:val="1A1F2C"/>
+          <w:sz w:val="21"/>
+        </w:rPr>
+        <w:t>Use Peers &amp; Demand to distinguish company-specific drivers from industry-wide effects. This is not a stock-multiple exercise.</w:t>
+      </w:r>
+    </w:p>
+    <w:p>
+      <w:pPr>
+        <w:ind w:left="317" w:hanging="317"/>
+      </w:pPr>
+      <w:r>
+        <w:rPr>
+          <w:rFonts w:ascii="Aptos" w:hAnsi="Aptos"/>
+          <w:b w:val="0"/>
+          <w:i w:val="0"/>
+          <w:color w:val="1A1F2C"/>
+          <w:sz w:val="21"/>
+        </w:rPr>
+        <w:t>• Describe relevant demand conditions and sources; identify direct competitors and the competitive variable that matters.</w:t>
+      </w:r>
+    </w:p>
+    <w:p>
+      <w:pPr>
+        <w:ind w:left="317" w:hanging="317"/>
+      </w:pPr>
+      <w:r>
+        <w:rPr>
+          <w:rFonts w:ascii="Aptos" w:hAnsi="Aptos"/>
+          <w:b w:val="0"/>
+          <w:i w:val="0"/>
+          <w:color w:val="1A1F2C"/>
+          <w:sz w:val="21"/>
+        </w:rPr>
+        <w:t>• Define why each peer is comparable and compare growth using consistent periods and definitions when possible.</w:t>
+      </w:r>
+    </w:p>
+    <w:p>
+      <w:pPr>
+        <w:ind w:left="317" w:hanging="317"/>
+      </w:pPr>
+      <w:r>
+        <w:rPr>
+          <w:rFonts w:ascii="Aptos" w:hAnsi="Aptos"/>
+          <w:b w:val="0"/>
+          <w:i w:val="0"/>
+          <w:color w:val="1A1F2C"/>
+          <w:sz w:val="21"/>
+        </w:rPr>
+        <w:t>• Address market share only when a credible source defines both the market and the company's measure. Otherwise state the limitation.</w:t>
+      </w:r>
+    </w:p>
+    <w:p>
+      <w:pPr>
+        <w:pStyle w:val="Heading2"/>
+        <w:keepNext/>
+      </w:pPr>
+      <w:r>
+        <w:t>5. Identify leading indicators and principal revenue risks</w:t>
+      </w:r>
+    </w:p>
+    <w:p>
+      <w:pPr>
+        <w:spacing w:after="100"/>
+      </w:pPr>
+      <w:r>
+        <w:rPr>
+          <w:rFonts w:ascii="Aptos" w:hAnsi="Aptos"/>
+          <w:b w:val="0"/>
+          <w:i w:val="0"/>
+          <w:color w:val="1A1F2C"/>
+          <w:sz w:val="21"/>
+        </w:rPr>
+        <w:t>Record measures the CFO and Board should monitor, including demand or operating indicators, concentrations, seasonality, capacity or supply constraints, principal risks, and early-warning triggers.</w:t>
+      </w:r>
+    </w:p>
+    <w:p>
+      <w:pPr>
+        <w:ind w:left="317" w:hanging="317"/>
+      </w:pPr>
+      <w:r>
+        <w:rPr>
+          <w:rFonts w:ascii="Aptos" w:hAnsi="Aptos"/>
+          <w:b w:val="0"/>
+          <w:i w:val="0"/>
+          <w:color w:val="1A1F2C"/>
+          <w:sz w:val="21"/>
+        </w:rPr>
+        <w:t>• Give every indicator or risk an evidence ID and connect it to a forecast assumption, scenario trigger, or CFO decision.</w:t>
+      </w:r>
+    </w:p>
+    <w:p>
+      <w:pPr>
+        <w:pStyle w:val="Heading2"/>
+        <w:keepNext/>
+      </w:pPr>
+      <w:r>
+        <w:t>6. Write one testable revenue hypothesis</w:t>
+      </w:r>
+    </w:p>
+    <w:p>
+      <w:pPr>
+        <w:spacing w:after="100"/>
+      </w:pPr>
+      <w:r>
+        <w:rPr>
+          <w:rFonts w:ascii="Aptos" w:hAnsi="Aptos"/>
+          <w:b w:val="0"/>
+          <w:i w:val="0"/>
+          <w:color w:val="1A1F2C"/>
+          <w:sz w:val="21"/>
+        </w:rPr>
+        <w:t>A strong hypothesis names the operating driver, expected revenue or margin effect, period, supporting evidence, falsification evidence, and at least one plausible alternative explanation.</w:t>
+      </w:r>
+    </w:p>
+    <w:p>
+      <w:pPr>
+        <w:ind w:left="317" w:hanging="317"/>
+      </w:pPr>
+      <w:r>
+        <w:rPr>
+          <w:rFonts w:ascii="Aptos" w:hAnsi="Aptos"/>
+          <w:b w:val="0"/>
+          <w:i w:val="0"/>
+          <w:color w:val="1A1F2C"/>
+          <w:sz w:val="21"/>
+        </w:rPr>
+        <w:t>• Template: Over [period], [company-specific driver or mechanism] will [directional revenue or margin effect] because [causal logic]. I would weaken or reject this claim if [observable falsification evidence] occurs.</w:t>
+      </w:r>
+    </w:p>
+    <w:p>
+      <w:pPr>
+        <w:ind w:left="317" w:hanging="317"/>
+      </w:pPr>
+      <w:r>
+        <w:rPr>
+          <w:rFonts w:ascii="Aptos" w:hAnsi="Aptos"/>
+          <w:b w:val="0"/>
+          <w:i w:val="0"/>
+          <w:color w:val="1A1F2C"/>
+          <w:sz w:val="21"/>
+        </w:rPr>
+        <w:t>• The hypothesis may later be modified or rejected. Its purpose is to make the operating logic testable, not to guarantee a preferred recommendation.</w:t>
+      </w:r>
+    </w:p>
+    <w:p>
+      <w:pPr>
+        <w:pStyle w:val="Heading2"/>
+        <w:keepNext/>
+      </w:pPr>
+      <w:r>
+        <w:t>7. Connect the hypothesis to forecasts, valuation, and the CFO decision</w:t>
+      </w:r>
+    </w:p>
+    <w:p>
+      <w:pPr>
+        <w:spacing w:after="100"/>
+      </w:pPr>
+      <w:r>
+        <w:rPr>
+          <w:rFonts w:ascii="Aptos" w:hAnsi="Aptos"/>
+          <w:b w:val="0"/>
+          <w:i w:val="0"/>
+          <w:color w:val="1A1F2C"/>
+          <w:sz w:val="21"/>
+        </w:rPr>
+        <w:t>Create a directional bridge rather than a finished valuation. Explain which forecast assumptions and valuation channels will change in Stage 3.</w:t>
+      </w:r>
+    </w:p>
+    <w:tbl>
+      <w:tblPr>
+        <w:tblStyle w:val="TableGrid"/>
+        <w:tblW w:type="dxa" w:w="9360"/>
+        <w:jc w:val="left"/>
+        <w:tblLayout w:type="fixed"/>
+        <w:tblLook w:firstColumn="1" w:firstRow="1" w:lastColumn="0" w:lastRow="0" w:noHBand="0" w:noVBand="1" w:val="04A0"/>
+        <w:tblInd w:w="120" w:type="dxa"/>
+      </w:tblPr>
+      <w:tblGrid>
+        <w:gridCol w:w="900"/>
+        <w:gridCol w:w="1850"/>
+        <w:gridCol w:w="2100"/>
+        <w:gridCol w:w="2250"/>
+        <w:gridCol w:w="2260"/>
       </w:tblGrid>
       <w:tr>
         <w:trPr>
@@ -1395,32 +891,28 @@
         </w:trPr>
         <w:tc>
           <w:tcPr>
-            <w:tcW w:type="dxa" w:w="1450"/>
-            <w:shd w:fill="EAF2F8"/>
+            <w:tcW w:type="dxa" w:w="900"/>
+            <w:shd w:fill="EDF3F7"/>
             <w:tcMar>
-              <w:top w:w="80" w:type="dxa"/>
+              <w:top w:w="100" w:type="dxa"/>
               <w:start w:w="120" w:type="dxa"/>
-              <w:bottom w:w="80" w:type="dxa"/>
+              <w:bottom w:w="100" w:type="dxa"/>
               <w:end w:w="120" w:type="dxa"/>
             </w:tcMar>
             <w:vAlign w:val="center"/>
           </w:tcPr>
           <w:p>
             <w:pPr>
-              <w:spacing w:before="0" w:after="40" w:line="252" w:lineRule="auto"/>
-              <w:jc w:val="left"/>
+              <w:spacing w:after="20" w:line="247" w:lineRule="auto"/>
             </w:pPr>
+            <w:r/>
             <w:r>
               <w:rPr>
+                <w:rFonts w:ascii="Aptos" w:hAnsi="Aptos"/>
                 <w:b/>
-              </w:rPr>
-            </w:r>
-            <w:r>
-              <w:rPr>
-                <w:rFonts w:ascii="Calibri" w:hAnsi="Calibri"/>
-                <w:b/>
-                <w:color w:val="0A2540"/>
-                <w:sz w:val="17"/>
+                <w:i w:val="0"/>
+                <w:color w:val="152536"/>
+                <w:sz w:val="16"/>
               </w:rPr>
               <w:t>Case</w:t>
             </w:r>
@@ -1428,32 +920,28 @@
         </w:tc>
         <w:tc>
           <w:tcPr>
-            <w:tcW w:type="dxa" w:w="2700"/>
-            <w:shd w:fill="EAF2F8"/>
+            <w:tcW w:type="dxa" w:w="1850"/>
+            <w:shd w:fill="EDF3F7"/>
             <w:tcMar>
-              <w:top w:w="80" w:type="dxa"/>
+              <w:top w:w="100" w:type="dxa"/>
               <w:start w:w="120" w:type="dxa"/>
-              <w:bottom w:w="80" w:type="dxa"/>
+              <w:bottom w:w="100" w:type="dxa"/>
               <w:end w:w="120" w:type="dxa"/>
             </w:tcMar>
             <w:vAlign w:val="center"/>
           </w:tcPr>
           <w:p>
             <w:pPr>
-              <w:spacing w:before="0" w:after="40" w:line="252" w:lineRule="auto"/>
-              <w:jc w:val="left"/>
+              <w:spacing w:after="20" w:line="247" w:lineRule="auto"/>
             </w:pPr>
+            <w:r/>
             <w:r>
               <w:rPr>
+                <w:rFonts w:ascii="Aptos" w:hAnsi="Aptos"/>
                 <w:b/>
-              </w:rPr>
-            </w:r>
-            <w:r>
-              <w:rPr>
-                <w:rFonts w:ascii="Calibri" w:hAnsi="Calibri"/>
-                <w:b/>
-                <w:color w:val="0A2540"/>
-                <w:sz w:val="17"/>
+                <w:i w:val="0"/>
+                <w:color w:val="152536"/>
+                <w:sz w:val="16"/>
               </w:rPr>
               <w:t>Revenue assumption</w:t>
             </w:r>
@@ -1461,65 +949,57 @@
         </w:tc>
         <w:tc>
           <w:tcPr>
-            <w:tcW w:type="dxa" w:w="2350"/>
-            <w:shd w:fill="EAF2F8"/>
+            <w:tcW w:type="dxa" w:w="2100"/>
+            <w:shd w:fill="EDF3F7"/>
             <w:tcMar>
-              <w:top w:w="80" w:type="dxa"/>
+              <w:top w:w="100" w:type="dxa"/>
               <w:start w:w="120" w:type="dxa"/>
-              <w:bottom w:w="80" w:type="dxa"/>
+              <w:bottom w:w="100" w:type="dxa"/>
               <w:end w:w="120" w:type="dxa"/>
             </w:tcMar>
             <w:vAlign w:val="center"/>
           </w:tcPr>
           <w:p>
             <w:pPr>
-              <w:spacing w:before="0" w:after="40" w:line="252" w:lineRule="auto"/>
-              <w:jc w:val="left"/>
+              <w:spacing w:after="20" w:line="247" w:lineRule="auto"/>
             </w:pPr>
+            <w:r/>
             <w:r>
               <w:rPr>
+                <w:rFonts w:ascii="Aptos" w:hAnsi="Aptos"/>
                 <w:b/>
+                <w:i w:val="0"/>
+                <w:color w:val="152536"/>
+                <w:sz w:val="16"/>
               </w:rPr>
-            </w:r>
-            <w:r>
-              <w:rPr>
-                <w:rFonts w:ascii="Calibri" w:hAnsi="Calibri"/>
-                <w:b/>
-                <w:color w:val="0A2540"/>
-                <w:sz w:val="17"/>
-              </w:rPr>
-              <w:t>What would have to be true</w:t>
+              <w:t>What must be true</w:t>
             </w:r>
           </w:p>
         </w:tc>
         <w:tc>
           <w:tcPr>
-            <w:tcW w:type="dxa" w:w="1600"/>
-            <w:shd w:fill="EAF2F8"/>
+            <w:tcW w:type="dxa" w:w="2250"/>
+            <w:shd w:fill="EDF3F7"/>
             <w:tcMar>
-              <w:top w:w="80" w:type="dxa"/>
+              <w:top w:w="100" w:type="dxa"/>
               <w:start w:w="120" w:type="dxa"/>
-              <w:bottom w:w="80" w:type="dxa"/>
+              <w:bottom w:w="100" w:type="dxa"/>
               <w:end w:w="120" w:type="dxa"/>
             </w:tcMar>
             <w:vAlign w:val="center"/>
           </w:tcPr>
           <w:p>
             <w:pPr>
-              <w:spacing w:before="0" w:after="40" w:line="252" w:lineRule="auto"/>
-              <w:jc w:val="left"/>
+              <w:spacing w:after="20" w:line="247" w:lineRule="auto"/>
             </w:pPr>
+            <w:r/>
             <w:r>
               <w:rPr>
+                <w:rFonts w:ascii="Aptos" w:hAnsi="Aptos"/>
                 <w:b/>
-              </w:rPr>
-            </w:r>
-            <w:r>
-              <w:rPr>
-                <w:rFonts w:ascii="Calibri" w:hAnsi="Calibri"/>
-                <w:b/>
-                <w:color w:val="0A2540"/>
-                <w:sz w:val="17"/>
+                <w:i w:val="0"/>
+                <w:color w:val="152536"/>
+                <w:sz w:val="16"/>
               </w:rPr>
               <w:t>Later valuation effect</w:t>
             </w:r>
@@ -1527,32 +1007,28 @@
         </w:tc>
         <w:tc>
           <w:tcPr>
-            <w:tcW w:type="dxa" w:w="1260"/>
-            <w:shd w:fill="EAF2F8"/>
+            <w:tcW w:type="dxa" w:w="2260"/>
+            <w:shd w:fill="EDF3F7"/>
             <w:tcMar>
-              <w:top w:w="80" w:type="dxa"/>
+              <w:top w:w="100" w:type="dxa"/>
               <w:start w:w="120" w:type="dxa"/>
-              <w:bottom w:w="80" w:type="dxa"/>
+              <w:bottom w:w="100" w:type="dxa"/>
               <w:end w:w="120" w:type="dxa"/>
             </w:tcMar>
             <w:vAlign w:val="center"/>
           </w:tcPr>
           <w:p>
             <w:pPr>
-              <w:spacing w:before="0" w:after="40" w:line="252" w:lineRule="auto"/>
-              <w:jc w:val="center"/>
+              <w:spacing w:after="20" w:line="247" w:lineRule="auto"/>
             </w:pPr>
+            <w:r/>
             <w:r>
               <w:rPr>
+                <w:rFonts w:ascii="Aptos" w:hAnsi="Aptos"/>
                 <w:b/>
-              </w:rPr>
-            </w:r>
-            <w:r>
-              <w:rPr>
-                <w:rFonts w:ascii="Calibri" w:hAnsi="Calibri"/>
-                <w:b/>
-                <w:color w:val="0A2540"/>
-                <w:sz w:val="17"/>
+                <w:i w:val="0"/>
+                <w:color w:val="152536"/>
+                <w:sz w:val="16"/>
               </w:rPr>
               <w:t>CFO implication</w:t>
             </w:r>
@@ -1565,26 +1041,27 @@
         </w:trPr>
         <w:tc>
           <w:tcPr>
-            <w:tcW w:type="dxa" w:w="1450"/>
+            <w:tcW w:type="dxa" w:w="900"/>
             <w:tcMar>
-              <w:top w:w="80" w:type="dxa"/>
+              <w:top w:w="100" w:type="dxa"/>
               <w:start w:w="120" w:type="dxa"/>
-              <w:bottom w:w="80" w:type="dxa"/>
+              <w:bottom w:w="100" w:type="dxa"/>
               <w:end w:w="120" w:type="dxa"/>
             </w:tcMar>
             <w:vAlign w:val="center"/>
           </w:tcPr>
           <w:p>
             <w:pPr>
-              <w:spacing w:before="0" w:after="40" w:line="252" w:lineRule="auto"/>
-              <w:jc w:val="left"/>
+              <w:spacing w:after="20" w:line="247" w:lineRule="auto"/>
             </w:pPr>
             <w:r/>
             <w:r>
               <w:rPr>
-                <w:rFonts w:ascii="Calibri" w:hAnsi="Calibri"/>
-                <w:color w:val="000000"/>
-                <w:sz w:val="17"/>
+                <w:rFonts w:ascii="Aptos" w:hAnsi="Aptos"/>
+                <w:b w:val="0"/>
+                <w:i w:val="0"/>
+                <w:color w:val="1A1F2C"/>
+                <w:sz w:val="16"/>
               </w:rPr>
               <w:t>Base</w:t>
             </w:r>
@@ -1592,26 +1069,27 @@
         </w:tc>
         <w:tc>
           <w:tcPr>
-            <w:tcW w:type="dxa" w:w="2700"/>
+            <w:tcW w:type="dxa" w:w="1850"/>
             <w:tcMar>
-              <w:top w:w="80" w:type="dxa"/>
+              <w:top w:w="100" w:type="dxa"/>
               <w:start w:w="120" w:type="dxa"/>
-              <w:bottom w:w="80" w:type="dxa"/>
+              <w:bottom w:w="100" w:type="dxa"/>
               <w:end w:w="120" w:type="dxa"/>
             </w:tcMar>
             <w:vAlign w:val="center"/>
           </w:tcPr>
           <w:p>
             <w:pPr>
-              <w:spacing w:before="0" w:after="40" w:line="252" w:lineRule="auto"/>
-              <w:jc w:val="left"/>
+              <w:spacing w:after="20" w:line="247" w:lineRule="auto"/>
             </w:pPr>
             <w:r/>
             <w:r>
               <w:rPr>
-                <w:rFonts w:ascii="Calibri" w:hAnsi="Calibri"/>
-                <w:color w:val="000000"/>
-                <w:sz w:val="17"/>
+                <w:rFonts w:ascii="Aptos" w:hAnsi="Aptos"/>
+                <w:b w:val="0"/>
+                <w:i w:val="0"/>
+                <w:color w:val="1A1F2C"/>
+                <w:sz w:val="16"/>
               </w:rPr>
               <w:t>Most supportable driver path</w:t>
             </w:r>
@@ -1619,80 +1097,83 @@
         </w:tc>
         <w:tc>
           <w:tcPr>
-            <w:tcW w:type="dxa" w:w="2350"/>
+            <w:tcW w:type="dxa" w:w="2100"/>
             <w:tcMar>
-              <w:top w:w="80" w:type="dxa"/>
+              <w:top w:w="100" w:type="dxa"/>
               <w:start w:w="120" w:type="dxa"/>
-              <w:bottom w:w="80" w:type="dxa"/>
+              <w:bottom w:w="100" w:type="dxa"/>
               <w:end w:w="120" w:type="dxa"/>
             </w:tcMar>
             <w:vAlign w:val="center"/>
           </w:tcPr>
           <w:p>
             <w:pPr>
-              <w:spacing w:before="0" w:after="40" w:line="252" w:lineRule="auto"/>
-              <w:jc w:val="left"/>
+              <w:spacing w:after="20" w:line="247" w:lineRule="auto"/>
             </w:pPr>
             <w:r/>
             <w:r>
               <w:rPr>
-                <w:rFonts w:ascii="Calibri" w:hAnsi="Calibri"/>
-                <w:color w:val="000000"/>
-                <w:sz w:val="17"/>
+                <w:rFonts w:ascii="Aptos" w:hAnsi="Aptos"/>
+                <w:b w:val="0"/>
+                <w:i w:val="0"/>
+                <w:color w:val="1A1F2C"/>
+                <w:sz w:val="16"/>
               </w:rPr>
-              <w:t>Evidence consistent with the central hypothesis</w:t>
+              <w:t>Evidence is consistent with the central hypothesis</w:t>
             </w:r>
           </w:p>
         </w:tc>
         <w:tc>
           <w:tcPr>
-            <w:tcW w:type="dxa" w:w="1600"/>
+            <w:tcW w:type="dxa" w:w="2250"/>
             <w:tcMar>
-              <w:top w:w="80" w:type="dxa"/>
+              <w:top w:w="100" w:type="dxa"/>
               <w:start w:w="120" w:type="dxa"/>
-              <w:bottom w:w="80" w:type="dxa"/>
+              <w:bottom w:w="100" w:type="dxa"/>
               <w:end w:w="120" w:type="dxa"/>
             </w:tcMar>
             <w:vAlign w:val="center"/>
           </w:tcPr>
           <w:p>
             <w:pPr>
-              <w:spacing w:before="0" w:after="40" w:line="252" w:lineRule="auto"/>
-              <w:jc w:val="left"/>
+              <w:spacing w:after="20" w:line="247" w:lineRule="auto"/>
             </w:pPr>
             <w:r/>
             <w:r>
               <w:rPr>
-                <w:rFonts w:ascii="Calibri" w:hAnsi="Calibri"/>
-                <w:color w:val="000000"/>
-                <w:sz w:val="17"/>
+                <w:rFonts w:ascii="Aptos" w:hAnsi="Aptos"/>
+                <w:b w:val="0"/>
+                <w:i w:val="0"/>
+                <w:color w:val="1A1F2C"/>
+                <w:sz w:val="16"/>
               </w:rPr>
-              <w:t>Main operating and cash-flow path to be modeled</w:t>
+              <w:t>Main operating and cash-flow path</w:t>
             </w:r>
           </w:p>
         </w:tc>
         <w:tc>
           <w:tcPr>
-            <w:tcW w:type="dxa" w:w="1260"/>
+            <w:tcW w:type="dxa" w:w="2260"/>
             <w:tcMar>
-              <w:top w:w="80" w:type="dxa"/>
+              <w:top w:w="100" w:type="dxa"/>
               <w:start w:w="120" w:type="dxa"/>
-              <w:bottom w:w="80" w:type="dxa"/>
+              <w:bottom w:w="100" w:type="dxa"/>
               <w:end w:w="120" w:type="dxa"/>
             </w:tcMar>
             <w:vAlign w:val="center"/>
           </w:tcPr>
           <w:p>
             <w:pPr>
-              <w:spacing w:before="0" w:after="40" w:line="252" w:lineRule="auto"/>
-              <w:jc w:val="center"/>
+              <w:spacing w:after="20" w:line="247" w:lineRule="auto"/>
             </w:pPr>
             <w:r/>
             <w:r>
               <w:rPr>
-                <w:rFonts w:ascii="Calibri" w:hAnsi="Calibri"/>
-                <w:color w:val="000000"/>
-                <w:sz w:val="17"/>
+                <w:rFonts w:ascii="Aptos" w:hAnsi="Aptos"/>
+                <w:b w:val="0"/>
+                <w:i w:val="0"/>
+                <w:color w:val="1A1F2C"/>
+                <w:sz w:val="16"/>
               </w:rPr>
               <w:t>Action supported under expected conditions</w:t>
             </w:r>
@@ -1705,27 +1186,28 @@
         </w:trPr>
         <w:tc>
           <w:tcPr>
-            <w:tcW w:type="dxa" w:w="1450"/>
-            <w:shd w:fill="F7F3ED"/>
+            <w:tcW w:type="dxa" w:w="900"/>
+            <w:shd w:fill="FAF8F3"/>
             <w:tcMar>
-              <w:top w:w="80" w:type="dxa"/>
+              <w:top w:w="100" w:type="dxa"/>
               <w:start w:w="120" w:type="dxa"/>
-              <w:bottom w:w="80" w:type="dxa"/>
+              <w:bottom w:w="100" w:type="dxa"/>
               <w:end w:w="120" w:type="dxa"/>
             </w:tcMar>
             <w:vAlign w:val="center"/>
           </w:tcPr>
           <w:p>
             <w:pPr>
-              <w:spacing w:before="0" w:after="40" w:line="252" w:lineRule="auto"/>
-              <w:jc w:val="left"/>
+              <w:spacing w:after="20" w:line="247" w:lineRule="auto"/>
             </w:pPr>
             <w:r/>
             <w:r>
               <w:rPr>
-                <w:rFonts w:ascii="Calibri" w:hAnsi="Calibri"/>
-                <w:color w:val="000000"/>
-                <w:sz w:val="17"/>
+                <w:rFonts w:ascii="Aptos" w:hAnsi="Aptos"/>
+                <w:b w:val="0"/>
+                <w:i w:val="0"/>
+                <w:color w:val="1A1F2C"/>
+                <w:sz w:val="16"/>
               </w:rPr>
               <w:t>Upside</w:t>
             </w:r>
@@ -1733,27 +1215,28 @@
         </w:tc>
         <w:tc>
           <w:tcPr>
-            <w:tcW w:type="dxa" w:w="2700"/>
-            <w:shd w:fill="F7F3ED"/>
+            <w:tcW w:type="dxa" w:w="1850"/>
+            <w:shd w:fill="FAF8F3"/>
             <w:tcMar>
-              <w:top w:w="80" w:type="dxa"/>
+              <w:top w:w="100" w:type="dxa"/>
               <w:start w:w="120" w:type="dxa"/>
-              <w:bottom w:w="80" w:type="dxa"/>
+              <w:bottom w:w="100" w:type="dxa"/>
               <w:end w:w="120" w:type="dxa"/>
             </w:tcMar>
             <w:vAlign w:val="center"/>
           </w:tcPr>
           <w:p>
             <w:pPr>
-              <w:spacing w:before="0" w:after="40" w:line="252" w:lineRule="auto"/>
-              <w:jc w:val="left"/>
+              <w:spacing w:after="20" w:line="247" w:lineRule="auto"/>
             </w:pPr>
             <w:r/>
             <w:r>
               <w:rPr>
-                <w:rFonts w:ascii="Calibri" w:hAnsi="Calibri"/>
-                <w:color w:val="000000"/>
-                <w:sz w:val="17"/>
+                <w:rFonts w:ascii="Aptos" w:hAnsi="Aptos"/>
+                <w:b w:val="0"/>
+                <w:i w:val="0"/>
+                <w:color w:val="1A1F2C"/>
+                <w:sz w:val="16"/>
               </w:rPr>
               <w:t>Stronger favorable driver outcome</w:t>
             </w:r>
@@ -1761,85 +1244,88 @@
         </w:tc>
         <w:tc>
           <w:tcPr>
-            <w:tcW w:type="dxa" w:w="2350"/>
-            <w:shd w:fill="F7F3ED"/>
+            <w:tcW w:type="dxa" w:w="2100"/>
+            <w:shd w:fill="FAF8F3"/>
             <w:tcMar>
-              <w:top w:w="80" w:type="dxa"/>
+              <w:top w:w="100" w:type="dxa"/>
               <w:start w:w="120" w:type="dxa"/>
-              <w:bottom w:w="80" w:type="dxa"/>
+              <w:bottom w:w="100" w:type="dxa"/>
               <w:end w:w="120" w:type="dxa"/>
             </w:tcMar>
             <w:vAlign w:val="center"/>
           </w:tcPr>
           <w:p>
             <w:pPr>
-              <w:spacing w:before="0" w:after="40" w:line="252" w:lineRule="auto"/>
-              <w:jc w:val="left"/>
+              <w:spacing w:after="20" w:line="247" w:lineRule="auto"/>
             </w:pPr>
             <w:r/>
             <w:r>
               <w:rPr>
-                <w:rFonts w:ascii="Calibri" w:hAnsi="Calibri"/>
-                <w:color w:val="000000"/>
-                <w:sz w:val="17"/>
+                <w:rFonts w:ascii="Aptos" w:hAnsi="Aptos"/>
+                <w:b w:val="0"/>
+                <w:i w:val="0"/>
+                <w:color w:val="1A1F2C"/>
+                <w:sz w:val="16"/>
               </w:rPr>
-              <w:t>Named leading indicators exceed the base path</w:t>
+              <w:t>Named indicators exceed the base path</w:t>
             </w:r>
           </w:p>
         </w:tc>
         <w:tc>
           <w:tcPr>
-            <w:tcW w:type="dxa" w:w="1600"/>
-            <w:shd w:fill="F7F3ED"/>
+            <w:tcW w:type="dxa" w:w="2250"/>
+            <w:shd w:fill="FAF8F3"/>
             <w:tcMar>
-              <w:top w:w="80" w:type="dxa"/>
+              <w:top w:w="100" w:type="dxa"/>
               <w:start w:w="120" w:type="dxa"/>
-              <w:bottom w:w="80" w:type="dxa"/>
+              <w:bottom w:w="100" w:type="dxa"/>
               <w:end w:w="120" w:type="dxa"/>
             </w:tcMar>
             <w:vAlign w:val="center"/>
           </w:tcPr>
           <w:p>
             <w:pPr>
-              <w:spacing w:before="0" w:after="40" w:line="252" w:lineRule="auto"/>
-              <w:jc w:val="left"/>
+              <w:spacing w:after="20" w:line="247" w:lineRule="auto"/>
             </w:pPr>
             <w:r/>
             <w:r>
               <w:rPr>
-                <w:rFonts w:ascii="Calibri" w:hAnsi="Calibri"/>
-                <w:color w:val="000000"/>
-                <w:sz w:val="17"/>
+                <w:rFonts w:ascii="Aptos" w:hAnsi="Aptos"/>
+                <w:b w:val="0"/>
+                <w:i w:val="0"/>
+                <w:color w:val="1A1F2C"/>
+                <w:sz w:val="16"/>
               </w:rPr>
-              <w:t>Higher or earlier revenue, margin, or cash-flow path as relevant</w:t>
+              <w:t>Higher or earlier revenue, margin, or cash flow</w:t>
             </w:r>
           </w:p>
         </w:tc>
         <w:tc>
           <w:tcPr>
-            <w:tcW w:type="dxa" w:w="1260"/>
-            <w:shd w:fill="F7F3ED"/>
+            <w:tcW w:type="dxa" w:w="2260"/>
+            <w:shd w:fill="FAF8F3"/>
             <w:tcMar>
-              <w:top w:w="80" w:type="dxa"/>
+              <w:top w:w="100" w:type="dxa"/>
               <w:start w:w="120" w:type="dxa"/>
-              <w:bottom w:w="80" w:type="dxa"/>
+              <w:bottom w:w="100" w:type="dxa"/>
               <w:end w:w="120" w:type="dxa"/>
             </w:tcMar>
             <w:vAlign w:val="center"/>
           </w:tcPr>
           <w:p>
             <w:pPr>
-              <w:spacing w:before="0" w:after="40" w:line="252" w:lineRule="auto"/>
-              <w:jc w:val="center"/>
+              <w:spacing w:after="20" w:line="247" w:lineRule="auto"/>
             </w:pPr>
             <w:r/>
             <w:r>
               <w:rPr>
-                <w:rFonts w:ascii="Calibri" w:hAnsi="Calibri"/>
-                <w:color w:val="000000"/>
-                <w:sz w:val="17"/>
+                <w:rFonts w:ascii="Aptos" w:hAnsi="Aptos"/>
+                <w:b w:val="0"/>
+                <w:i w:val="0"/>
+                <w:color w:val="1A1F2C"/>
+                <w:sz w:val="16"/>
               </w:rPr>
-              <w:t>Acceleration, added capacity, or other approved action may be justified</w:t>
+              <w:t>Acceleration or added capacity may be justified</w:t>
             </w:r>
           </w:p>
         </w:tc>
@@ -1850,26 +1336,27 @@
         </w:trPr>
         <w:tc>
           <w:tcPr>
-            <w:tcW w:type="dxa" w:w="1450"/>
+            <w:tcW w:type="dxa" w:w="900"/>
             <w:tcMar>
-              <w:top w:w="80" w:type="dxa"/>
+              <w:top w:w="100" w:type="dxa"/>
               <w:start w:w="120" w:type="dxa"/>
-              <w:bottom w:w="80" w:type="dxa"/>
+              <w:bottom w:w="100" w:type="dxa"/>
               <w:end w:w="120" w:type="dxa"/>
             </w:tcMar>
             <w:vAlign w:val="center"/>
           </w:tcPr>
           <w:p>
             <w:pPr>
-              <w:spacing w:before="0" w:after="40" w:line="252" w:lineRule="auto"/>
-              <w:jc w:val="left"/>
+              <w:spacing w:after="20" w:line="247" w:lineRule="auto"/>
             </w:pPr>
             <w:r/>
             <w:r>
               <w:rPr>
-                <w:rFonts w:ascii="Calibri" w:hAnsi="Calibri"/>
-                <w:color w:val="000000"/>
-                <w:sz w:val="17"/>
+                <w:rFonts w:ascii="Aptos" w:hAnsi="Aptos"/>
+                <w:b w:val="0"/>
+                <w:i w:val="0"/>
+                <w:color w:val="1A1F2C"/>
+                <w:sz w:val="16"/>
               </w:rPr>
               <w:t>Downside</w:t>
             </w:r>
@@ -1877,26 +1364,27 @@
         </w:tc>
         <w:tc>
           <w:tcPr>
-            <w:tcW w:type="dxa" w:w="2700"/>
+            <w:tcW w:type="dxa" w:w="1850"/>
             <w:tcMar>
-              <w:top w:w="80" w:type="dxa"/>
+              <w:top w:w="100" w:type="dxa"/>
               <w:start w:w="120" w:type="dxa"/>
-              <w:bottom w:w="80" w:type="dxa"/>
+              <w:bottom w:w="100" w:type="dxa"/>
               <w:end w:w="120" w:type="dxa"/>
             </w:tcMar>
             <w:vAlign w:val="center"/>
           </w:tcPr>
           <w:p>
             <w:pPr>
-              <w:spacing w:before="0" w:after="40" w:line="252" w:lineRule="auto"/>
-              <w:jc w:val="left"/>
+              <w:spacing w:after="20" w:line="247" w:lineRule="auto"/>
             </w:pPr>
             <w:r/>
             <w:r>
               <w:rPr>
-                <w:rFonts w:ascii="Calibri" w:hAnsi="Calibri"/>
-                <w:color w:val="000000"/>
-                <w:sz w:val="17"/>
+                <w:rFonts w:ascii="Aptos" w:hAnsi="Aptos"/>
+                <w:b w:val="0"/>
+                <w:i w:val="0"/>
+                <w:color w:val="1A1F2C"/>
+                <w:sz w:val="16"/>
               </w:rPr>
               <w:t>Weaker or adverse driver outcome</w:t>
             </w:r>
@@ -1904,80 +1392,83 @@
         </w:tc>
         <w:tc>
           <w:tcPr>
-            <w:tcW w:type="dxa" w:w="2350"/>
+            <w:tcW w:type="dxa" w:w="2100"/>
             <w:tcMar>
-              <w:top w:w="80" w:type="dxa"/>
+              <w:top w:w="100" w:type="dxa"/>
               <w:start w:w="120" w:type="dxa"/>
-              <w:bottom w:w="80" w:type="dxa"/>
+              <w:bottom w:w="100" w:type="dxa"/>
               <w:end w:w="120" w:type="dxa"/>
             </w:tcMar>
             <w:vAlign w:val="center"/>
           </w:tcPr>
           <w:p>
             <w:pPr>
-              <w:spacing w:before="0" w:after="40" w:line="252" w:lineRule="auto"/>
-              <w:jc w:val="left"/>
+              <w:spacing w:after="20" w:line="247" w:lineRule="auto"/>
             </w:pPr>
             <w:r/>
             <w:r>
               <w:rPr>
-                <w:rFonts w:ascii="Calibri" w:hAnsi="Calibri"/>
-                <w:color w:val="000000"/>
-                <w:sz w:val="17"/>
+                <w:rFonts w:ascii="Aptos" w:hAnsi="Aptos"/>
+                <w:b w:val="0"/>
+                <w:i w:val="0"/>
+                <w:color w:val="1A1F2C"/>
+                <w:sz w:val="16"/>
               </w:rPr>
-              <w:t>Named falsification evidence or risk trigger appears</w:t>
+              <w:t>Falsification evidence or a risk trigger appears</w:t>
             </w:r>
           </w:p>
         </w:tc>
         <w:tc>
           <w:tcPr>
-            <w:tcW w:type="dxa" w:w="1600"/>
+            <w:tcW w:type="dxa" w:w="2250"/>
             <w:tcMar>
-              <w:top w:w="80" w:type="dxa"/>
+              <w:top w:w="100" w:type="dxa"/>
               <w:start w:w="120" w:type="dxa"/>
-              <w:bottom w:w="80" w:type="dxa"/>
+              <w:bottom w:w="100" w:type="dxa"/>
               <w:end w:w="120" w:type="dxa"/>
             </w:tcMar>
             <w:vAlign w:val="center"/>
           </w:tcPr>
           <w:p>
             <w:pPr>
-              <w:spacing w:before="0" w:after="40" w:line="252" w:lineRule="auto"/>
-              <w:jc w:val="left"/>
+              <w:spacing w:after="20" w:line="247" w:lineRule="auto"/>
             </w:pPr>
             <w:r/>
             <w:r>
               <w:rPr>
-                <w:rFonts w:ascii="Calibri" w:hAnsi="Calibri"/>
-                <w:color w:val="000000"/>
-                <w:sz w:val="17"/>
+                <w:rFonts w:ascii="Aptos" w:hAnsi="Aptos"/>
+                <w:b w:val="0"/>
+                <w:i w:val="0"/>
+                <w:color w:val="1A1F2C"/>
+                <w:sz w:val="16"/>
               </w:rPr>
-              <w:t>Lower or delayed revenue, margin, or cash-flow path as relevant</w:t>
+              <w:t>Lower or delayed revenue, margin, or cash flow</w:t>
             </w:r>
           </w:p>
         </w:tc>
         <w:tc>
           <w:tcPr>
-            <w:tcW w:type="dxa" w:w="1260"/>
+            <w:tcW w:type="dxa" w:w="2260"/>
             <w:tcMar>
-              <w:top w:w="80" w:type="dxa"/>
+              <w:top w:w="100" w:type="dxa"/>
               <w:start w:w="120" w:type="dxa"/>
-              <w:bottom w:w="80" w:type="dxa"/>
+              <w:bottom w:w="100" w:type="dxa"/>
               <w:end w:w="120" w:type="dxa"/>
             </w:tcMar>
             <w:vAlign w:val="center"/>
           </w:tcPr>
           <w:p>
             <w:pPr>
-              <w:spacing w:before="0" w:after="40" w:line="252" w:lineRule="auto"/>
-              <w:jc w:val="center"/>
+              <w:spacing w:after="20" w:line="247" w:lineRule="auto"/>
             </w:pPr>
             <w:r/>
             <w:r>
               <w:rPr>
-                <w:rFonts w:ascii="Calibri" w:hAnsi="Calibri"/>
-                <w:color w:val="000000"/>
-                <w:sz w:val="17"/>
+                <w:rFonts w:ascii="Aptos" w:hAnsi="Aptos"/>
+                <w:b w:val="0"/>
+                <w:i w:val="0"/>
+                <w:color w:val="1A1F2C"/>
+                <w:sz w:val="16"/>
               </w:rPr>
               <w:t>Stage, pause, mitigate, or reject the action</w:t>
             </w:r>
@@ -1987,550 +1478,232 @@
     </w:tbl>
     <w:p>
       <w:pPr>
-        <w:spacing w:before="0" w:after="40" w:line="264" w:lineRule="auto"/>
+        <w:spacing w:after="20"/>
       </w:pPr>
     </w:p>
     <w:p>
       <w:pPr>
-        <w:spacing w:before="0" w:after="120" w:line="264" w:lineRule="auto"/>
+        <w:pStyle w:val="Heading2"/>
+        <w:keepNext/>
       </w:pPr>
       <w:r>
-        <w:rPr>
-          <w:rFonts w:ascii="Calibri" w:hAnsi="Calibri"/>
-          <w:color w:val="000000"/>
-          <w:sz w:val="22"/>
-        </w:rPr>
-        <w:t>Do not enter a valuation conclusion in this milestone unless it already exists from sourced work. Explain which forecast assumptions and valuation channels will change in Milestone 3.</w:t>
-      </w:r>
-    </w:p>
-    <w:p>
-      <w:pPr>
-        <w:pStyle w:val="Heading3"/>
-      </w:pPr>
-      <w:r>
-        <w:rPr>
-          <w:rFonts w:ascii="Calibri" w:hAnsi="Calibri"/>
-          <w:color w:val="0A2540"/>
-          <w:sz w:val="24"/>
-        </w:rPr>
         <w:t>8. Complete the skeptical-CFO challenge</w:t>
       </w:r>
     </w:p>
     <w:p>
       <w:pPr>
-        <w:spacing w:before="0" w:after="120" w:line="264" w:lineRule="auto"/>
+        <w:spacing w:after="100"/>
       </w:pPr>
       <w:r>
         <w:rPr>
-          <w:rFonts w:ascii="Calibri" w:hAnsi="Calibri"/>
-          <w:color w:val="000000"/>
-          <w:sz w:val="22"/>
+          <w:rFonts w:ascii="Aptos" w:hAnsi="Aptos"/>
+          <w:b w:val="0"/>
+          <w:i w:val="0"/>
+          <w:color w:val="1A1F2C"/>
+          <w:sz w:val="21"/>
         </w:rPr>
-        <w:t>Choose one path. Neither path requires a paid feature.</w:t>
+        <w:t>Use either a free text-based AI tool with only a sanitized student-written summary or the instructor-provided non-AI questions. Both paths must produce the same challenge record.</w:t>
       </w:r>
     </w:p>
     <w:p>
       <w:pPr>
-        <w:spacing w:before="0" w:after="120" w:line="264" w:lineRule="auto"/>
+        <w:ind w:left="317" w:hanging="317"/>
       </w:pPr>
       <w:r>
         <w:rPr>
-          <w:rFonts w:ascii="Calibri" w:hAnsi="Calibri"/>
-          <w:b/>
-          <w:color w:val="000000"/>
-          <w:sz w:val="22"/>
+          <w:rFonts w:ascii="Aptos" w:hAnsi="Aptos"/>
+          <w:b w:val="0"/>
+          <w:i w:val="0"/>
+          <w:color w:val="1A1F2C"/>
+          <w:sz w:val="21"/>
         </w:rPr>
-        <w:t>Free-AI path:</w:t>
-      </w:r>
-      <w:r>
-        <w:rPr>
-          <w:rFonts w:ascii="Calibri" w:hAnsi="Calibri"/>
-          <w:color w:val="000000"/>
-          <w:sz w:val="22"/>
-        </w:rPr>
-        <w:t xml:space="preserve"> Provide a free text-based AI tool only a sanitized, student-written summary of the hypothesis. Ask it to act as a skeptical CFO, identify weak assumptions, propose alternatives, and state falsification evidence. Do not upload a workbook, raw FactSet export, FactSet screenshot, personal information, instructor-only material, or nonpublic company information.</w:t>
+        <w:t>• Record the original hypothesis, strongest challenge or alternative, evidence independently checked, finding and limitation, accept/modify/reject judgment, revised hypothesis, and tool-use or non-AI statement.</w:t>
       </w:r>
     </w:p>
     <w:p>
       <w:pPr>
-        <w:spacing w:before="0" w:after="120" w:line="264" w:lineRule="auto"/>
+        <w:ind w:left="317" w:hanging="317"/>
       </w:pPr>
       <w:r>
         <w:rPr>
-          <w:rFonts w:ascii="Calibri" w:hAnsi="Calibri"/>
-          <w:b/>
-          <w:color w:val="000000"/>
-          <w:sz w:val="22"/>
+          <w:rFonts w:ascii="Aptos" w:hAnsi="Aptos"/>
+          <w:b w:val="0"/>
+          <w:i w:val="0"/>
+          <w:color w:val="1A1F2C"/>
+          <w:sz w:val="21"/>
         </w:rPr>
-        <w:t>Non-AI path:</w:t>
+        <w:t>• AI output is never a source. Do not upload a workbook, raw FactSet export or screenshot, personal information, instructor-only material, or nonpublic company information.</w:t>
       </w:r>
+    </w:p>
+    <w:p>
       <w:r>
-        <w:rPr>
-          <w:rFonts w:ascii="Calibri" w:hAnsi="Calibri"/>
-          <w:color w:val="000000"/>
-          <w:sz w:val="22"/>
-        </w:rPr>
-        <w:t xml:space="preserve"> Use the instructor-provided skeptical-CFO questions to generate the same challenge record yourself.</w:t>
+        <w:br w:type="page"/>
       </w:r>
     </w:p>
     <w:p>
       <w:pPr>
-        <w:spacing w:before="0" w:after="120" w:line="264" w:lineRule="auto"/>
+        <w:pStyle w:val="Heading1"/>
+        <w:keepNext/>
       </w:pPr>
       <w:r>
-        <w:rPr>
-          <w:rFonts w:ascii="Calibri" w:hAnsi="Calibri"/>
-          <w:color w:val="000000"/>
-          <w:sz w:val="22"/>
-        </w:rPr>
-        <w:t>Under either path, record:</w:t>
-      </w:r>
-    </w:p>
-    <w:p>
-      <w:pPr>
-        <w:spacing w:before="0" w:after="160" w:line="280" w:lineRule="auto"/>
-        <w:numPr>
-          <w:ilvl w:val="0"/>
-          <w:numId w:val="12"/>
-        </w:numPr>
-      </w:pPr>
-      <w:r>
-        <w:rPr>
-          <w:rFonts w:ascii="Calibri" w:hAnsi="Calibri"/>
-          <w:color w:val="000000"/>
-          <w:sz w:val="22"/>
-        </w:rPr>
-        <w:t>Original hypothesis.</w:t>
-      </w:r>
-    </w:p>
-    <w:p>
-      <w:pPr>
-        <w:spacing w:before="0" w:after="160" w:line="280" w:lineRule="auto"/>
-        <w:numPr>
-          <w:ilvl w:val="0"/>
-          <w:numId w:val="12"/>
-        </w:numPr>
-      </w:pPr>
-      <w:r>
-        <w:rPr>
-          <w:rFonts w:ascii="Calibri" w:hAnsi="Calibri"/>
-          <w:color w:val="000000"/>
-          <w:sz w:val="22"/>
-        </w:rPr>
-        <w:t>Strongest challenge or alternative explanation.</w:t>
-      </w:r>
-    </w:p>
-    <w:p>
-      <w:pPr>
-        <w:spacing w:before="0" w:after="160" w:line="280" w:lineRule="auto"/>
-        <w:numPr>
-          <w:ilvl w:val="0"/>
-          <w:numId w:val="12"/>
-        </w:numPr>
-      </w:pPr>
-      <w:r>
-        <w:rPr>
-          <w:rFonts w:ascii="Calibri" w:hAnsi="Calibri"/>
-          <w:color w:val="000000"/>
-          <w:sz w:val="22"/>
-        </w:rPr>
-        <w:t>SEC, FactSet, Excel, course, or other credible evidence independently checked.</w:t>
-      </w:r>
-    </w:p>
-    <w:p>
-      <w:pPr>
-        <w:spacing w:before="0" w:after="160" w:line="280" w:lineRule="auto"/>
-        <w:numPr>
-          <w:ilvl w:val="0"/>
-          <w:numId w:val="12"/>
-        </w:numPr>
-      </w:pPr>
-      <w:r>
-        <w:rPr>
-          <w:rFonts w:ascii="Calibri" w:hAnsi="Calibri"/>
-          <w:color w:val="000000"/>
-          <w:sz w:val="22"/>
-        </w:rPr>
-        <w:t>Finding and limitation.</w:t>
-      </w:r>
-    </w:p>
-    <w:p>
-      <w:pPr>
-        <w:spacing w:before="0" w:after="160" w:line="280" w:lineRule="auto"/>
-        <w:numPr>
-          <w:ilvl w:val="0"/>
-          <w:numId w:val="12"/>
-        </w:numPr>
-      </w:pPr>
-      <w:r>
-        <w:rPr>
-          <w:rFonts w:ascii="Calibri" w:hAnsi="Calibri"/>
-          <w:color w:val="000000"/>
-          <w:sz w:val="22"/>
-        </w:rPr>
-        <w:t>Accept, modify, or reject judgment.</w:t>
-      </w:r>
-    </w:p>
-    <w:p>
-      <w:pPr>
-        <w:spacing w:before="0" w:after="160" w:line="280" w:lineRule="auto"/>
-        <w:numPr>
-          <w:ilvl w:val="0"/>
-          <w:numId w:val="12"/>
-        </w:numPr>
-      </w:pPr>
-      <w:r>
-        <w:rPr>
-          <w:rFonts w:ascii="Calibri" w:hAnsi="Calibri"/>
-          <w:color w:val="000000"/>
-          <w:sz w:val="22"/>
-        </w:rPr>
-        <w:t>Revised hypothesis.</w:t>
-      </w:r>
-    </w:p>
-    <w:p>
-      <w:pPr>
-        <w:spacing w:before="0" w:after="160" w:line="280" w:lineRule="auto"/>
-        <w:numPr>
-          <w:ilvl w:val="0"/>
-          <w:numId w:val="12"/>
-        </w:numPr>
-      </w:pPr>
-      <w:r>
-        <w:rPr>
-          <w:rFonts w:ascii="Calibri" w:hAnsi="Calibri"/>
-          <w:color w:val="000000"/>
-          <w:sz w:val="22"/>
-        </w:rPr>
-        <w:t>Tool/use disclosure or non-AI statement.</w:t>
-      </w:r>
-    </w:p>
-    <w:p>
-      <w:pPr>
-        <w:spacing w:before="0" w:after="120" w:line="264" w:lineRule="auto"/>
-      </w:pPr>
-      <w:r>
-        <w:rPr>
-          <w:rFonts w:ascii="Calibri" w:hAnsi="Calibri"/>
-          <w:color w:val="000000"/>
-          <w:sz w:val="22"/>
-        </w:rPr>
-        <w:t>AI output is never a source. Student judgment is required even when the challenge is useful.</w:t>
-      </w:r>
-    </w:p>
-    <w:p>
-      <w:pPr>
-        <w:pStyle w:val="Heading2"/>
-      </w:pPr>
-      <w:r>
-        <w:rPr>
-          <w:rFonts w:ascii="Calibri" w:hAnsi="Calibri"/>
-          <w:color w:val="175FA9"/>
-          <w:sz w:val="26"/>
-        </w:rPr>
         <w:t>Evidence and FactSet standard</w:t>
       </w:r>
     </w:p>
     <w:p>
       <w:pPr>
-        <w:spacing w:before="0" w:after="120" w:line="264" w:lineRule="auto"/>
+        <w:spacing w:after="100"/>
       </w:pPr>
       <w:r>
         <w:rPr>
-          <w:rFonts w:ascii="Calibri" w:hAnsi="Calibri"/>
-          <w:color w:val="000000"/>
-          <w:sz w:val="22"/>
+          <w:rFonts w:ascii="Aptos" w:hAnsi="Aptos"/>
+          <w:b w:val="0"/>
+          <w:i w:val="0"/>
+          <w:color w:val="1A1F2C"/>
+          <w:sz w:val="21"/>
         </w:rPr>
-        <w:t xml:space="preserve">Students may use all relevant FactSet data in BUS311 course work. Every material number, definition, comparison, chart, and assumption must be traceable through the </w:t>
-      </w:r>
-      <w:r>
-        <w:rPr>
-          <w:rFonts w:ascii="Calibri" w:hAnsi="Calibri"/>
-          <w:b/>
-          <w:color w:val="000000"/>
-          <w:sz w:val="22"/>
-        </w:rPr>
-        <w:t>Evidence Register</w:t>
-      </w:r>
-      <w:r>
-        <w:rPr>
-          <w:rFonts w:ascii="Calibri" w:hAnsi="Calibri"/>
-          <w:color w:val="000000"/>
-          <w:sz w:val="22"/>
-        </w:rPr>
-        <w:t xml:space="preserve"> sheet.</w:t>
+        <w:t>Every material number, definition, comparison, chart, and assumption must be traceable through the Evidence Register.</w:t>
       </w:r>
     </w:p>
     <w:p>
       <w:pPr>
-        <w:spacing w:before="0" w:after="120" w:line="264" w:lineRule="auto"/>
+        <w:ind w:left="317" w:hanging="317"/>
       </w:pPr>
       <w:r>
         <w:rPr>
-          <w:rFonts w:ascii="Calibri" w:hAnsi="Calibri"/>
-          <w:color w:val="000000"/>
-          <w:sz w:val="22"/>
+          <w:rFonts w:ascii="Aptos" w:hAnsi="Aptos"/>
+          <w:b w:val="0"/>
+          <w:i w:val="0"/>
+          <w:color w:val="1A1F2C"/>
+          <w:sz w:val="21"/>
         </w:rPr>
-        <w:t>For FactSet evidence, label:</w:t>
+        <w:t>• For FactSet: identify FactSet; the report, screen, chart, or metric; retrieval or data-through date; fiscal period; units and currency; definition or adjustment; peer group and rationale when applicable; use; and limitation.</w:t>
       </w:r>
     </w:p>
     <w:p>
       <w:pPr>
-        <w:pStyle w:val="ListBullet"/>
+        <w:ind w:left="317" w:hanging="317"/>
       </w:pPr>
       <w:r>
         <w:rPr>
-          <w:rFonts w:ascii="Calibri" w:hAnsi="Calibri"/>
-          <w:color w:val="000000"/>
-          <w:sz w:val="22"/>
+          <w:rFonts w:ascii="Aptos" w:hAnsi="Aptos"/>
+          <w:b w:val="0"/>
+          <w:i w:val="0"/>
+          <w:color w:val="1A1F2C"/>
+          <w:sz w:val="21"/>
         </w:rPr>
-        <w:t>FactSet as the source.</w:t>
+        <w:t>• For SEC evidence: identify the form, filing date, fiscal period, exact item, page, table, or note, definition, and use. A generic investor-relations homepage is not sufficient.</w:t>
       </w:r>
     </w:p>
     <w:p>
       <w:pPr>
-        <w:pStyle w:val="ListBullet"/>
+        <w:ind w:left="317" w:hanging="317"/>
       </w:pPr>
       <w:r>
         <w:rPr>
-          <w:rFonts w:ascii="Calibri" w:hAnsi="Calibri"/>
-          <w:color w:val="000000"/>
-          <w:sz w:val="22"/>
+          <w:rFonts w:ascii="Aptos" w:hAnsi="Aptos"/>
+          <w:b w:val="0"/>
+          <w:i w:val="0"/>
+          <w:color w:val="1A1F2C"/>
+          <w:sz w:val="21"/>
         </w:rPr>
-        <w:t>Report, screen, chart, or metric name.</w:t>
+        <w:t>• Use one evidence ID in the register and reference that ID in working sheets.</w:t>
       </w:r>
     </w:p>
     <w:p>
       <w:pPr>
-        <w:pStyle w:val="ListBullet"/>
+        <w:ind w:left="317" w:hanging="317"/>
       </w:pPr>
       <w:r>
         <w:rPr>
-          <w:rFonts w:ascii="Calibri" w:hAnsi="Calibri"/>
-          <w:color w:val="000000"/>
-          <w:sz w:val="22"/>
+          <w:rFonts w:ascii="Aptos" w:hAnsi="Aptos"/>
+          <w:b w:val="0"/>
+          <w:i w:val="0"/>
+          <w:color w:val="1A1F2C"/>
+          <w:sz w:val="21"/>
         </w:rPr>
-        <w:t>Data-through or retrieval date.</w:t>
+        <w:t>• Reconcile conflicting figures or explain why definitions differ. Distinguish reported facts, calculations, assumptions, and interpretations.</w:t>
       </w:r>
     </w:p>
     <w:p>
       <w:pPr>
-        <w:pStyle w:val="ListBullet"/>
+        <w:ind w:left="317" w:hanging="317"/>
       </w:pPr>
       <w:r>
         <w:rPr>
-          <w:rFonts w:ascii="Calibri" w:hAnsi="Calibri"/>
-          <w:color w:val="000000"/>
-          <w:sz w:val="22"/>
+          <w:rFonts w:ascii="Aptos" w:hAnsi="Aptos"/>
+          <w:b w:val="0"/>
+          <w:i w:val="0"/>
+          <w:color w:val="1A1F2C"/>
+          <w:sz w:val="21"/>
         </w:rPr>
-        <w:t>Fiscal period, units, and currency.</w:t>
+        <w:t>• State a limitation when evidence is unavailable. Do not use AI-generated figures or chart images as financial evidence.</w:t>
       </w:r>
     </w:p>
     <w:p>
       <w:pPr>
-        <w:pStyle w:val="ListBullet"/>
+        <w:pStyle w:val="Heading1"/>
+        <w:keepNext/>
       </w:pPr>
       <w:r>
-        <w:rPr>
-          <w:rFonts w:ascii="Calibri" w:hAnsi="Calibri"/>
-          <w:color w:val="000000"/>
-          <w:sz w:val="22"/>
-        </w:rPr>
-        <w:t>Definition or adjustment when not obvious.</w:t>
+        <w:t>LO2-LO3 alignment</w:t>
       </w:r>
     </w:p>
     <w:p>
       <w:pPr>
-        <w:pStyle w:val="ListBullet"/>
+        <w:spacing w:after="100"/>
       </w:pPr>
       <w:r>
         <w:rPr>
-          <w:rFonts w:ascii="Calibri" w:hAnsi="Calibri"/>
-          <w:color w:val="000000"/>
-          <w:sz w:val="22"/>
+          <w:rFonts w:ascii="Aptos" w:hAnsi="Aptos"/>
+          <w:b/>
+          <w:i w:val="0"/>
+          <w:color w:val="1A1F2C"/>
+          <w:sz w:val="21"/>
         </w:rPr>
-        <w:t>Peer group and selection rationale when applicable.</w:t>
+        <w:t xml:space="preserve">LO2: </w:t>
+      </w:r>
+      <w:r>
+        <w:rPr>
+          <w:rFonts w:ascii="Aptos" w:hAnsi="Aptos"/>
+          <w:b w:val="0"/>
+          <w:i w:val="0"/>
+          <w:color w:val="1A1F2C"/>
+          <w:sz w:val="21"/>
+        </w:rPr>
+        <w:t>Begin with income-statement revenue, then use the balance sheet, cash-flow statement, and filing notes when they clarify receivables, contract liabilities, inventory, capital intensity, acquisitions, cash conversion, segment definitions, or recognition timing.</w:t>
       </w:r>
     </w:p>
     <w:p>
       <w:pPr>
-        <w:pStyle w:val="ListBullet"/>
+        <w:spacing w:after="100"/>
       </w:pPr>
       <w:r>
         <w:rPr>
-          <w:rFonts w:ascii="Calibri" w:hAnsi="Calibri"/>
-          <w:color w:val="000000"/>
-          <w:sz w:val="22"/>
+          <w:rFonts w:ascii="Aptos" w:hAnsi="Aptos"/>
+          <w:b/>
+          <w:i w:val="0"/>
+          <w:color w:val="1A1F2C"/>
+          <w:sz w:val="21"/>
         </w:rPr>
-        <w:t>How the evidence is used and any comparability limitation.</w:t>
+        <w:t xml:space="preserve">LO3: </w:t>
+      </w:r>
+      <w:r>
+        <w:rPr>
+          <w:rFonts w:ascii="Aptos" w:hAnsi="Aptos"/>
+          <w:b w:val="0"/>
+          <w:i w:val="0"/>
+          <w:color w:val="1A1F2C"/>
+          <w:sz w:val="21"/>
+        </w:rPr>
+        <w:t>Calculate and interpret company trends and relevant peer comparisons that illuminate revenue generation. Use ratios to distinguish drivers and alternatives, not as a mechanical list.</w:t>
       </w:r>
     </w:p>
     <w:p>
       <w:pPr>
-        <w:spacing w:before="0" w:after="120" w:line="264" w:lineRule="auto"/>
+        <w:pStyle w:val="Heading1"/>
+        <w:keepNext/>
       </w:pPr>
       <w:r>
-        <w:rPr>
-          <w:rFonts w:ascii="Calibri" w:hAnsi="Calibri"/>
-          <w:color w:val="000000"/>
-          <w:sz w:val="22"/>
-        </w:rPr>
-        <w:t>For SEC evidence, label the form type, filing date, fiscal period, exact item/page/table or note, definition, and use. A generic investor-relations or annual-report homepage is not a sufficient citation.</w:t>
-      </w:r>
-    </w:p>
-    <w:p>
-      <w:pPr>
-        <w:spacing w:before="0" w:after="120" w:line="264" w:lineRule="auto"/>
-      </w:pPr>
-      <w:r>
-        <w:rPr>
-          <w:rFonts w:ascii="Calibri" w:hAnsi="Calibri"/>
-          <w:color w:val="000000"/>
-          <w:sz w:val="22"/>
-        </w:rPr>
-        <w:t>For all sources:</w:t>
-      </w:r>
-    </w:p>
-    <w:p>
-      <w:pPr>
-        <w:pStyle w:val="ListBullet"/>
-      </w:pPr>
-      <w:r>
-        <w:rPr>
-          <w:rFonts w:ascii="Calibri" w:hAnsi="Calibri"/>
-          <w:color w:val="000000"/>
-          <w:sz w:val="22"/>
-        </w:rPr>
-        <w:t>Use one evidence ID in the register, then reference that ID in working sheets.</w:t>
-      </w:r>
-    </w:p>
-    <w:p>
-      <w:pPr>
-        <w:pStyle w:val="ListBullet"/>
-      </w:pPr>
-      <w:r>
-        <w:rPr>
-          <w:rFonts w:ascii="Calibri" w:hAnsi="Calibri"/>
-          <w:color w:val="000000"/>
-          <w:sz w:val="22"/>
-        </w:rPr>
-        <w:t>Reconcile conflicting figures or explain why definitions differ.</w:t>
-      </w:r>
-    </w:p>
-    <w:p>
-      <w:pPr>
-        <w:pStyle w:val="ListBullet"/>
-      </w:pPr>
-      <w:r>
-        <w:rPr>
-          <w:rFonts w:ascii="Calibri" w:hAnsi="Calibri"/>
-          <w:color w:val="000000"/>
-          <w:sz w:val="22"/>
-        </w:rPr>
-        <w:t>Distinguish reported facts, calculations, assumptions, and interpretations.</w:t>
-      </w:r>
-    </w:p>
-    <w:p>
-      <w:pPr>
-        <w:pStyle w:val="ListBullet"/>
-      </w:pPr>
-      <w:r>
-        <w:rPr>
-          <w:rFonts w:ascii="Calibri" w:hAnsi="Calibri"/>
-          <w:color w:val="000000"/>
-          <w:sz w:val="22"/>
-        </w:rPr>
-        <w:t>State a limitation when evidence is unavailable.</w:t>
-      </w:r>
-    </w:p>
-    <w:p>
-      <w:pPr>
-        <w:pStyle w:val="ListBullet"/>
-      </w:pPr>
-      <w:r>
-        <w:rPr>
-          <w:rFonts w:ascii="Calibri" w:hAnsi="Calibri"/>
-          <w:color w:val="000000"/>
-          <w:sz w:val="22"/>
-        </w:rPr>
-        <w:t>Do not use AI-generated figures or chart images as financial evidence.</w:t>
-      </w:r>
-    </w:p>
-    <w:p>
-      <w:pPr>
-        <w:pStyle w:val="Heading2"/>
-      </w:pPr>
-      <w:r>
-        <w:rPr>
-          <w:rFonts w:ascii="Calibri" w:hAnsi="Calibri"/>
-          <w:color w:val="175FA9"/>
-          <w:sz w:val="26"/>
-        </w:rPr>
-        <w:t>LO2–LO3 alignment</w:t>
-      </w:r>
-    </w:p>
-    <w:p>
-      <w:pPr>
-        <w:pStyle w:val="Heading3"/>
-      </w:pPr>
-      <w:r>
-        <w:rPr>
-          <w:rFonts w:ascii="Calibri" w:hAnsi="Calibri"/>
-          <w:color w:val="0A2540"/>
-          <w:sz w:val="24"/>
-        </w:rPr>
-        <w:t>LO2 — Explain the key financial statements and the information each provides</w:t>
-      </w:r>
-    </w:p>
-    <w:p>
-      <w:pPr>
-        <w:spacing w:before="0" w:after="120" w:line="264" w:lineRule="auto"/>
-      </w:pPr>
-      <w:r>
-        <w:rPr>
-          <w:rFonts w:ascii="Calibri" w:hAnsi="Calibri"/>
-          <w:color w:val="000000"/>
-          <w:sz w:val="22"/>
-        </w:rPr>
-        <w:t>Revenue history begins with the income statement but must also use the balance sheet, cash-flow statement, and filing notes when they explain receivables, contract liabilities, inventory, capital intensity, acquisitions, cash conversion, segment definitions, or revenue-recognition timing. Explain what each selected statement or note contributes to the revenue diagnosis.</w:t>
-      </w:r>
-    </w:p>
-    <w:p>
-      <w:pPr>
-        <w:pStyle w:val="Heading3"/>
-      </w:pPr>
-      <w:r>
-        <w:rPr>
-          <w:rFonts w:ascii="Calibri" w:hAnsi="Calibri"/>
-          <w:color w:val="0A2540"/>
-          <w:sz w:val="24"/>
-        </w:rPr>
-        <w:t>LO3 — Conduct ratio analysis using balance sheets and income statements</w:t>
-      </w:r>
-    </w:p>
-    <w:p>
-      <w:pPr>
-        <w:spacing w:before="0" w:after="120" w:line="264" w:lineRule="auto"/>
-      </w:pPr>
-      <w:r>
-        <w:rPr>
-          <w:rFonts w:ascii="Calibri" w:hAnsi="Calibri"/>
-          <w:color w:val="000000"/>
-          <w:sz w:val="22"/>
-        </w:rPr>
-        <w:t>Calculate and interpret company trends and relevant peer comparisons that illuminate revenue generation. Depending on company fit, these may include growth, margins, asset turnover, receivables turnover, days sales outstanding, inventory turnover, deferred-revenue relationships, sales per location, utilization, or another supportable operating ratio. Use ratios to distinguish drivers and alternatives; do not submit a mechanical list.</w:t>
-      </w:r>
-    </w:p>
-    <w:p>
-      <w:pPr>
-        <w:pStyle w:val="Heading2"/>
-      </w:pPr>
-      <w:r>
-        <w:rPr>
-          <w:rFonts w:ascii="Calibri" w:hAnsi="Calibri"/>
-          <w:color w:val="175FA9"/>
-          <w:sz w:val="26"/>
-        </w:rPr>
         <w:t>Eight-point milestone rubric</w:t>
       </w:r>
     </w:p>
@@ -2544,9 +1717,9 @@
         <w:tblInd w:w="120" w:type="dxa"/>
       </w:tblPr>
       <w:tblGrid>
-        <w:gridCol w:w="2200"/>
-        <w:gridCol w:w="3480"/>
-        <w:gridCol w:w="3680"/>
+        <w:gridCol w:w="2600"/>
+        <w:gridCol w:w="900"/>
+        <w:gridCol w:w="5860"/>
       </w:tblGrid>
       <w:tr>
         <w:trPr>
@@ -2555,32 +1728,28 @@
         </w:trPr>
         <w:tc>
           <w:tcPr>
-            <w:tcW w:type="dxa" w:w="2200"/>
-            <w:shd w:fill="EAF2F8"/>
+            <w:tcW w:type="dxa" w:w="2600"/>
+            <w:shd w:fill="EDF3F7"/>
             <w:tcMar>
-              <w:top w:w="80" w:type="dxa"/>
+              <w:top w:w="100" w:type="dxa"/>
               <w:start w:w="120" w:type="dxa"/>
-              <w:bottom w:w="80" w:type="dxa"/>
+              <w:bottom w:w="100" w:type="dxa"/>
               <w:end w:w="120" w:type="dxa"/>
             </w:tcMar>
             <w:vAlign w:val="center"/>
           </w:tcPr>
           <w:p>
             <w:pPr>
-              <w:spacing w:before="0" w:after="40" w:line="252" w:lineRule="auto"/>
-              <w:jc w:val="left"/>
+              <w:spacing w:after="20" w:line="247" w:lineRule="auto"/>
             </w:pPr>
+            <w:r/>
             <w:r>
               <w:rPr>
+                <w:rFonts w:ascii="Aptos" w:hAnsi="Aptos"/>
                 <w:b/>
-              </w:rPr>
-            </w:r>
-            <w:r>
-              <w:rPr>
-                <w:rFonts w:ascii="Calibri" w:hAnsi="Calibri"/>
-                <w:b/>
-                <w:color w:val="0A2540"/>
-                <w:sz w:val="19"/>
+                <w:i w:val="0"/>
+                <w:color w:val="152536"/>
+                <w:sz w:val="17"/>
               </w:rPr>
               <w:t>Criterion</w:t>
             </w:r>
@@ -2588,32 +1757,28 @@
         </w:tc>
         <w:tc>
           <w:tcPr>
-            <w:tcW w:type="dxa" w:w="3480"/>
-            <w:shd w:fill="EAF2F8"/>
+            <w:tcW w:type="dxa" w:w="900"/>
+            <w:shd w:fill="EDF3F7"/>
             <w:tcMar>
-              <w:top w:w="80" w:type="dxa"/>
+              <w:top w:w="100" w:type="dxa"/>
               <w:start w:w="120" w:type="dxa"/>
-              <w:bottom w:w="80" w:type="dxa"/>
+              <w:bottom w:w="100" w:type="dxa"/>
               <w:end w:w="120" w:type="dxa"/>
             </w:tcMar>
             <w:vAlign w:val="center"/>
           </w:tcPr>
           <w:p>
             <w:pPr>
-              <w:spacing w:before="0" w:after="40" w:line="252" w:lineRule="auto"/>
-              <w:jc w:val="left"/>
+              <w:spacing w:after="20" w:line="247" w:lineRule="auto"/>
             </w:pPr>
+            <w:r/>
             <w:r>
               <w:rPr>
+                <w:rFonts w:ascii="Aptos" w:hAnsi="Aptos"/>
                 <w:b/>
-              </w:rPr>
-            </w:r>
-            <w:r>
-              <w:rPr>
-                <w:rFonts w:ascii="Calibri" w:hAnsi="Calibri"/>
-                <w:b/>
-                <w:color w:val="0A2540"/>
-                <w:sz w:val="19"/>
+                <w:i w:val="0"/>
+                <w:color w:val="152536"/>
+                <w:sz w:val="17"/>
               </w:rPr>
               <w:t>Points</w:t>
             </w:r>
@@ -2621,34 +1786,30 @@
         </w:tc>
         <w:tc>
           <w:tcPr>
-            <w:tcW w:type="dxa" w:w="3680"/>
-            <w:shd w:fill="EAF2F8"/>
+            <w:tcW w:type="dxa" w:w="5860"/>
+            <w:shd w:fill="EDF3F7"/>
             <w:tcMar>
-              <w:top w:w="80" w:type="dxa"/>
+              <w:top w:w="100" w:type="dxa"/>
               <w:start w:w="120" w:type="dxa"/>
-              <w:bottom w:w="80" w:type="dxa"/>
+              <w:bottom w:w="100" w:type="dxa"/>
               <w:end w:w="120" w:type="dxa"/>
             </w:tcMar>
             <w:vAlign w:val="center"/>
           </w:tcPr>
           <w:p>
             <w:pPr>
-              <w:spacing w:before="0" w:after="40" w:line="252" w:lineRule="auto"/>
-              <w:jc w:val="left"/>
+              <w:spacing w:after="20" w:line="247" w:lineRule="auto"/>
             </w:pPr>
+            <w:r/>
             <w:r>
               <w:rPr>
+                <w:rFonts w:ascii="Aptos" w:hAnsi="Aptos"/>
                 <w:b/>
+                <w:i w:val="0"/>
+                <w:color w:val="152536"/>
+                <w:sz w:val="17"/>
               </w:rPr>
-            </w:r>
-            <w:r>
-              <w:rPr>
-                <w:rFonts w:ascii="Calibri" w:hAnsi="Calibri"/>
-                <w:b/>
-                <w:color w:val="0A2540"/>
-                <w:sz w:val="19"/>
-              </w:rPr>
-              <w:t>Evidence used for scoring</w:t>
+              <w:t>Full-credit evidence</w:t>
             </w:r>
           </w:p>
         </w:tc>
@@ -2659,26 +1820,27 @@
         </w:trPr>
         <w:tc>
           <w:tcPr>
-            <w:tcW w:type="dxa" w:w="2200"/>
+            <w:tcW w:type="dxa" w:w="2600"/>
             <w:tcMar>
-              <w:top w:w="80" w:type="dxa"/>
+              <w:top w:w="100" w:type="dxa"/>
               <w:start w:w="120" w:type="dxa"/>
-              <w:bottom w:w="80" w:type="dxa"/>
+              <w:bottom w:w="100" w:type="dxa"/>
               <w:end w:w="120" w:type="dxa"/>
             </w:tcMar>
             <w:vAlign w:val="center"/>
           </w:tcPr>
           <w:p>
             <w:pPr>
-              <w:spacing w:before="0" w:after="40" w:line="252" w:lineRule="auto"/>
-              <w:jc w:val="left"/>
+              <w:spacing w:after="20" w:line="247" w:lineRule="auto"/>
             </w:pPr>
             <w:r/>
             <w:r>
               <w:rPr>
-                <w:rFonts w:ascii="Calibri" w:hAnsi="Calibri"/>
-                <w:color w:val="000000"/>
-                <w:sz w:val="19"/>
+                <w:rFonts w:ascii="Aptos" w:hAnsi="Aptos"/>
+                <w:b w:val="0"/>
+                <w:i w:val="0"/>
+                <w:color w:val="1A1F2C"/>
+                <w:sz w:val="17"/>
               </w:rPr>
               <w:t>Revenue-engine map</w:t>
             </w:r>
@@ -2686,26 +1848,27 @@
         </w:tc>
         <w:tc>
           <w:tcPr>
-            <w:tcW w:type="dxa" w:w="3480"/>
+            <w:tcW w:type="dxa" w:w="900"/>
             <w:tcMar>
-              <w:top w:w="80" w:type="dxa"/>
+              <w:top w:w="100" w:type="dxa"/>
               <w:start w:w="120" w:type="dxa"/>
-              <w:bottom w:w="80" w:type="dxa"/>
+              <w:bottom w:w="100" w:type="dxa"/>
               <w:end w:w="120" w:type="dxa"/>
             </w:tcMar>
             <w:vAlign w:val="center"/>
           </w:tcPr>
           <w:p>
             <w:pPr>
-              <w:spacing w:before="0" w:after="40" w:line="252" w:lineRule="auto"/>
-              <w:jc w:val="left"/>
+              <w:spacing w:after="20" w:line="247" w:lineRule="auto"/>
             </w:pPr>
             <w:r/>
             <w:r>
               <w:rPr>
-                <w:rFonts w:ascii="Calibri" w:hAnsi="Calibri"/>
-                <w:color w:val="000000"/>
-                <w:sz w:val="19"/>
+                <w:rFonts w:ascii="Aptos" w:hAnsi="Aptos"/>
+                <w:b w:val="0"/>
+                <w:i w:val="0"/>
+                <w:color w:val="1A1F2C"/>
+                <w:sz w:val="17"/>
               </w:rPr>
               <w:t>1.00</w:t>
             </w:r>
@@ -2713,28 +1876,29 @@
         </w:tc>
         <w:tc>
           <w:tcPr>
-            <w:tcW w:type="dxa" w:w="3680"/>
+            <w:tcW w:type="dxa" w:w="5860"/>
             <w:tcMar>
-              <w:top w:w="80" w:type="dxa"/>
+              <w:top w:w="100" w:type="dxa"/>
               <w:start w:w="120" w:type="dxa"/>
-              <w:bottom w:w="80" w:type="dxa"/>
+              <w:bottom w:w="100" w:type="dxa"/>
               <w:end w:w="120" w:type="dxa"/>
             </w:tcMar>
             <w:vAlign w:val="center"/>
           </w:tcPr>
           <w:p>
             <w:pPr>
-              <w:spacing w:before="0" w:after="40" w:line="252" w:lineRule="auto"/>
-              <w:jc w:val="left"/>
+              <w:spacing w:after="20" w:line="247" w:lineRule="auto"/>
             </w:pPr>
             <w:r/>
             <w:r>
               <w:rPr>
-                <w:rFonts w:ascii="Calibri" w:hAnsi="Calibri"/>
-                <w:color w:val="000000"/>
-                <w:sz w:val="19"/>
+                <w:rFonts w:ascii="Aptos" w:hAnsi="Aptos"/>
+                <w:b w:val="0"/>
+                <w:i w:val="0"/>
+                <w:color w:val="1A1F2C"/>
+                <w:sz w:val="17"/>
               </w:rPr>
-              <w:t>All eight dimensions are company-specific, sourced, and connected to management levers</w:t>
+              <w:t>All eight required dimensions are company-specific, material, sourced, and connected to revenue mechanisms and management levers.</w:t>
             </w:r>
           </w:p>
         </w:tc>
@@ -2745,27 +1909,28 @@
         </w:trPr>
         <w:tc>
           <w:tcPr>
-            <w:tcW w:type="dxa" w:w="2200"/>
-            <w:shd w:fill="F7F3ED"/>
+            <w:tcW w:type="dxa" w:w="2600"/>
+            <w:shd w:fill="FAF8F3"/>
             <w:tcMar>
-              <w:top w:w="80" w:type="dxa"/>
+              <w:top w:w="100" w:type="dxa"/>
               <w:start w:w="120" w:type="dxa"/>
-              <w:bottom w:w="80" w:type="dxa"/>
+              <w:bottom w:w="100" w:type="dxa"/>
               <w:end w:w="120" w:type="dxa"/>
             </w:tcMar>
             <w:vAlign w:val="center"/>
           </w:tcPr>
           <w:p>
             <w:pPr>
-              <w:spacing w:before="0" w:after="40" w:line="252" w:lineRule="auto"/>
-              <w:jc w:val="left"/>
+              <w:spacing w:after="20" w:line="247" w:lineRule="auto"/>
             </w:pPr>
             <w:r/>
             <w:r>
               <w:rPr>
-                <w:rFonts w:ascii="Calibri" w:hAnsi="Calibri"/>
-                <w:color w:val="000000"/>
-                <w:sz w:val="19"/>
+                <w:rFonts w:ascii="Aptos" w:hAnsi="Aptos"/>
+                <w:b w:val="0"/>
+                <w:i w:val="0"/>
+                <w:color w:val="1A1F2C"/>
+                <w:sz w:val="17"/>
               </w:rPr>
               <w:t>Revenue history and comparability</w:t>
             </w:r>
@@ -2773,27 +1938,28 @@
         </w:tc>
         <w:tc>
           <w:tcPr>
-            <w:tcW w:type="dxa" w:w="3480"/>
-            <w:shd w:fill="F7F3ED"/>
+            <w:tcW w:type="dxa" w:w="900"/>
+            <w:shd w:fill="FAF8F3"/>
             <w:tcMar>
-              <w:top w:w="80" w:type="dxa"/>
+              <w:top w:w="100" w:type="dxa"/>
               <w:start w:w="120" w:type="dxa"/>
-              <w:bottom w:w="80" w:type="dxa"/>
+              <w:bottom w:w="100" w:type="dxa"/>
               <w:end w:w="120" w:type="dxa"/>
             </w:tcMar>
             <w:vAlign w:val="center"/>
           </w:tcPr>
           <w:p>
             <w:pPr>
-              <w:spacing w:before="0" w:after="40" w:line="252" w:lineRule="auto"/>
-              <w:jc w:val="left"/>
+              <w:spacing w:after="20" w:line="247" w:lineRule="auto"/>
             </w:pPr>
             <w:r/>
             <w:r>
               <w:rPr>
-                <w:rFonts w:ascii="Calibri" w:hAnsi="Calibri"/>
-                <w:color w:val="000000"/>
-                <w:sz w:val="19"/>
+                <w:rFonts w:ascii="Aptos" w:hAnsi="Aptos"/>
+                <w:b w:val="0"/>
+                <w:i w:val="0"/>
+                <w:color w:val="1A1F2C"/>
+                <w:sz w:val="17"/>
               </w:rPr>
               <w:t>1.25</w:t>
             </w:r>
@@ -2801,29 +1967,30 @@
         </w:tc>
         <w:tc>
           <w:tcPr>
-            <w:tcW w:type="dxa" w:w="3680"/>
-            <w:shd w:fill="F7F3ED"/>
+            <w:tcW w:type="dxa" w:w="5860"/>
+            <w:shd w:fill="FAF8F3"/>
             <w:tcMar>
-              <w:top w:w="80" w:type="dxa"/>
+              <w:top w:w="100" w:type="dxa"/>
               <w:start w:w="120" w:type="dxa"/>
-              <w:bottom w:w="80" w:type="dxa"/>
+              <w:bottom w:w="100" w:type="dxa"/>
               <w:end w:w="120" w:type="dxa"/>
             </w:tcMar>
             <w:vAlign w:val="center"/>
           </w:tcPr>
           <w:p>
             <w:pPr>
-              <w:spacing w:before="0" w:after="40" w:line="252" w:lineRule="auto"/>
-              <w:jc w:val="left"/>
+              <w:spacing w:after="20" w:line="247" w:lineRule="auto"/>
             </w:pPr>
             <w:r/>
             <w:r>
               <w:rPr>
-                <w:rFonts w:ascii="Calibri" w:hAnsi="Calibri"/>
-                <w:color w:val="000000"/>
-                <w:sz w:val="19"/>
+                <w:rFonts w:ascii="Aptos" w:hAnsi="Aptos"/>
+                <w:b w:val="0"/>
+                <w:i w:val="0"/>
+                <w:color w:val="1A1F2C"/>
+                <w:sz w:val="17"/>
               </w:rPr>
-              <w:t>Three to five years of total and material segment revenue; units, definitions, changes, growth, and reconciliation are clear</w:t>
+              <w:t>Three to five fiscal years of total and material segment or business-line revenue use clear currency, units, definitions, periods, sources, growth, and reconciliation; reporting changes are explained.</w:t>
             </w:r>
           </w:p>
         </w:tc>
@@ -2834,26 +2001,27 @@
         </w:trPr>
         <w:tc>
           <w:tcPr>
-            <w:tcW w:type="dxa" w:w="2200"/>
+            <w:tcW w:type="dxa" w:w="2600"/>
             <w:tcMar>
-              <w:top w:w="80" w:type="dxa"/>
+              <w:top w:w="100" w:type="dxa"/>
               <w:start w:w="120" w:type="dxa"/>
-              <w:bottom w:w="80" w:type="dxa"/>
+              <w:bottom w:w="100" w:type="dxa"/>
               <w:end w:w="120" w:type="dxa"/>
             </w:tcMar>
             <w:vAlign w:val="center"/>
           </w:tcPr>
           <w:p>
             <w:pPr>
-              <w:spacing w:before="0" w:after="40" w:line="252" w:lineRule="auto"/>
-              <w:jc w:val="left"/>
+              <w:spacing w:after="20" w:line="247" w:lineRule="auto"/>
             </w:pPr>
             <w:r/>
             <w:r>
               <w:rPr>
-                <w:rFonts w:ascii="Calibri" w:hAnsi="Calibri"/>
-                <w:color w:val="000000"/>
-                <w:sz w:val="19"/>
+                <w:rFonts w:ascii="Aptos" w:hAnsi="Aptos"/>
+                <w:b w:val="0"/>
+                <w:i w:val="0"/>
+                <w:color w:val="1A1F2C"/>
+                <w:sz w:val="17"/>
               </w:rPr>
               <w:t>Driver decomposition</w:t>
             </w:r>
@@ -2861,26 +2029,27 @@
         </w:tc>
         <w:tc>
           <w:tcPr>
-            <w:tcW w:type="dxa" w:w="3480"/>
+            <w:tcW w:type="dxa" w:w="900"/>
             <w:tcMar>
-              <w:top w:w="80" w:type="dxa"/>
+              <w:top w:w="100" w:type="dxa"/>
               <w:start w:w="120" w:type="dxa"/>
-              <w:bottom w:w="80" w:type="dxa"/>
+              <w:bottom w:w="100" w:type="dxa"/>
               <w:end w:w="120" w:type="dxa"/>
             </w:tcMar>
             <w:vAlign w:val="center"/>
           </w:tcPr>
           <w:p>
             <w:pPr>
-              <w:spacing w:before="0" w:after="40" w:line="252" w:lineRule="auto"/>
-              <w:jc w:val="left"/>
+              <w:spacing w:after="20" w:line="247" w:lineRule="auto"/>
             </w:pPr>
             <w:r/>
             <w:r>
               <w:rPr>
-                <w:rFonts w:ascii="Calibri" w:hAnsi="Calibri"/>
-                <w:color w:val="000000"/>
-                <w:sz w:val="19"/>
+                <w:rFonts w:ascii="Aptos" w:hAnsi="Aptos"/>
+                <w:b w:val="0"/>
+                <w:i w:val="0"/>
+                <w:color w:val="1A1F2C"/>
+                <w:sz w:val="17"/>
               </w:rPr>
               <w:t>1.25</w:t>
             </w:r>
@@ -2888,28 +2057,29 @@
         </w:tc>
         <w:tc>
           <w:tcPr>
-            <w:tcW w:type="dxa" w:w="3680"/>
+            <w:tcW w:type="dxa" w:w="5860"/>
             <w:tcMar>
-              <w:top w:w="80" w:type="dxa"/>
+              <w:top w:w="100" w:type="dxa"/>
               <w:start w:w="120" w:type="dxa"/>
-              <w:bottom w:w="80" w:type="dxa"/>
+              <w:bottom w:w="100" w:type="dxa"/>
               <w:end w:w="120" w:type="dxa"/>
             </w:tcMar>
             <w:vAlign w:val="center"/>
           </w:tcPr>
           <w:p>
             <w:pPr>
-              <w:spacing w:before="0" w:after="40" w:line="252" w:lineRule="auto"/>
-              <w:jc w:val="left"/>
+              <w:spacing w:after="20" w:line="247" w:lineRule="auto"/>
             </w:pPr>
             <w:r/>
             <w:r>
               <w:rPr>
-                <w:rFonts w:ascii="Calibri" w:hAnsi="Calibri"/>
-                <w:color w:val="000000"/>
-                <w:sz w:val="19"/>
+                <w:rFonts w:ascii="Aptos" w:hAnsi="Aptos"/>
+                <w:b w:val="0"/>
+                <w:i w:val="0"/>
+                <w:color w:val="1A1F2C"/>
+                <w:sz w:val="17"/>
               </w:rPr>
-              <w:t>Three to six company-relevant drivers distinguish quantified/directional evidence and durable/temporary effects</w:t>
+              <w:t>Three to six company-relevant drivers explain what changed; quantified and directional evidence are distinguished; and durable, temporary, acquisition, accounting, and macro effects are separated where relevant.</w:t>
             </w:r>
           </w:p>
         </w:tc>
@@ -2920,27 +2090,28 @@
         </w:trPr>
         <w:tc>
           <w:tcPr>
-            <w:tcW w:type="dxa" w:w="2200"/>
-            <w:shd w:fill="F7F3ED"/>
+            <w:tcW w:type="dxa" w:w="2600"/>
+            <w:shd w:fill="FAF8F3"/>
             <w:tcMar>
-              <w:top w:w="80" w:type="dxa"/>
+              <w:top w:w="100" w:type="dxa"/>
               <w:start w:w="120" w:type="dxa"/>
-              <w:bottom w:w="80" w:type="dxa"/>
+              <w:bottom w:w="100" w:type="dxa"/>
               <w:end w:w="120" w:type="dxa"/>
             </w:tcMar>
             <w:vAlign w:val="center"/>
           </w:tcPr>
           <w:p>
             <w:pPr>
-              <w:spacing w:before="0" w:after="40" w:line="252" w:lineRule="auto"/>
-              <w:jc w:val="left"/>
+              <w:spacing w:after="20" w:line="247" w:lineRule="auto"/>
             </w:pPr>
             <w:r/>
             <w:r>
               <w:rPr>
-                <w:rFonts w:ascii="Calibri" w:hAnsi="Calibri"/>
-                <w:color w:val="000000"/>
-                <w:sz w:val="19"/>
+                <w:rFonts w:ascii="Aptos" w:hAnsi="Aptos"/>
+                <w:b w:val="0"/>
+                <w:i w:val="0"/>
+                <w:color w:val="1A1F2C"/>
+                <w:sz w:val="17"/>
               </w:rPr>
               <w:t>Industry, competitors, peers, and market share</w:t>
             </w:r>
@@ -2948,27 +2119,28 @@
         </w:tc>
         <w:tc>
           <w:tcPr>
-            <w:tcW w:type="dxa" w:w="3480"/>
-            <w:shd w:fill="F7F3ED"/>
+            <w:tcW w:type="dxa" w:w="900"/>
+            <w:shd w:fill="FAF8F3"/>
             <w:tcMar>
-              <w:top w:w="80" w:type="dxa"/>
+              <w:top w:w="100" w:type="dxa"/>
               <w:start w:w="120" w:type="dxa"/>
-              <w:bottom w:w="80" w:type="dxa"/>
+              <w:bottom w:w="100" w:type="dxa"/>
               <w:end w:w="120" w:type="dxa"/>
             </w:tcMar>
             <w:vAlign w:val="center"/>
           </w:tcPr>
           <w:p>
             <w:pPr>
-              <w:spacing w:before="0" w:after="40" w:line="252" w:lineRule="auto"/>
-              <w:jc w:val="left"/>
+              <w:spacing w:after="20" w:line="247" w:lineRule="auto"/>
             </w:pPr>
             <w:r/>
             <w:r>
               <w:rPr>
-                <w:rFonts w:ascii="Calibri" w:hAnsi="Calibri"/>
-                <w:color w:val="000000"/>
-                <w:sz w:val="19"/>
+                <w:rFonts w:ascii="Aptos" w:hAnsi="Aptos"/>
+                <w:b w:val="0"/>
+                <w:i w:val="0"/>
+                <w:color w:val="1A1F2C"/>
+                <w:sz w:val="17"/>
               </w:rPr>
               <w:t>1.00</w:t>
             </w:r>
@@ -2976,29 +2148,30 @@
         </w:tc>
         <w:tc>
           <w:tcPr>
-            <w:tcW w:type="dxa" w:w="3680"/>
-            <w:shd w:fill="F7F3ED"/>
+            <w:tcW w:type="dxa" w:w="5860"/>
+            <w:shd w:fill="FAF8F3"/>
             <w:tcMar>
-              <w:top w:w="80" w:type="dxa"/>
+              <w:top w:w="100" w:type="dxa"/>
               <w:start w:w="120" w:type="dxa"/>
-              <w:bottom w:w="80" w:type="dxa"/>
+              <w:bottom w:w="100" w:type="dxa"/>
               <w:end w:w="120" w:type="dxa"/>
             </w:tcMar>
             <w:vAlign w:val="center"/>
           </w:tcPr>
           <w:p>
             <w:pPr>
-              <w:spacing w:before="0" w:after="40" w:line="252" w:lineRule="auto"/>
-              <w:jc w:val="left"/>
+              <w:spacing w:after="20" w:line="247" w:lineRule="auto"/>
             </w:pPr>
             <w:r/>
             <w:r>
               <w:rPr>
-                <w:rFonts w:ascii="Calibri" w:hAnsi="Calibri"/>
-                <w:color w:val="000000"/>
-                <w:sz w:val="19"/>
+                <w:rFonts w:ascii="Aptos" w:hAnsi="Aptos"/>
+                <w:b w:val="0"/>
+                <w:i w:val="0"/>
+                <w:color w:val="1A1F2C"/>
+                <w:sz w:val="17"/>
               </w:rPr>
-              <w:t>Demand context, competitors, defensible peer group, comparable growth, and supportable market-share treatment</w:t>
+              <w:t>Demand conditions, competitors, a defensible peer group, comparable peer growth, and supportable market-share context distinguish company-specific from industry effects; limitations are explicit.</w:t>
             </w:r>
           </w:p>
         </w:tc>
@@ -3009,26 +2182,27 @@
         </w:trPr>
         <w:tc>
           <w:tcPr>
-            <w:tcW w:type="dxa" w:w="2200"/>
+            <w:tcW w:type="dxa" w:w="2600"/>
             <w:tcMar>
-              <w:top w:w="80" w:type="dxa"/>
+              <w:top w:w="100" w:type="dxa"/>
               <w:start w:w="120" w:type="dxa"/>
-              <w:bottom w:w="80" w:type="dxa"/>
+              <w:bottom w:w="100" w:type="dxa"/>
               <w:end w:w="120" w:type="dxa"/>
             </w:tcMar>
             <w:vAlign w:val="center"/>
           </w:tcPr>
           <w:p>
             <w:pPr>
-              <w:spacing w:before="0" w:after="40" w:line="252" w:lineRule="auto"/>
-              <w:jc w:val="left"/>
+              <w:spacing w:after="20" w:line="247" w:lineRule="auto"/>
             </w:pPr>
             <w:r/>
             <w:r>
               <w:rPr>
-                <w:rFonts w:ascii="Calibri" w:hAnsi="Calibri"/>
-                <w:color w:val="000000"/>
-                <w:sz w:val="19"/>
+                <w:rFonts w:ascii="Aptos" w:hAnsi="Aptos"/>
+                <w:b w:val="0"/>
+                <w:i w:val="0"/>
+                <w:color w:val="1A1F2C"/>
+                <w:sz w:val="17"/>
               </w:rPr>
               <w:t>Leading indicators and revenue risks</w:t>
             </w:r>
@@ -3036,26 +2210,27 @@
         </w:tc>
         <w:tc>
           <w:tcPr>
-            <w:tcW w:type="dxa" w:w="3480"/>
+            <w:tcW w:type="dxa" w:w="900"/>
             <w:tcMar>
-              <w:top w:w="80" w:type="dxa"/>
+              <w:top w:w="100" w:type="dxa"/>
               <w:start w:w="120" w:type="dxa"/>
-              <w:bottom w:w="80" w:type="dxa"/>
+              <w:bottom w:w="100" w:type="dxa"/>
               <w:end w:w="120" w:type="dxa"/>
             </w:tcMar>
             <w:vAlign w:val="center"/>
           </w:tcPr>
           <w:p>
             <w:pPr>
-              <w:spacing w:before="0" w:after="40" w:line="252" w:lineRule="auto"/>
-              <w:jc w:val="left"/>
+              <w:spacing w:after="20" w:line="247" w:lineRule="auto"/>
             </w:pPr>
             <w:r/>
             <w:r>
               <w:rPr>
-                <w:rFonts w:ascii="Calibri" w:hAnsi="Calibri"/>
-                <w:color w:val="000000"/>
-                <w:sz w:val="19"/>
+                <w:rFonts w:ascii="Aptos" w:hAnsi="Aptos"/>
+                <w:b w:val="0"/>
+                <w:i w:val="0"/>
+                <w:color w:val="1A1F2C"/>
+                <w:sz w:val="17"/>
               </w:rPr>
               <w:t>1.00</w:t>
             </w:r>
@@ -3063,28 +2238,29 @@
         </w:tc>
         <w:tc>
           <w:tcPr>
-            <w:tcW w:type="dxa" w:w="3680"/>
+            <w:tcW w:type="dxa" w:w="5860"/>
             <w:tcMar>
-              <w:top w:w="80" w:type="dxa"/>
+              <w:top w:w="100" w:type="dxa"/>
               <w:start w:w="120" w:type="dxa"/>
-              <w:bottom w:w="80" w:type="dxa"/>
+              <w:bottom w:w="100" w:type="dxa"/>
               <w:end w:w="120" w:type="dxa"/>
             </w:tcMar>
             <w:vAlign w:val="center"/>
           </w:tcPr>
           <w:p>
             <w:pPr>
-              <w:spacing w:before="0" w:after="40" w:line="252" w:lineRule="auto"/>
-              <w:jc w:val="left"/>
+              <w:spacing w:after="20" w:line="247" w:lineRule="auto"/>
             </w:pPr>
             <w:r/>
             <w:r>
               <w:rPr>
-                <w:rFonts w:ascii="Calibri" w:hAnsi="Calibri"/>
-                <w:color w:val="000000"/>
-                <w:sz w:val="19"/>
+                <w:rFonts w:ascii="Aptos" w:hAnsi="Aptos"/>
+                <w:b w:val="0"/>
+                <w:i w:val="0"/>
+                <w:color w:val="1A1F2C"/>
+                <w:sz w:val="17"/>
               </w:rPr>
-              <w:t>Four to six indicators plus concentrations, seasonality, capacity constraints, and three to five principal risks with triggers</w:t>
+              <w:t>Four to six indicators and three to five principal risks address concentrations, seasonality, capacity constraints, and triggers; each connects to evidence and a forecast or decision use.</w:t>
             </w:r>
           </w:p>
         </w:tc>
@@ -3095,27 +2271,28 @@
         </w:trPr>
         <w:tc>
           <w:tcPr>
-            <w:tcW w:type="dxa" w:w="2200"/>
-            <w:shd w:fill="F7F3ED"/>
+            <w:tcW w:type="dxa" w:w="2600"/>
+            <w:shd w:fill="FAF8F3"/>
             <w:tcMar>
-              <w:top w:w="80" w:type="dxa"/>
+              <w:top w:w="100" w:type="dxa"/>
               <w:start w:w="120" w:type="dxa"/>
-              <w:bottom w:w="80" w:type="dxa"/>
+              <w:bottom w:w="100" w:type="dxa"/>
               <w:end w:w="120" w:type="dxa"/>
             </w:tcMar>
             <w:vAlign w:val="center"/>
           </w:tcPr>
           <w:p>
             <w:pPr>
-              <w:spacing w:before="0" w:after="40" w:line="252" w:lineRule="auto"/>
-              <w:jc w:val="left"/>
+              <w:spacing w:after="20" w:line="247" w:lineRule="auto"/>
             </w:pPr>
             <w:r/>
             <w:r>
               <w:rPr>
-                <w:rFonts w:ascii="Calibri" w:hAnsi="Calibri"/>
-                <w:color w:val="000000"/>
-                <w:sz w:val="19"/>
+                <w:rFonts w:ascii="Aptos" w:hAnsi="Aptos"/>
+                <w:b w:val="0"/>
+                <w:i w:val="0"/>
+                <w:color w:val="1A1F2C"/>
+                <w:sz w:val="17"/>
               </w:rPr>
               <w:t>Testable revenue hypothesis</w:t>
             </w:r>
@@ -3123,27 +2300,28 @@
         </w:tc>
         <w:tc>
           <w:tcPr>
-            <w:tcW w:type="dxa" w:w="3480"/>
-            <w:shd w:fill="F7F3ED"/>
+            <w:tcW w:type="dxa" w:w="900"/>
+            <w:shd w:fill="FAF8F3"/>
             <w:tcMar>
-              <w:top w:w="80" w:type="dxa"/>
+              <w:top w:w="100" w:type="dxa"/>
               <w:start w:w="120" w:type="dxa"/>
-              <w:bottom w:w="80" w:type="dxa"/>
+              <w:bottom w:w="100" w:type="dxa"/>
               <w:end w:w="120" w:type="dxa"/>
             </w:tcMar>
             <w:vAlign w:val="center"/>
           </w:tcPr>
           <w:p>
             <w:pPr>
-              <w:spacing w:before="0" w:after="40" w:line="252" w:lineRule="auto"/>
-              <w:jc w:val="left"/>
+              <w:spacing w:after="20" w:line="247" w:lineRule="auto"/>
             </w:pPr>
             <w:r/>
             <w:r>
               <w:rPr>
-                <w:rFonts w:ascii="Calibri" w:hAnsi="Calibri"/>
-                <w:color w:val="000000"/>
-                <w:sz w:val="19"/>
+                <w:rFonts w:ascii="Aptos" w:hAnsi="Aptos"/>
+                <w:b w:val="0"/>
+                <w:i w:val="0"/>
+                <w:color w:val="1A1F2C"/>
+                <w:sz w:val="17"/>
               </w:rPr>
               <w:t>1.25</w:t>
             </w:r>
@@ -3151,29 +2329,30 @@
         </w:tc>
         <w:tc>
           <w:tcPr>
-            <w:tcW w:type="dxa" w:w="3680"/>
-            <w:shd w:fill="F7F3ED"/>
+            <w:tcW w:type="dxa" w:w="5860"/>
+            <w:shd w:fill="FAF8F3"/>
             <w:tcMar>
-              <w:top w:w="80" w:type="dxa"/>
+              <w:top w:w="100" w:type="dxa"/>
               <w:start w:w="120" w:type="dxa"/>
-              <w:bottom w:w="80" w:type="dxa"/>
+              <w:bottom w:w="100" w:type="dxa"/>
               <w:end w:w="120" w:type="dxa"/>
             </w:tcMar>
             <w:vAlign w:val="center"/>
           </w:tcPr>
           <w:p>
             <w:pPr>
-              <w:spacing w:before="0" w:after="40" w:line="252" w:lineRule="auto"/>
-              <w:jc w:val="left"/>
+              <w:spacing w:after="20" w:line="247" w:lineRule="auto"/>
             </w:pPr>
             <w:r/>
             <w:r>
               <w:rPr>
-                <w:rFonts w:ascii="Calibri" w:hAnsi="Calibri"/>
-                <w:color w:val="000000"/>
-                <w:sz w:val="19"/>
+                <w:rFonts w:ascii="Aptos" w:hAnsi="Aptos"/>
+                <w:b w:val="0"/>
+                <w:i w:val="0"/>
+                <w:color w:val="1A1F2C"/>
+                <w:sz w:val="17"/>
               </w:rPr>
-              <w:t>One specific claim names mechanism, effect, period, support, falsification evidence, and alternative explanation</w:t>
+              <w:t>One specific claim names a mechanism, directional effect, period, supporting evidence, falsification evidence, and an alternative explanation, without unsupported precision.</w:t>
             </w:r>
           </w:p>
         </w:tc>
@@ -3184,26 +2363,27 @@
         </w:trPr>
         <w:tc>
           <w:tcPr>
-            <w:tcW w:type="dxa" w:w="2200"/>
+            <w:tcW w:type="dxa" w:w="2600"/>
             <w:tcMar>
-              <w:top w:w="80" w:type="dxa"/>
+              <w:top w:w="100" w:type="dxa"/>
               <w:start w:w="120" w:type="dxa"/>
-              <w:bottom w:w="80" w:type="dxa"/>
+              <w:bottom w:w="100" w:type="dxa"/>
               <w:end w:w="120" w:type="dxa"/>
             </w:tcMar>
             <w:vAlign w:val="center"/>
           </w:tcPr>
           <w:p>
             <w:pPr>
-              <w:spacing w:before="0" w:after="40" w:line="252" w:lineRule="auto"/>
-              <w:jc w:val="left"/>
+              <w:spacing w:after="20" w:line="247" w:lineRule="auto"/>
             </w:pPr>
             <w:r/>
             <w:r>
               <w:rPr>
-                <w:rFonts w:ascii="Calibri" w:hAnsi="Calibri"/>
-                <w:color w:val="000000"/>
-                <w:sz w:val="19"/>
+                <w:rFonts w:ascii="Aptos" w:hAnsi="Aptos"/>
+                <w:b w:val="0"/>
+                <w:i w:val="0"/>
+                <w:color w:val="1A1F2C"/>
+                <w:sz w:val="17"/>
               </w:rPr>
               <w:t>Forecast, valuation, CFO, evidence, and challenge linkage</w:t>
             </w:r>
@@ -3211,26 +2391,27 @@
         </w:tc>
         <w:tc>
           <w:tcPr>
-            <w:tcW w:type="dxa" w:w="3480"/>
+            <w:tcW w:type="dxa" w:w="900"/>
             <w:tcMar>
-              <w:top w:w="80" w:type="dxa"/>
+              <w:top w:w="100" w:type="dxa"/>
               <w:start w:w="120" w:type="dxa"/>
-              <w:bottom w:w="80" w:type="dxa"/>
+              <w:bottom w:w="100" w:type="dxa"/>
               <w:end w:w="120" w:type="dxa"/>
             </w:tcMar>
             <w:vAlign w:val="center"/>
           </w:tcPr>
           <w:p>
             <w:pPr>
-              <w:spacing w:before="0" w:after="40" w:line="252" w:lineRule="auto"/>
-              <w:jc w:val="left"/>
+              <w:spacing w:after="20" w:line="247" w:lineRule="auto"/>
             </w:pPr>
             <w:r/>
             <w:r>
               <w:rPr>
-                <w:rFonts w:ascii="Calibri" w:hAnsi="Calibri"/>
-                <w:color w:val="000000"/>
-                <w:sz w:val="19"/>
+                <w:rFonts w:ascii="Aptos" w:hAnsi="Aptos"/>
+                <w:b w:val="0"/>
+                <w:i w:val="0"/>
+                <w:color w:val="1A1F2C"/>
+                <w:sz w:val="17"/>
               </w:rPr>
               <w:t>1.25</w:t>
             </w:r>
@@ -3238,28 +2419,29 @@
         </w:tc>
         <w:tc>
           <w:tcPr>
-            <w:tcW w:type="dxa" w:w="3680"/>
+            <w:tcW w:type="dxa" w:w="5860"/>
             <w:tcMar>
-              <w:top w:w="80" w:type="dxa"/>
+              <w:top w:w="100" w:type="dxa"/>
               <w:start w:w="120" w:type="dxa"/>
-              <w:bottom w:w="80" w:type="dxa"/>
+              <w:bottom w:w="100" w:type="dxa"/>
               <w:end w:w="120" w:type="dxa"/>
             </w:tcMar>
             <w:vAlign w:val="center"/>
           </w:tcPr>
           <w:p>
             <w:pPr>
-              <w:spacing w:before="0" w:after="40" w:line="252" w:lineRule="auto"/>
-              <w:jc w:val="left"/>
+              <w:spacing w:after="20" w:line="247" w:lineRule="auto"/>
             </w:pPr>
             <w:r/>
             <w:r>
               <w:rPr>
-                <w:rFonts w:ascii="Calibri" w:hAnsi="Calibri"/>
-                <w:color w:val="000000"/>
-                <w:sz w:val="19"/>
+                <w:rFonts w:ascii="Aptos" w:hAnsi="Aptos"/>
+                <w:b w:val="0"/>
+                <w:i w:val="0"/>
+                <w:color w:val="1A1F2C"/>
+                <w:sz w:val="17"/>
               </w:rPr>
-              <w:t>Base/upside/downside bridge, CFO decision relevance, complete evidence register, and verified skeptical-CFO judgment</w:t>
+              <w:t>Base, upside, and downside driver paths flow to later forecast and valuation channels and the CFO decision; the evidence register is traceable; and the skeptical-CFO challenge is independently checked and judged by the student.</w:t>
             </w:r>
           </w:p>
         </w:tc>
@@ -3270,28 +2452,28 @@
         </w:trPr>
         <w:tc>
           <w:tcPr>
-            <w:tcW w:type="dxa" w:w="2200"/>
-            <w:shd w:fill="F7F3ED"/>
+            <w:tcW w:type="dxa" w:w="2600"/>
+            <w:shd w:fill="FAF8F3"/>
             <w:tcMar>
-              <w:top w:w="80" w:type="dxa"/>
+              <w:top w:w="100" w:type="dxa"/>
               <w:start w:w="120" w:type="dxa"/>
-              <w:bottom w:w="80" w:type="dxa"/>
+              <w:bottom w:w="100" w:type="dxa"/>
               <w:end w:w="120" w:type="dxa"/>
             </w:tcMar>
             <w:vAlign w:val="center"/>
           </w:tcPr>
           <w:p>
             <w:pPr>
-              <w:spacing w:before="0" w:after="40" w:line="252" w:lineRule="auto"/>
-              <w:jc w:val="left"/>
+              <w:spacing w:after="20" w:line="247" w:lineRule="auto"/>
             </w:pPr>
             <w:r/>
             <w:r>
               <w:rPr>
-                <w:rFonts w:ascii="Calibri" w:hAnsi="Calibri"/>
-                <w:b/>
-                <w:color w:val="000000"/>
-                <w:sz w:val="19"/>
+                <w:rFonts w:ascii="Aptos" w:hAnsi="Aptos"/>
+                <w:b w:val="0"/>
+                <w:i w:val="0"/>
+                <w:color w:val="1A1F2C"/>
+                <w:sz w:val="17"/>
               </w:rPr>
               <w:t>Total</w:t>
             </w:r>
@@ -3299,28 +2481,28 @@
         </w:tc>
         <w:tc>
           <w:tcPr>
-            <w:tcW w:type="dxa" w:w="3480"/>
-            <w:shd w:fill="F7F3ED"/>
+            <w:tcW w:type="dxa" w:w="900"/>
+            <w:shd w:fill="FAF8F3"/>
             <w:tcMar>
-              <w:top w:w="80" w:type="dxa"/>
+              <w:top w:w="100" w:type="dxa"/>
               <w:start w:w="120" w:type="dxa"/>
-              <w:bottom w:w="80" w:type="dxa"/>
+              <w:bottom w:w="100" w:type="dxa"/>
               <w:end w:w="120" w:type="dxa"/>
             </w:tcMar>
             <w:vAlign w:val="center"/>
           </w:tcPr>
           <w:p>
             <w:pPr>
-              <w:spacing w:before="0" w:after="40" w:line="252" w:lineRule="auto"/>
-              <w:jc w:val="left"/>
+              <w:spacing w:after="20" w:line="247" w:lineRule="auto"/>
             </w:pPr>
             <w:r/>
             <w:r>
               <w:rPr>
-                <w:rFonts w:ascii="Calibri" w:hAnsi="Calibri"/>
-                <w:b/>
-                <w:color w:val="000000"/>
-                <w:sz w:val="19"/>
+                <w:rFonts w:ascii="Aptos" w:hAnsi="Aptos"/>
+                <w:b w:val="0"/>
+                <w:i w:val="0"/>
+                <w:color w:val="1A1F2C"/>
+                <w:sz w:val="17"/>
               </w:rPr>
               <w:t>8.00</w:t>
             </w:r>
@@ -3328,30 +2510,30 @@
         </w:tc>
         <w:tc>
           <w:tcPr>
-            <w:tcW w:type="dxa" w:w="3680"/>
-            <w:shd w:fill="F7F3ED"/>
+            <w:tcW w:type="dxa" w:w="5860"/>
+            <w:shd w:fill="FAF8F3"/>
             <w:tcMar>
-              <w:top w:w="80" w:type="dxa"/>
+              <w:top w:w="100" w:type="dxa"/>
               <w:start w:w="120" w:type="dxa"/>
-              <w:bottom w:w="80" w:type="dxa"/>
+              <w:bottom w:w="100" w:type="dxa"/>
               <w:end w:w="120" w:type="dxa"/>
             </w:tcMar>
             <w:vAlign w:val="center"/>
           </w:tcPr>
           <w:p>
             <w:pPr>
-              <w:spacing w:before="0" w:after="40" w:line="252" w:lineRule="auto"/>
-              <w:jc w:val="left"/>
+              <w:spacing w:after="20" w:line="247" w:lineRule="auto"/>
             </w:pPr>
             <w:r/>
             <w:r>
               <w:rPr>
-                <w:rFonts w:ascii="Calibri" w:hAnsi="Calibri"/>
-                <w:b/>
-                <w:color w:val="000000"/>
-                <w:sz w:val="19"/>
+                <w:rFonts w:ascii="Aptos" w:hAnsi="Aptos"/>
+                <w:b w:val="0"/>
+                <w:i w:val="0"/>
+                <w:color w:val="1A1F2C"/>
+                <w:sz w:val="17"/>
               </w:rPr>
-              <w:t>Part of the capstone's 25 milestone/model/revision points</w:t>
+              <w:t>Part of the capstone's 25 milestone, model, and revision points.</w:t>
             </w:r>
           </w:p>
         </w:tc>
@@ -3359,235 +2541,264 @@
     </w:tbl>
     <w:p>
       <w:pPr>
-        <w:spacing w:before="0" w:after="40" w:line="264" w:lineRule="auto"/>
+        <w:spacing w:after="20"/>
       </w:pPr>
     </w:p>
     <w:p>
       <w:pPr>
-        <w:spacing w:before="0" w:after="120" w:line="264" w:lineRule="auto"/>
+        <w:spacing w:after="100"/>
       </w:pPr>
       <w:r>
         <w:rPr>
-          <w:rFonts w:ascii="Calibri" w:hAnsi="Calibri"/>
-          <w:color w:val="000000"/>
-          <w:sz w:val="22"/>
+          <w:rFonts w:ascii="Aptos" w:hAnsi="Aptos"/>
+          <w:b w:val="0"/>
+          <w:i w:val="0"/>
+          <w:color w:val="1A1F2C"/>
+          <w:sz w:val="21"/>
         </w:rPr>
         <w:t>The detailed performance-level rubric is provided separately. Missing, invented, or unusable evidence may receive zero within the affected criterion.</w:t>
       </w:r>
     </w:p>
     <w:p>
       <w:pPr>
-        <w:pStyle w:val="Heading2"/>
+        <w:pStyle w:val="Heading1"/>
+        <w:keepNext/>
       </w:pPr>
       <w:r>
-        <w:rPr>
-          <w:rFonts w:ascii="Calibri" w:hAnsi="Calibri"/>
-          <w:color w:val="175FA9"/>
-          <w:sz w:val="26"/>
-        </w:rPr>
         <w:t>Before you submit</w:t>
       </w:r>
     </w:p>
     <w:p>
       <w:pPr>
-        <w:pStyle w:val="ListBullet"/>
+        <w:ind w:left="317" w:hanging="317"/>
       </w:pPr>
       <w:r>
         <w:rPr>
-          <w:rFonts w:ascii="Calibri" w:hAnsi="Calibri"/>
-          <w:color w:val="000000"/>
-          <w:sz w:val="22"/>
+          <w:rFonts w:ascii="Aptos" w:hAnsi="Aptos"/>
+          <w:b w:val="0"/>
+          <w:i w:val="0"/>
+          <w:color w:val="1A1F2C"/>
+          <w:sz w:val="21"/>
         </w:rPr>
-        <w:t>The approved company and CFO decision remain unchanged or an approved revision is documented.</w:t>
+        <w:t>☐ The approved company and CFO decision remain unchanged, or an approved revision is documented.</w:t>
       </w:r>
     </w:p>
     <w:p>
       <w:pPr>
-        <w:pStyle w:val="ListBullet"/>
+        <w:ind w:left="317" w:hanging="317"/>
       </w:pPr>
       <w:r>
         <w:rPr>
-          <w:rFonts w:ascii="Calibri" w:hAnsi="Calibri"/>
-          <w:color w:val="000000"/>
-          <w:sz w:val="22"/>
+          <w:rFonts w:ascii="Aptos" w:hAnsi="Aptos"/>
+          <w:b w:val="0"/>
+          <w:i w:val="0"/>
+          <w:color w:val="1A1F2C"/>
+          <w:sz w:val="21"/>
         </w:rPr>
-        <w:t>All eight revenue-engine dimensions are completed.</w:t>
+        <w:t>☐ All eight revenue-engine dimensions are complete and three to five comparable fiscal years are entered.</w:t>
       </w:r>
     </w:p>
     <w:p>
       <w:pPr>
-        <w:pStyle w:val="ListBullet"/>
+        <w:ind w:left="317" w:hanging="317"/>
       </w:pPr>
       <w:r>
         <w:rPr>
-          <w:rFonts w:ascii="Calibri" w:hAnsi="Calibri"/>
-          <w:color w:val="000000"/>
-          <w:sz w:val="22"/>
+          <w:rFonts w:ascii="Aptos" w:hAnsi="Aptos"/>
+          <w:b w:val="0"/>
+          <w:i w:val="0"/>
+          <w:color w:val="1A1F2C"/>
+          <w:sz w:val="21"/>
         </w:rPr>
-        <w:t>Three to five comparable fiscal years of total revenue are entered.</w:t>
+        <w:t>☐ Material segment or business-line revenue is entered, or the disclosure limitation is explained.</w:t>
       </w:r>
     </w:p>
     <w:p>
       <w:pPr>
-        <w:pStyle w:val="ListBullet"/>
+        <w:ind w:left="317" w:hanging="317"/>
       </w:pPr>
       <w:r>
         <w:rPr>
-          <w:rFonts w:ascii="Calibri" w:hAnsi="Calibri"/>
-          <w:color w:val="000000"/>
-          <w:sz w:val="22"/>
+          <w:rFonts w:ascii="Aptos" w:hAnsi="Aptos"/>
+          <w:b w:val="0"/>
+          <w:i w:val="0"/>
+          <w:color w:val="1A1F2C"/>
+          <w:sz w:val="21"/>
         </w:rPr>
-        <w:t>Material segment or business-line revenue is entered or the disclosure limitation is explained.</w:t>
+        <w:t>☐ Segment sums reconcile to reported revenue, or the difference is explained.</w:t>
       </w:r>
     </w:p>
     <w:p>
       <w:pPr>
-        <w:pStyle w:val="ListBullet"/>
+        <w:ind w:left="317" w:hanging="317"/>
       </w:pPr>
       <w:r>
         <w:rPr>
-          <w:rFonts w:ascii="Calibri" w:hAnsi="Calibri"/>
-          <w:color w:val="000000"/>
-          <w:sz w:val="22"/>
+          <w:rFonts w:ascii="Aptos" w:hAnsi="Aptos"/>
+          <w:b w:val="0"/>
+          <w:i w:val="0"/>
+          <w:color w:val="1A1F2C"/>
+          <w:sz w:val="21"/>
         </w:rPr>
-        <w:t>Segment sums and reported total revenue reconcile or the difference is explained.</w:t>
+        <w:t>☐ Three to six material drivers distinguish quantified and directional evidence and durable and temporary effects.</w:t>
       </w:r>
     </w:p>
     <w:p>
       <w:pPr>
-        <w:pStyle w:val="ListBullet"/>
+        <w:ind w:left="317" w:hanging="317"/>
       </w:pPr>
       <w:r>
         <w:rPr>
-          <w:rFonts w:ascii="Calibri" w:hAnsi="Calibri"/>
-          <w:color w:val="000000"/>
-          <w:sz w:val="22"/>
+          <w:rFonts w:ascii="Aptos" w:hAnsi="Aptos"/>
+          <w:b w:val="0"/>
+          <w:i w:val="0"/>
+          <w:color w:val="1A1F2C"/>
+          <w:sz w:val="21"/>
         </w:rPr>
-        <w:t>Three to six material drivers are analyzed using disclosed or credible evidence.</w:t>
+        <w:t>☐ Industry demand, competitors, peer growth, market-share treatment, indicators, risks, concentrations, seasonality, and constraints are addressed.</w:t>
       </w:r>
     </w:p>
     <w:p>
       <w:pPr>
-        <w:pStyle w:val="ListBullet"/>
+        <w:ind w:left="317" w:hanging="317"/>
       </w:pPr>
       <w:r>
         <w:rPr>
-          <w:rFonts w:ascii="Calibri" w:hAnsi="Calibri"/>
-          <w:color w:val="000000"/>
-          <w:sz w:val="22"/>
+          <w:rFonts w:ascii="Aptos" w:hAnsi="Aptos"/>
+          <w:b w:val="0"/>
+          <w:i w:val="0"/>
+          <w:color w:val="1A1F2C"/>
+          <w:sz w:val="21"/>
         </w:rPr>
-        <w:t>Industry demand, competitors, peer growth, and market-share treatment are included.</w:t>
+        <w:t>☐ The hypothesis passes the quality checklist and drives base, upside, and downside assumptions without claiming a finished valuation.</w:t>
       </w:r>
     </w:p>
     <w:p>
       <w:pPr>
-        <w:pStyle w:val="ListBullet"/>
+        <w:ind w:left="317" w:hanging="317"/>
       </w:pPr>
       <w:r>
         <w:rPr>
-          <w:rFonts w:ascii="Calibri" w:hAnsi="Calibri"/>
-          <w:color w:val="000000"/>
-          <w:sz w:val="22"/>
+          <w:rFonts w:ascii="Aptos" w:hAnsi="Aptos"/>
+          <w:b w:val="0"/>
+          <w:i w:val="0"/>
+          <w:color w:val="1A1F2C"/>
+          <w:sz w:val="21"/>
         </w:rPr>
-        <w:t>Four to six leading indicators and three to five principal risks are recorded.</w:t>
+        <w:t>☐ The CFO implication and pause, change, or reject trigger are stated.</w:t>
       </w:r>
     </w:p>
     <w:p>
       <w:pPr>
-        <w:pStyle w:val="ListBullet"/>
+        <w:ind w:left="317" w:hanging="317"/>
       </w:pPr>
       <w:r>
         <w:rPr>
-          <w:rFonts w:ascii="Calibri" w:hAnsi="Calibri"/>
-          <w:color w:val="000000"/>
-          <w:sz w:val="22"/>
+          <w:rFonts w:ascii="Aptos" w:hAnsi="Aptos"/>
+          <w:b w:val="0"/>
+          <w:i w:val="0"/>
+          <w:color w:val="1A1F2C"/>
+          <w:sz w:val="21"/>
         </w:rPr>
-        <w:t>Concentration, seasonality, and capacity constraints are addressed, including “not material/not disclosed” with evidence when appropriate.</w:t>
+        <w:t>☐ The Evidence Register includes sources, dates, periods, units, definitions, locations, uses, peer rationale, and limitations.</w:t>
       </w:r>
     </w:p>
     <w:p>
       <w:pPr>
-        <w:pStyle w:val="ListBullet"/>
+        <w:ind w:left="317" w:hanging="317"/>
       </w:pPr>
       <w:r>
         <w:rPr>
-          <w:rFonts w:ascii="Calibri" w:hAnsi="Calibri"/>
-          <w:color w:val="000000"/>
-          <w:sz w:val="22"/>
+          <w:rFonts w:ascii="Aptos" w:hAnsi="Aptos"/>
+          <w:b w:val="0"/>
+          <w:i w:val="0"/>
+          <w:color w:val="1A1F2C"/>
+          <w:sz w:val="21"/>
         </w:rPr>
-        <w:t>One hypothesis passes every item in the hypothesis-quality checklist.</w:t>
+        <w:t>☐ The skeptical-CFO record shows independent verification and student accept, modify, or reject judgment.</w:t>
       </w:r>
     </w:p>
     <w:p>
       <w:pPr>
-        <w:pStyle w:val="ListBullet"/>
+        <w:ind w:left="317" w:hanging="317"/>
       </w:pPr>
       <w:r>
         <w:rPr>
-          <w:rFonts w:ascii="Calibri" w:hAnsi="Calibri"/>
-          <w:color w:val="000000"/>
-          <w:sz w:val="22"/>
+          <w:rFonts w:ascii="Aptos" w:hAnsi="Aptos"/>
+          <w:b w:val="0"/>
+          <w:i w:val="0"/>
+          <w:color w:val="1A1F2C"/>
+          <w:sz w:val="21"/>
         </w:rPr>
-        <w:t>Base, upside, and downside assumptions connect to the hypothesis without claiming a finished valuation.</w:t>
+        <w:t>☐ Checks &amp; Submission shows PASS or an honest, instructor-reviewable limitation.</w:t>
       </w:r>
     </w:p>
+    <w:tbl>
+      <w:tblPr>
+        <w:tblStyle w:val="TableGrid"/>
+        <w:tblW w:type="dxa" w:w="9360"/>
+        <w:jc w:val="left"/>
+        <w:tblLayout w:type="fixed"/>
+        <w:tblLook w:firstColumn="1" w:firstRow="1" w:lastColumn="0" w:lastRow="0" w:noHBand="0" w:noVBand="1" w:val="04A0"/>
+        <w:tblInd w:w="120" w:type="dxa"/>
+      </w:tblPr>
+      <w:tblGrid>
+        <w:gridCol w:w="9360"/>
+      </w:tblGrid>
+      <w:tr>
+        <w:trPr>
+          <w:cantSplit/>
+        </w:trPr>
+        <w:tc>
+          <w:tcPr>
+            <w:tcW w:type="dxa" w:w="9360"/>
+            <w:shd w:fill="EDF3F7"/>
+            <w:tcMar>
+              <w:top w:w="100" w:type="dxa"/>
+              <w:start w:w="120" w:type="dxa"/>
+              <w:bottom w:w="100" w:type="dxa"/>
+              <w:end w:w="120" w:type="dxa"/>
+            </w:tcMar>
+            <w:vAlign w:val="center"/>
+          </w:tcPr>
+          <w:p>
+            <w:pPr>
+              <w:spacing w:after="40"/>
+            </w:pPr>
+            <w:r>
+              <w:rPr>
+                <w:rFonts w:ascii="Aptos" w:hAnsi="Aptos"/>
+                <w:b/>
+                <w:i w:val="0"/>
+                <w:color w:val="355773"/>
+                <w:sz w:val="19"/>
+              </w:rPr>
+              <w:t xml:space="preserve">WHAT PASS MEANS  </w:t>
+            </w:r>
+            <w:r>
+              <w:rPr>
+                <w:rFonts w:ascii="Aptos" w:hAnsi="Aptos"/>
+                <w:b w:val="0"/>
+                <w:i w:val="0"/>
+                <w:color w:val="152536"/>
+                <w:sz w:val="21"/>
+              </w:rPr>
+              <w:t>PASS on the workbook's Checks &amp; Submission sheet confirms that the required fields and structural checks are complete. It does not guarantee full credit or prove that the analysis, evidence, or judgment is correct.</w:t>
+            </w:r>
+          </w:p>
+        </w:tc>
+      </w:tr>
+    </w:tbl>
     <w:p>
       <w:pPr>
-        <w:pStyle w:val="ListBullet"/>
+        <w:spacing w:after="20"/>
       </w:pPr>
-      <w:r>
-        <w:rPr>
-          <w:rFonts w:ascii="Calibri" w:hAnsi="Calibri"/>
-          <w:color w:val="000000"/>
-          <w:sz w:val="22"/>
-        </w:rPr>
-        <w:t>The CFO decision implication and pause/change/reject trigger are stated.</w:t>
-      </w:r>
-    </w:p>
-    <w:p>
-      <w:pPr>
-        <w:pStyle w:val="ListBullet"/>
-      </w:pPr>
-      <w:r>
-        <w:rPr>
-          <w:rFonts w:ascii="Calibri" w:hAnsi="Calibri"/>
-          <w:color w:val="000000"/>
-          <w:sz w:val="22"/>
-        </w:rPr>
-        <w:t>The evidence register labels sources, dates, periods, units, definitions, locations, uses, peer groups, and limitations.</w:t>
-      </w:r>
-    </w:p>
-    <w:p>
-      <w:pPr>
-        <w:pStyle w:val="ListBullet"/>
-      </w:pPr>
-      <w:r>
-        <w:rPr>
-          <w:rFonts w:ascii="Calibri" w:hAnsi="Calibri"/>
-          <w:color w:val="000000"/>
-          <w:sz w:val="22"/>
-        </w:rPr>
-        <w:t>The skeptical-CFO record shows independent verification and student accept/modify/reject judgment.</w:t>
-      </w:r>
-    </w:p>
-    <w:p>
-      <w:pPr>
-        <w:pStyle w:val="ListBullet"/>
-      </w:pPr>
-      <w:r>
-        <w:rPr>
-          <w:rFonts w:ascii="Calibri" w:hAnsi="Calibri"/>
-          <w:color w:val="000000"/>
-          <w:sz w:val="22"/>
-        </w:rPr>
-        <w:t>The workbook's required checks show PASS or an honest, instructor-reviewable limitation.</w:t>
-      </w:r>
     </w:p>
     <w:sectPr>
       <w:headerReference w:type="default" r:id="rId9"/>
       <w:footerReference w:type="default" r:id="rId10"/>
       <w:pgSz w:w="12240" w:h="15840"/>
-      <w:pgMar w:top="1440" w:right="1440" w:bottom="1440" w:left="1440" w:header="708" w:footer="708" w:gutter="0"/>
+      <w:pgMar w:top="1123" w:right="1440" w:bottom="1037" w:left="1440" w:header="504" w:footer="504" w:gutter="0"/>
       <w:cols w:space="720"/>
       <w:docGrid w:linePitch="360"/>
     </w:sectPr>
@@ -3604,13 +2815,16 @@
     </w:pPr>
     <w:r>
       <w:rPr>
-        <w:rFonts w:ascii="Calibri" w:hAnsi="Calibri"/>
-        <w:color w:val="5E6B75"/>
-        <w:sz w:val="18"/>
-      </w:rPr>
-      <w:t xml:space="preserve">Page </w:t>
+        <w:rFonts w:ascii="Aptos" w:hAnsi="Aptos"/>
+        <w:b w:val="0"/>
+        <w:i w:val="0"/>
+        <w:color w:val="5B6472"/>
+        <w:sz w:val="17"/>
+      </w:rPr>
       <w:fldChar w:fldCharType="begin"/>
       <w:instrText xml:space="preserve"> PAGE </w:instrText>
+      <w:fldChar w:fldCharType="separate"/>
+      <w:t>1</w:t>
       <w:fldChar w:fldCharType="end"/>
     </w:r>
   </w:p>
@@ -3622,15 +2836,15 @@
   <w:p>
     <w:pPr>
       <w:pStyle w:val="Header"/>
-      <w:spacing w:after="0"/>
       <w:jc w:val="left"/>
     </w:pPr>
     <w:r>
       <w:rPr>
-        <w:rFonts w:ascii="Calibri" w:hAnsi="Calibri"/>
-        <w:b/>
-        <w:color w:val="5E6B75"/>
-        <w:sz w:val="18"/>
+        <w:rFonts w:ascii="Aptos" w:hAnsi="Aptos"/>
+        <w:b/>
+        <w:i w:val="0"/>
+        <w:color w:val="5B6472"/>
+        <w:sz w:val="17"/>
       </w:rPr>
       <w:t>BUS311 Corporate Finance  |  Individual Company Capstone</w:t>
     </w:r>
@@ -3837,60 +3051,6 @@
   </w:num>
   <w:num w:numId="9">
     <w:abstractNumId w:val="0"/>
-  </w:num>
-  <w:abstractNum w:abstractNumId="9">
-    <w:multiLevelType w:val="singleLevel"/>
-    <w:lvl w:ilvl="0">
-      <w:start w:val="1"/>
-      <w:numFmt w:val="decimal"/>
-      <w:lvlText w:val="%1."/>
-      <w:suff w:val="tab"/>
-      <w:pPr>
-        <w:tabs>
-          <w:tab w:val="num" w:pos="720"/>
-        </w:tabs>
-        <w:ind w:left="720" w:hanging="360"/>
-      </w:pPr>
-    </w:lvl>
-  </w:abstractNum>
-  <w:num w:numId="10">
-    <w:abstractNumId w:val="9"/>
-  </w:num>
-  <w:abstractNum w:abstractNumId="10">
-    <w:multiLevelType w:val="singleLevel"/>
-    <w:lvl w:ilvl="0">
-      <w:start w:val="1"/>
-      <w:numFmt w:val="decimal"/>
-      <w:lvlText w:val="%1."/>
-      <w:suff w:val="tab"/>
-      <w:pPr>
-        <w:tabs>
-          <w:tab w:val="num" w:pos="720"/>
-        </w:tabs>
-        <w:ind w:left="720" w:hanging="360"/>
-      </w:pPr>
-    </w:lvl>
-  </w:abstractNum>
-  <w:num w:numId="11">
-    <w:abstractNumId w:val="10"/>
-  </w:num>
-  <w:abstractNum w:abstractNumId="11">
-    <w:multiLevelType w:val="singleLevel"/>
-    <w:lvl w:ilvl="0">
-      <w:start w:val="1"/>
-      <w:numFmt w:val="decimal"/>
-      <w:lvlText w:val="%1."/>
-      <w:suff w:val="tab"/>
-      <w:pPr>
-        <w:tabs>
-          <w:tab w:val="num" w:pos="720"/>
-        </w:tabs>
-        <w:ind w:left="720" w:hanging="360"/>
-      </w:pPr>
-    </w:lvl>
-  </w:abstractNum>
-  <w:num w:numId="12">
-    <w:abstractNumId w:val="11"/>
   </w:num>
 </w:numbering>
 </file>
@@ -4056,11 +3216,11 @@
     <w:qFormat/>
     <w:rsid w:val="00FC693F"/>
     <w:pPr>
-      <w:spacing w:after="120" w:line="264" w:lineRule="auto"/>
+      <w:spacing w:after="100" w:line="259" w:lineRule="auto"/>
     </w:pPr>
     <w:rPr>
-      <w:rFonts w:ascii="Calibri" w:hAnsi="Calibri"/>
-      <w:sz w:val="22"/>
+      <w:rFonts w:ascii="Aptos" w:hAnsi="Aptos"/>
+      <w:sz w:val="21"/>
     </w:rPr>
   </w:style>
   <w:style w:type="paragraph" w:styleId="Header">
@@ -4118,14 +3278,14 @@
     <w:pPr>
       <w:keepNext/>
       <w:keepLines/>
-      <w:spacing w:before="320" w:after="160"/>
+      <w:spacing w:before="260" w:after="120"/>
       <w:outlineLvl w:val="0"/>
     </w:pPr>
     <w:rPr>
-      <w:rFonts w:asciiTheme="majorHAnsi" w:eastAsiaTheme="majorEastAsia" w:hAnsiTheme="majorHAnsi" w:cstheme="majorBidi" w:ascii="Calibri" w:hAnsi="Calibri"/>
+      <w:rFonts w:asciiTheme="majorHAnsi" w:eastAsiaTheme="majorEastAsia" w:hAnsiTheme="majorHAnsi" w:cstheme="majorBidi" w:ascii="Aptos Display" w:hAnsi="Aptos Display"/>
       <w:b/>
       <w:bCs/>
-      <w:color w:val="175FA9"/>
+      <w:color w:val="152536"/>
       <w:sz w:val="32"/>
       <w:szCs w:val="28"/>
     </w:rPr>
@@ -4142,14 +3302,14 @@
     <w:pPr>
       <w:keepNext/>
       <w:keepLines/>
-      <w:spacing w:before="240" w:after="120"/>
+      <w:spacing w:before="200" w:after="100"/>
       <w:outlineLvl w:val="1"/>
     </w:pPr>
     <w:rPr>
-      <w:rFonts w:asciiTheme="majorHAnsi" w:eastAsiaTheme="majorEastAsia" w:hAnsiTheme="majorHAnsi" w:cstheme="majorBidi" w:ascii="Calibri" w:hAnsi="Calibri"/>
+      <w:rFonts w:asciiTheme="majorHAnsi" w:eastAsiaTheme="majorEastAsia" w:hAnsiTheme="majorHAnsi" w:cstheme="majorBidi" w:ascii="Aptos Display" w:hAnsi="Aptos Display"/>
       <w:b/>
       <w:bCs/>
-      <w:color w:val="175FA9"/>
+      <w:color w:val="355773"/>
       <w:sz w:val="26"/>
       <w:szCs w:val="26"/>
     </w:rPr>
@@ -4170,11 +3330,11 @@
       <w:outlineLvl w:val="2"/>
     </w:pPr>
     <w:rPr>
-      <w:rFonts w:asciiTheme="majorHAnsi" w:eastAsiaTheme="majorEastAsia" w:hAnsiTheme="majorHAnsi" w:cstheme="majorBidi" w:ascii="Calibri" w:hAnsi="Calibri"/>
+      <w:rFonts w:asciiTheme="majorHAnsi" w:eastAsiaTheme="majorEastAsia" w:hAnsiTheme="majorHAnsi" w:cstheme="majorBidi" w:ascii="Aptos Display" w:hAnsi="Aptos Display"/>
       <w:b/>
       <w:bCs/>
-      <w:color w:val="0A2540"/>
-      <w:sz w:val="24"/>
+      <w:color w:val="152536"/>
+      <w:sz w:val="23"/>
     </w:rPr>
   </w:style>
   <w:style w:type="paragraph" w:styleId="Heading4">
@@ -4590,13 +3750,13 @@
       <w:numPr>
         <w:numId w:val="1"/>
       </w:numPr>
-      <w:spacing w:after="160" w:line="280" w:lineRule="auto"/>
-      <w:ind w:left="720" w:hanging="360"/>
+      <w:spacing w:after="100"/>
+      <w:ind w:left="547" w:hanging="288"/>
       <w:contextualSpacing/>
     </w:pPr>
     <w:rPr>
-      <w:rFonts w:ascii="Calibri" w:hAnsi="Calibri"/>
-      <w:sz w:val="22"/>
+      <w:rFonts w:ascii="Aptos" w:hAnsi="Aptos"/>
+      <w:sz w:val="21"/>
     </w:rPr>
   </w:style>
   <w:style w:type="paragraph" w:styleId="ListBullet2">
@@ -4635,13 +3795,13 @@
       <w:numPr>
         <w:numId w:val="5"/>
       </w:numPr>
-      <w:spacing w:after="160" w:line="280" w:lineRule="auto"/>
-      <w:ind w:left="720" w:hanging="360"/>
+      <w:spacing w:after="100"/>
+      <w:ind w:left="547" w:hanging="288"/>
       <w:contextualSpacing/>
     </w:pPr>
     <w:rPr>
-      <w:rFonts w:ascii="Calibri" w:hAnsi="Calibri"/>
-      <w:sz w:val="22"/>
+      <w:rFonts w:ascii="Aptos" w:hAnsi="Aptos"/>
+      <w:sz w:val="21"/>
     </w:rPr>
   </w:style>
   <w:style w:type="paragraph" w:styleId="ListNumber2">
